--- a/docs/Pile-Optimizer-User-Guide.docx
+++ b/docs/Pile-Optimizer-User-Guide.docx
@@ -360,7 +360,7 @@
                 <w:szCs w:val="17"/>
                 <w:shd w:fill="F0F0F0" w:color="auto" w:val="clear"/>
               </w:rPr>
-              <w:t xml:space="preserve">962d668</w:t>
+              <w:t xml:space="preserve">fd796dc</w:t>
             </w:r>
           </w:p>
         </w:tc>
@@ -616,15 +616,15 @@
                 <w:szCs w:val="16"/>
                 <w:shd w:fill="F0F0F0" w:color="auto" w:val="clear"/>
               </w:rPr>
-              <w:t xml:space="preserve">962d668</w:t>
-            </w:r>
-            <w:r>
-              <w:rPr>
-                <w:rFonts w:ascii="Arial" w:cs="Arial" w:eastAsia="Arial" w:hAnsi="Arial"/>
-                <w:sz w:val="18"/>
-                <w:szCs w:val="18"/>
-              </w:rPr>
-              <w:t xml:space="preserve"> and checked by running the application in a browser with the sample file. The behaviour listed under Known issues (section 12) was reproduced. Other behaviour is described from the source code. Where the help text on screen and the code disagree, this guide follows the code.</w:t>
+              <w:t xml:space="preserve">fd796dc</w:t>
+            </w:r>
+            <w:r>
+              <w:rPr>
+                <w:rFonts w:ascii="Arial" w:cs="Arial" w:eastAsia="Arial" w:hAnsi="Arial"/>
+                <w:sz w:val="18"/>
+                <w:szCs w:val="18"/>
+              </w:rPr>
+              <w:t xml:space="preserve"> and checked by running the application in a browser with the sample file. The known issues marked “reproduced” in section 12 were seen in a running copy; other behaviour is described from the source code. Where the help text on screen and the code disagree, this guide follows the code.</w:t>
             </w:r>
           </w:p>
         </w:tc>
@@ -1284,7 +1284,7 @@
               <w:fldChar w:fldCharType="separate"/>
             </w:r>
             <w:r>
-              <w:t>11</w:t>
+              <w:t>12</w:t>
             </w:r>
             <w:r>
               <w:fldChar w:fldCharType="end"/>
@@ -1315,7 +1315,7 @@
               <w:fldChar w:fldCharType="separate"/>
             </w:r>
             <w:r>
-              <w:t>11</w:t>
+              <w:t>12</w:t>
             </w:r>
             <w:r>
               <w:fldChar w:fldCharType="end"/>
@@ -1408,7 +1408,7 @@
               <w:fldChar w:fldCharType="separate"/>
             </w:r>
             <w:r>
-              <w:t>14</w:t>
+              <w:t>15</w:t>
             </w:r>
             <w:r>
               <w:fldChar w:fldCharType="end"/>
@@ -1439,7 +1439,7 @@
               <w:fldChar w:fldCharType="separate"/>
             </w:r>
             <w:r>
-              <w:t>15</w:t>
+              <w:t>16</w:t>
             </w:r>
             <w:r>
               <w:fldChar w:fldCharType="end"/>
@@ -1470,7 +1470,7 @@
               <w:fldChar w:fldCharType="separate"/>
             </w:r>
             <w:r>
-              <w:t>16</w:t>
+              <w:t>17</w:t>
             </w:r>
             <w:r>
               <w:fldChar w:fldCharType="end"/>
@@ -1501,7 +1501,7 @@
               <w:fldChar w:fldCharType="separate"/>
             </w:r>
             <w:r>
-              <w:t>16</w:t>
+              <w:t>17</w:t>
             </w:r>
             <w:r>
               <w:fldChar w:fldCharType="end"/>
@@ -1532,7 +1532,7 @@
               <w:fldChar w:fldCharType="separate"/>
             </w:r>
             <w:r>
-              <w:t>17</w:t>
+              <w:t>18</w:t>
             </w:r>
             <w:r>
               <w:fldChar w:fldCharType="end"/>
@@ -1563,7 +1563,7 @@
               <w:fldChar w:fldCharType="separate"/>
             </w:r>
             <w:r>
-              <w:t>17</w:t>
+              <w:t>18</w:t>
             </w:r>
             <w:r>
               <w:fldChar w:fldCharType="end"/>
@@ -1594,7 +1594,7 @@
               <w:fldChar w:fldCharType="separate"/>
             </w:r>
             <w:r>
-              <w:t>18</w:t>
+              <w:t>19</w:t>
             </w:r>
             <w:r>
               <w:fldChar w:fldCharType="end"/>
@@ -1625,7 +1625,7 @@
               <w:fldChar w:fldCharType="separate"/>
             </w:r>
             <w:r>
-              <w:t>18</w:t>
+              <w:t>19</w:t>
             </w:r>
             <w:r>
               <w:fldChar w:fldCharType="end"/>
@@ -1656,7 +1656,7 @@
               <w:fldChar w:fldCharType="separate"/>
             </w:r>
             <w:r>
-              <w:t>18</w:t>
+              <w:t>19</w:t>
             </w:r>
             <w:r>
               <w:fldChar w:fldCharType="end"/>
@@ -1687,7 +1687,7 @@
               <w:fldChar w:fldCharType="separate"/>
             </w:r>
             <w:r>
-              <w:t>19</w:t>
+              <w:t>20</w:t>
             </w:r>
             <w:r>
               <w:fldChar w:fldCharType="end"/>
@@ -1718,7 +1718,7 @@
               <w:fldChar w:fldCharType="separate"/>
             </w:r>
             <w:r>
-              <w:t>19</w:t>
+              <w:t>20</w:t>
             </w:r>
             <w:r>
               <w:fldChar w:fldCharType="end"/>
@@ -1749,7 +1749,7 @@
               <w:fldChar w:fldCharType="separate"/>
             </w:r>
             <w:r>
-              <w:t>19</w:t>
+              <w:t>21</w:t>
             </w:r>
             <w:r>
               <w:fldChar w:fldCharType="end"/>
@@ -1780,7 +1780,7 @@
               <w:fldChar w:fldCharType="separate"/>
             </w:r>
             <w:r>
-              <w:t>19</w:t>
+              <w:t>21</w:t>
             </w:r>
             <w:r>
               <w:fldChar w:fldCharType="end"/>
@@ -1811,7 +1811,7 @@
               <w:fldChar w:fldCharType="separate"/>
             </w:r>
             <w:r>
-              <w:t>20</w:t>
+              <w:t>21</w:t>
             </w:r>
             <w:r>
               <w:fldChar w:fldCharType="end"/>
@@ -1842,7 +1842,7 @@
               <w:fldChar w:fldCharType="separate"/>
             </w:r>
             <w:r>
-              <w:t>20</w:t>
+              <w:t>21</w:t>
             </w:r>
             <w:r>
               <w:fldChar w:fldCharType="end"/>
@@ -1873,7 +1873,7 @@
               <w:fldChar w:fldCharType="separate"/>
             </w:r>
             <w:r>
-              <w:t>20</w:t>
+              <w:t>21</w:t>
             </w:r>
             <w:r>
               <w:fldChar w:fldCharType="end"/>
@@ -1904,7 +1904,7 @@
               <w:fldChar w:fldCharType="separate"/>
             </w:r>
             <w:r>
-              <w:t>21</w:t>
+              <w:t>22</w:t>
             </w:r>
             <w:r>
               <w:fldChar w:fldCharType="end"/>
@@ -1935,7 +1935,7 @@
               <w:fldChar w:fldCharType="separate"/>
             </w:r>
             <w:r>
-              <w:t>22</w:t>
+              <w:t>24</w:t>
             </w:r>
             <w:r>
               <w:fldChar w:fldCharType="end"/>
@@ -1966,7 +1966,7 @@
               <w:fldChar w:fldCharType="separate"/>
             </w:r>
             <w:r>
-              <w:t>23</w:t>
+              <w:t>24</w:t>
             </w:r>
             <w:r>
               <w:fldChar w:fldCharType="end"/>
@@ -1997,7 +1997,7 @@
               <w:fldChar w:fldCharType="separate"/>
             </w:r>
             <w:r>
-              <w:t>23</w:t>
+              <w:t>24</w:t>
             </w:r>
             <w:r>
               <w:fldChar w:fldCharType="end"/>
@@ -2028,7 +2028,7 @@
               <w:fldChar w:fldCharType="separate"/>
             </w:r>
             <w:r>
-              <w:t>24</w:t>
+              <w:t>26</w:t>
             </w:r>
             <w:r>
               <w:fldChar w:fldCharType="end"/>
@@ -2059,7 +2059,7 @@
               <w:fldChar w:fldCharType="separate"/>
             </w:r>
             <w:r>
-              <w:t>24</w:t>
+              <w:t>26</w:t>
             </w:r>
             <w:r>
               <w:fldChar w:fldCharType="end"/>
@@ -2075,7 +2075,7 @@
           </w:pPr>
           <w:hyperlink w:anchor="_Toc100046" w:history="1">
             <w:r>
-              <w:t xml:space="preserve">12.1  The Profile tab can blank the page (reproduced)</w:t>
+              <w:t xml:space="preserve">12.1  Issues</w:t>
             </w:r>
             <w:r>
               <w:tab/>
@@ -2090,38 +2090,7 @@
               <w:fldChar w:fldCharType="separate"/>
             </w:r>
             <w:r>
-              <w:t>25</w:t>
-            </w:r>
-            <w:r>
-              <w:fldChar w:fldCharType="end"/>
-            </w:r>
-          </w:hyperlink>
-        </w:p>
-        <w:p>
-          <w:pPr>
-            <w:pStyle w:val="TOC2"/>
-            <w:tabs>
-              <w:tab w:val="right" w:leader="dot" w:pos="9360"/>
-            </w:tabs>
-          </w:pPr>
-          <w:hyperlink w:anchor="_Toc100047" w:history="1">
-            <w:r>
-              <w:t xml:space="preserve">12.2  Other issues (K2 to K13)</w:t>
-            </w:r>
-            <w:r>
-              <w:tab/>
-            </w:r>
-            <w:r>
-              <w:fldChar w:fldCharType="begin"/>
-            </w:r>
-            <w:r>
-              <w:instrText xml:space="preserve"> PAGEREF _Toc100047 \h </w:instrText>
-            </w:r>
-            <w:r>
-              <w:fldChar w:fldCharType="separate"/>
-            </w:r>
-            <w:r>
-              <w:t>25</w:t>
+              <w:t>26</w:t>
             </w:r>
             <w:r>
               <w:fldChar w:fldCharType="end"/>
@@ -2135,7 +2104,7 @@
               <w:tab w:val="right" w:leader="dot" w:pos="9360"/>
             </w:tabs>
           </w:pPr>
-          <w:hyperlink w:anchor="_Toc100048" w:history="1">
+          <w:hyperlink w:anchor="_Toc100047" w:history="1">
             <w:r>
               <w:t xml:space="preserve">Appendix A  Sample file excerpt</w:t>
             </w:r>
@@ -2146,13 +2115,13 @@
               <w:fldChar w:fldCharType="begin"/>
             </w:r>
             <w:r>
-              <w:instrText xml:space="preserve"> PAGEREF _Toc100048 \h </w:instrText>
+              <w:instrText xml:space="preserve"> PAGEREF _Toc100047 \h </w:instrText>
             </w:r>
             <w:r>
               <w:fldChar w:fldCharType="separate"/>
             </w:r>
             <w:r>
-              <w:t>26</w:t>
+              <w:t>27</w:t>
             </w:r>
             <w:r>
               <w:fldChar w:fldCharType="end"/>
@@ -4231,93 +4200,6 @@
         <w:t xml:space="preserve"> if you want a named, versioned copy that you or a colleague can reopen later.</w:t>
       </w:r>
     </w:p>
-    <w:tbl>
-      <w:tblPr>
-        <w:tblW w:type="dxa" w:w="9360"/>
-        <w:tblBorders>
-          <w:top w:val="none" w:color="FFFFFF" w:sz="0"/>
-          <w:left w:val="single" w:color="AD1F2B" w:sz="30"/>
-          <w:bottom w:val="none" w:color="FFFFFF" w:sz="0"/>
-          <w:right w:val="none" w:color="FFFFFF" w:sz="0"/>
-          <w:insideH w:val="none" w:color="FFFFFF" w:sz="0"/>
-          <w:insideV w:val="none" w:color="FFFFFF" w:sz="0"/>
-        </w:tblBorders>
-        <w:tblLayout w:type="fixed"/>
-      </w:tblPr>
-      <w:tblGrid>
-        <w:gridCol w:w="9360"/>
-      </w:tblGrid>
-      <w:tr>
-        <w:trPr>
-          <w:cantSplit/>
-        </w:trPr>
-        <w:tc>
-          <w:tcPr>
-            <w:tcW w:type="dxa" w:w="9360"/>
-            <w:shd w:fill="FBEDEE" w:color="auto" w:val="clear"/>
-            <w:tcMar>
-              <w:top w:type="dxa" w:w="90"/>
-              <w:left w:type="dxa" w:w="160"/>
-              <w:bottom w:type="dxa" w:w="60"/>
-              <w:right w:type="dxa" w:w="140"/>
-            </w:tcMar>
-          </w:tcPr>
-          <w:p>
-            <w:pPr>
-              <w:keepNext/>
-              <w:spacing w:after="50"/>
-            </w:pPr>
-            <w:r>
-              <w:rPr>
-                <w:rFonts w:ascii="Arial" w:cs="Arial" w:eastAsia="Arial" w:hAnsi="Arial"/>
-                <w:b/>
-                <w:bCs/>
-                <w:color w:val="AD1F2B"/>
-                <w:sz w:val="19"/>
-                <w:szCs w:val="19"/>
-              </w:rPr>
-              <w:t xml:space="preserve">Known issue: the Profile tab can blank the page</w:t>
-            </w:r>
-          </w:p>
-          <w:p>
-            <w:pPr>
-              <w:spacing w:after="50" w:line="260"/>
-            </w:pPr>
-            <w:r>
-              <w:rPr>
-                <w:rFonts w:ascii="Arial" w:cs="Arial" w:eastAsia="Arial" w:hAnsi="Arial"/>
-                <w:sz w:val="18"/>
-                <w:szCs w:val="18"/>
-              </w:rPr>
-              <w:t xml:space="preserve">If the </w:t>
-            </w:r>
-            <w:r>
-              <w:rPr>
-                <w:rFonts w:ascii="Arial" w:cs="Arial" w:eastAsia="Arial" w:hAnsi="Arial"/>
-                <w:b/>
-                <w:bCs/>
-                <w:sz w:val="18"/>
-                <w:szCs w:val="18"/>
-              </w:rPr>
-              <w:t xml:space="preserve">Profile</w:t>
-            </w:r>
-            <w:r>
-              <w:rPr>
-                <w:rFonts w:ascii="Arial" w:cs="Arial" w:eastAsia="Arial" w:hAnsi="Arial"/>
-                <w:sz w:val="18"/>
-                <w:szCs w:val="18"/>
-              </w:rPr>
-              <w:t xml:space="preserve"> tab is open and the selected tracker is anything other than a straight line, the whole page goes blank. The same happens when you click a row in the Fleet or Adjacency tables that opens the Profile tab for such a tracker. Reload the page to recover. Section 12.1 explains how to avoid it.</w:t>
-            </w:r>
-          </w:p>
-        </w:tc>
-      </w:tr>
-    </w:tbl>
-    <w:p>
-      <w:pPr>
-        <w:spacing w:after="140"/>
-      </w:pPr>
-    </w:p>
     <w:p>
       <w:pPr>
         <w:pStyle w:val="Heading1"/>
@@ -5720,7 +5602,25 @@
                 <w:sz w:val="18"/>
                 <w:szCs w:val="18"/>
               </w:rPr>
-              <w:t xml:space="preserve">If no sheet qualifies, the tool says “No sheet with TrackerID, Northing, Easting, ExistingGround columns found.” In practice an Excel file is accepted when it has TrackerID, Northing and ExistingGround; a missing Easting column is filled with 0 for every pile, which disables the E–W checks. Do not rely on that: always include Easting.</w:t>
+              <w:t xml:space="preserve">If no sheet qualifies, the tool says “No sheet with TrackerID, Northing, Easting, ExistingGround columns found.” In practice an Excel sheet qualifies when it has TrackerID, Northing and ExistingGround headers </w:t>
+            </w:r>
+            <w:r>
+              <w:rPr>
+                <w:rFonts w:ascii="Arial" w:cs="Arial" w:eastAsia="Arial" w:hAnsi="Arial"/>
+                <w:b/>
+                <w:bCs/>
+                <w:sz w:val="18"/>
+                <w:szCs w:val="18"/>
+              </w:rPr>
+              <w:t xml:space="preserve">and</w:t>
+            </w:r>
+            <w:r>
+              <w:rPr>
+                <w:rFonts w:ascii="Arial" w:cs="Arial" w:eastAsia="Arial" w:hAnsi="Arial"/>
+                <w:sz w:val="18"/>
+                <w:szCs w:val="18"/>
+              </w:rPr>
+              <w:t xml:space="preserve"> at least one row with a TrackerID and numeric Northing and ExistingGround; the same message appears when the headers are right but no row has numbers, so check the data as well as the headers. A missing Easting column is filled with 0 for every pile, which disables the E–W checks. Do not rely on that: always include Easting.</w:t>
             </w:r>
           </w:p>
         </w:tc>
@@ -6237,7 +6137,7 @@
           <w:sz w:val="20"/>
           <w:szCs w:val="20"/>
         </w:rPr>
-        <w:t xml:space="preserve">Pile numbers shown in the Piles and Adjacency tabs count from the </w:t>
+        <w:t xml:space="preserve">Pile numbers are not the same in every view. The </w:t>
       </w:r>
       <w:r>
         <w:rPr>
@@ -6247,6 +6147,24 @@
           <w:sz w:val="20"/>
           <w:szCs w:val="20"/>
         </w:rPr>
+        <w:t xml:space="preserve">Piles</w:t>
+      </w:r>
+      <w:r>
+        <w:rPr>
+          <w:rFonts w:ascii="Arial" w:cs="Arial" w:eastAsia="Arial" w:hAnsi="Arial"/>
+          <w:sz w:val="20"/>
+          <w:szCs w:val="20"/>
+        </w:rPr>
+        <w:t xml:space="preserve"> tab and the pile columns of the E–W flag table count from the </w:t>
+      </w:r>
+      <w:r>
+        <w:rPr>
+          <w:rFonts w:ascii="Arial" w:cs="Arial" w:eastAsia="Arial" w:hAnsi="Arial"/>
+          <w:b/>
+          <w:bCs/>
+          <w:sz w:val="20"/>
+          <w:szCs w:val="20"/>
+        </w:rPr>
         <w:t xml:space="preserve">north</w:t>
       </w:r>
       <w:r>
@@ -6255,7 +6173,25 @@
           <w:sz w:val="20"/>
           <w:szCs w:val="20"/>
         </w:rPr>
-        <w:t xml:space="preserve">: pile 1 is the northernmost pile.</w:t>
+        <w:t xml:space="preserve"> (pile 1 is the northernmost pile). The violation messages on the Profile tab (“Pile 4: reveal …”) and the pile columns of the residual E–W table that appears after Apply E-W Corrections count from the </w:t>
+      </w:r>
+      <w:r>
+        <w:rPr>
+          <w:rFonts w:ascii="Arial" w:cs="Arial" w:eastAsia="Arial" w:hAnsi="Arial"/>
+          <w:b/>
+          <w:bCs/>
+          <w:sz w:val="20"/>
+          <w:szCs w:val="20"/>
+        </w:rPr>
+        <w:t xml:space="preserve">south</w:t>
+      </w:r>
+      <w:r>
+        <w:rPr>
+          <w:rFonts w:ascii="Arial" w:cs="Arial" w:eastAsia="Arial" w:hAnsi="Arial"/>
+          <w:sz w:val="20"/>
+          <w:szCs w:val="20"/>
+        </w:rPr>
+        <w:t xml:space="preserve"> (known issue K25). When in doubt, match piles by northing.</w:t>
       </w:r>
     </w:p>
     <w:p>
@@ -6304,7 +6240,7 @@
           <w:sz w:val="20"/>
           <w:szCs w:val="20"/>
         </w:rPr>
-        <w:t xml:space="preserve">Numbers are stored as numbers, not as text with units or thousands separators.</w:t>
+        <w:t xml:space="preserve">Numbers are stored as numbers, not as text with units or thousands separators. Such text is not rejected: an Excel text cell “460 ft” is read as 460 and “1,234.5” as 1, with no message (known issue K28).</w:t>
       </w:r>
     </w:p>
     <w:p>
@@ -8116,7 +8052,7 @@
                 <w:sz w:val="18"/>
                 <w:szCs w:val="18"/>
               </w:rPr>
-              <w:t xml:space="preserve">Lowest allowed pile reveal. Piles below it need fill or a higher tube.</w:t>
+              <w:t xml:space="preserve">Lowest allowed pile reveal. A pile below it needs cut (ground lowered) or a higher tube.</w:t>
             </w:r>
           </w:p>
         </w:tc>
@@ -8233,7 +8169,7 @@
                 <w:sz w:val="18"/>
                 <w:szCs w:val="18"/>
               </w:rPr>
-              <w:t xml:space="preserve">Highest allowed pile reveal. Piles above it need cut or a lower tube.</w:t>
+              <w:t xml:space="preserve">Highest allowed pile reveal. A pile above it needs fill (ground raised) or a lower tube.</w:t>
             </w:r>
           </w:p>
         </w:tc>
@@ -9580,6 +9516,24 @@
           <w:szCs w:val="20"/>
         </w:rPr>
         <w:t xml:space="preserve">The same slope and slope-change limits apply to every tracker, whatever method solves it.</w:t>
+      </w:r>
+    </w:p>
+    <w:p>
+      <w:pPr>
+        <w:pStyle w:val="ListParagraph"/>
+        <w:numPr>
+          <w:ilvl w:val="0"/>
+          <w:numId w:val="2"/>
+        </w:numPr>
+        <w:spacing w:after="60" w:line="270"/>
+      </w:pPr>
+      <w:r>
+        <w:rPr>
+          <w:rFonts w:ascii="Arial" w:cs="Arial" w:eastAsia="Arial" w:hAnsi="Arial"/>
+          <w:sz w:val="20"/>
+          <w:szCs w:val="20"/>
+        </w:rPr>
+        <w:t xml:space="preserve">On the Input &amp; Export tab, the one-line descriptions of Min Reveal and Max Reveal have cut and fill the wrong way round (known issue K24). The table above is correct.</w:t>
       </w:r>
     </w:p>
     <w:p>
@@ -10336,7 +10290,27 @@
                 <w:sz w:val="18"/>
                 <w:szCs w:val="18"/>
               </w:rPr>
-              <w:t xml:space="preserve">Yes.</w:t>
+              <w:t xml:space="preserve">Top of pile, reveal, ground and cut/fill: yes. The method label, the Status marks and the exported Tube Slope, Slope Delta and Solution Type: </w:t>
+            </w:r>
+            <w:r>
+              <w:rPr>
+                <w:rFonts w:ascii="Arial" w:cs="Arial" w:eastAsia="Arial" w:hAnsi="Arial"/>
+                <w:b/>
+                <w:bCs/>
+                <w:sz w:val="18"/>
+                <w:szCs w:val="18"/>
+              </w:rPr>
+              <w:t xml:space="preserve">no</w:t>
+            </w:r>
+            <w:r>
+              <w:rPr>
+                <w:rFonts w:ascii="Arial" w:cs="Arial" w:eastAsia="Arial" w:hAnsi="Arial"/>
+                <w:b w:val="false"/>
+                <w:bCs w:val="false"/>
+                <w:sz w:val="18"/>
+                <w:szCs w:val="18"/>
+              </w:rPr>
+              <w:t xml:space="preserve"> (known issue K13).</w:t>
             </w:r>
           </w:p>
         </w:tc>
@@ -10688,7 +10662,7 @@
                 <w:sz w:val="18"/>
                 <w:szCs w:val="18"/>
               </w:rPr>
-              <w:t xml:space="preserve">One straight line satisfies every limit. Reported only when every slope change is below 0.000001, that is, the tube is exactly straight.</w:t>
+              <w:t xml:space="preserve">One straight line satisfies every limit. Reported only when every slope change is below 0.000001, that is, the tube is exactly straight. Taken from the solver’s label, so corrections do not change it.</w:t>
             </w:r>
           </w:p>
         </w:tc>
@@ -10863,7 +10837,7 @@
                 <w:sz w:val="18"/>
                 <w:szCs w:val="18"/>
               </w:rPr>
-              <w:t xml:space="preserve">Earthwork is needed; the Cut and Fill columns are non-zero.</w:t>
+              <w:t xml:space="preserve">The tracker’s cut and fill, as currently shown (so including any corrections), add up to more than 0.001 ft; the Cut and Fill columns are non-zero.</w:t>
             </w:r>
           </w:p>
         </w:tc>
@@ -10952,7 +10926,7 @@
                 <w:sz w:val="18"/>
                 <w:szCs w:val="18"/>
               </w:rPr>
-              <w:t xml:space="preserve">The same three classes, as counts.</w:t>
+              <w:t xml:space="preserve">Counts by the solver’s label. Needs Regrade means the solve itself ended with more than 0.01 ft of cut and fill in total. Corrections do not change these counts, and the thresholds differ slightly from the Fleet table’s “TF w/Grade”.</w:t>
             </w:r>
           </w:p>
         </w:tc>
@@ -11038,7 +11012,7 @@
                 <w:sz w:val="18"/>
                 <w:szCs w:val="18"/>
               </w:rPr>
-              <w:t xml:space="preserve">The same three classes, per tracker.</w:t>
+              <w:t xml:space="preserve">The same solver label as the Fleet Summary, per tracker. Corrections do not change it (known issue K13).</w:t>
             </w:r>
           </w:p>
         </w:tc>
@@ -11161,7 +11135,7 @@
           <w:sz w:val="20"/>
           <w:szCs w:val="20"/>
         </w:rPr>
-        <w:t xml:space="preserve">The Profile tab explains how the first pass solved the selected tracker and draws its elevation profile.</w:t>
+        <w:t xml:space="preserve">The Profile tab explains how the first pass solved the selected tracker and draws its elevation profile. It works for every tracker, whichever step of the first pass solved it.</w:t>
       </w:r>
     </w:p>
     <w:p>
@@ -11236,244 +11210,6 @@
     </w:p>
     <w:p>
       <w:pPr>
-        <w:pStyle w:val="ListParagraph"/>
-        <w:numPr>
-          <w:ilvl w:val="0"/>
-          <w:numId w:val="2"/>
-        </w:numPr>
-        <w:spacing w:after="60" w:line="270"/>
-      </w:pPr>
-      <w:r>
-        <w:rPr>
-          <w:rFonts w:ascii="Arial" w:cs="Arial" w:eastAsia="Arial" w:hAnsi="Arial"/>
-          <w:b/>
-          <w:bCs/>
-          <w:sz w:val="20"/>
-          <w:szCs w:val="20"/>
-        </w:rPr>
-        <w:t xml:space="preserve">Method Logic</w:t>
-      </w:r>
-      <w:r>
-        <w:rPr>
-          <w:rFonts w:ascii="Arial" w:cs="Arial" w:eastAsia="Arial" w:hAnsi="Arial"/>
-          <w:sz w:val="20"/>
-          <w:szCs w:val="20"/>
-        </w:rPr>
-        <w:t xml:space="preserve">: a badge (for example “Straight Line — No Earthwork”), a sentence explaining the decision, and a </w:t>
-      </w:r>
-      <w:r>
-        <w:rPr>
-          <w:rFonts w:ascii="Arial" w:cs="Arial" w:eastAsia="Arial" w:hAnsi="Arial"/>
-          <w:b/>
-          <w:bCs/>
-          <w:sz w:val="20"/>
-          <w:szCs w:val="20"/>
-        </w:rPr>
-        <w:t xml:space="preserve">Decision Path</w:t>
-      </w:r>
-      <w:r>
-        <w:rPr>
-          <w:rFonts w:ascii="Arial" w:cs="Arial" w:eastAsia="Arial" w:hAnsi="Arial"/>
-          <w:sz w:val="20"/>
-          <w:szCs w:val="20"/>
-        </w:rPr>
-        <w:t xml:space="preserve"> showing which step was accepted. When earthwork is needed it adds an </w:t>
-      </w:r>
-      <w:r>
-        <w:rPr>
-          <w:rFonts w:ascii="Arial" w:cs="Arial" w:eastAsia="Arial" w:hAnsi="Arial"/>
-          <w:b/>
-          <w:bCs/>
-          <w:sz w:val="20"/>
-          <w:szCs w:val="20"/>
-        </w:rPr>
-        <w:t xml:space="preserve">Earthwork Balance</w:t>
-      </w:r>
-      <w:r>
-        <w:rPr>
-          <w:rFonts w:ascii="Arial" w:cs="Arial" w:eastAsia="Arial" w:hAnsi="Arial"/>
-          <w:sz w:val="20"/>
-          <w:szCs w:val="20"/>
-        </w:rPr>
-        <w:t xml:space="preserve"> (CUT, FILL and NET, in ft) and lists any </w:t>
-      </w:r>
-      <w:r>
-        <w:rPr>
-          <w:rFonts w:ascii="Arial" w:cs="Arial" w:eastAsia="Arial" w:hAnsi="Arial"/>
-          <w:b/>
-          <w:bCs/>
-          <w:sz w:val="20"/>
-          <w:szCs w:val="20"/>
-        </w:rPr>
-        <w:t xml:space="preserve">Active Violations</w:t>
-      </w:r>
-      <w:r>
-        <w:rPr>
-          <w:rFonts w:ascii="Arial" w:cs="Arial" w:eastAsia="Arial" w:hAnsi="Arial"/>
-          <w:sz w:val="20"/>
-          <w:szCs w:val="20"/>
-        </w:rPr>
-        <w:t xml:space="preserve">.</w:t>
-      </w:r>
-    </w:p>
-    <w:p>
-      <w:pPr>
-        <w:pStyle w:val="ListParagraph"/>
-        <w:numPr>
-          <w:ilvl w:val="0"/>
-          <w:numId w:val="2"/>
-        </w:numPr>
-        <w:spacing w:after="60" w:line="270"/>
-      </w:pPr>
-      <w:r>
-        <w:rPr>
-          <w:rFonts w:ascii="Arial" w:cs="Arial" w:eastAsia="Arial" w:hAnsi="Arial"/>
-          <w:b/>
-          <w:bCs/>
-          <w:sz w:val="20"/>
-          <w:szCs w:val="20"/>
-        </w:rPr>
-        <w:t xml:space="preserve">Elevation Profile</w:t>
-      </w:r>
-      <w:r>
-        <w:rPr>
-          <w:rFonts w:ascii="Arial" w:cs="Arial" w:eastAsia="Arial" w:hAnsi="Arial"/>
-          <w:sz w:val="20"/>
-          <w:szCs w:val="20"/>
-        </w:rPr>
-        <w:t xml:space="preserve">: existing ground (dark grey line and shaded ground), top of pile (red line and dots; the dots turn bright red when the tracker has violations), thin green lines for each pile’s reveal, the adjusted ground (dashed amber line) with cut (red) and fill (blue) bars where the ground is adjusted. If a row sits end to end with the selected one, its profile is overlaid in blue.</w:t>
-      </w:r>
-    </w:p>
-    <w:p>
-      <w:pPr>
-        <w:pStyle w:val="ListParagraph"/>
-        <w:numPr>
-          <w:ilvl w:val="0"/>
-          <w:numId w:val="2"/>
-        </w:numPr>
-        <w:spacing w:after="60" w:line="270"/>
-      </w:pPr>
-      <w:r>
-        <w:rPr>
-          <w:rFonts w:ascii="Arial" w:cs="Arial" w:eastAsia="Arial" w:hAnsi="Arial"/>
-          <w:b/>
-          <w:bCs/>
-          <w:sz w:val="20"/>
-          <w:szCs w:val="20"/>
-        </w:rPr>
-        <w:t xml:space="preserve">Pile Reveal Distribution</w:t>
-      </w:r>
-      <w:r>
-        <w:rPr>
-          <w:rFonts w:ascii="Arial" w:cs="Arial" w:eastAsia="Arial" w:hAnsi="Arial"/>
-          <w:sz w:val="20"/>
-          <w:szCs w:val="20"/>
-        </w:rPr>
-        <w:t xml:space="preserve">: one bar per pile, green when the reveal is inside the Min–Max window and red when it is not, with the minimum, target and maximum reveal underneath.</w:t>
-      </w:r>
-    </w:p>
-    <w:tbl>
-      <w:tblPr>
-        <w:tblW w:type="dxa" w:w="9360"/>
-        <w:tblBorders>
-          <w:top w:val="none" w:color="FFFFFF" w:sz="0"/>
-          <w:left w:val="single" w:color="AD1F2B" w:sz="30"/>
-          <w:bottom w:val="none" w:color="FFFFFF" w:sz="0"/>
-          <w:right w:val="none" w:color="FFFFFF" w:sz="0"/>
-          <w:insideH w:val="none" w:color="FFFFFF" w:sz="0"/>
-          <w:insideV w:val="none" w:color="FFFFFF" w:sz="0"/>
-        </w:tblBorders>
-        <w:tblLayout w:type="fixed"/>
-      </w:tblPr>
-      <w:tblGrid>
-        <w:gridCol w:w="9360"/>
-      </w:tblGrid>
-      <w:tr>
-        <w:trPr>
-          <w:cantSplit/>
-        </w:trPr>
-        <w:tc>
-          <w:tcPr>
-            <w:tcW w:type="dxa" w:w="9360"/>
-            <w:shd w:fill="FBEDEE" w:color="auto" w:val="clear"/>
-            <w:tcMar>
-              <w:top w:type="dxa" w:w="90"/>
-              <w:left w:type="dxa" w:w="160"/>
-              <w:bottom w:type="dxa" w:w="60"/>
-              <w:right w:type="dxa" w:w="140"/>
-            </w:tcMar>
-          </w:tcPr>
-          <w:p>
-            <w:pPr>
-              <w:keepNext/>
-              <w:spacing w:after="50"/>
-            </w:pPr>
-            <w:r>
-              <w:rPr>
-                <w:rFonts w:ascii="Arial" w:cs="Arial" w:eastAsia="Arial" w:hAnsi="Arial"/>
-                <w:b/>
-                <w:bCs/>
-                <w:color w:val="AD1F2B"/>
-                <w:sz w:val="19"/>
-                <w:szCs w:val="19"/>
-              </w:rPr>
-              <w:t xml:space="preserve">Only straight-line trackers can be shown</w:t>
-            </w:r>
-          </w:p>
-          <w:p>
-            <w:pPr>
-              <w:spacing w:after="50" w:line="260"/>
-            </w:pPr>
-            <w:r>
-              <w:rPr>
-                <w:rFonts w:ascii="Arial" w:cs="Arial" w:eastAsia="Arial" w:hAnsi="Arial"/>
-                <w:sz w:val="18"/>
-                <w:szCs w:val="18"/>
-              </w:rPr>
-              <w:t xml:space="preserve">Today the Profile tab works only when the selected tracker’s Method chip reads </w:t>
-            </w:r>
-            <w:r>
-              <w:rPr>
-                <w:rFonts w:ascii="Arial" w:cs="Arial" w:eastAsia="Arial" w:hAnsi="Arial"/>
-                <w:b/>
-                <w:bCs/>
-                <w:sz w:val="18"/>
-                <w:szCs w:val="18"/>
-              </w:rPr>
-              <w:t xml:space="preserve">Straight Line</w:t>
-            </w:r>
-            <w:r>
-              <w:rPr>
-                <w:rFonts w:ascii="Arial" w:cs="Arial" w:eastAsia="Arial" w:hAnsi="Arial"/>
-                <w:sz w:val="18"/>
-                <w:szCs w:val="18"/>
-              </w:rPr>
-              <w:t xml:space="preserve">. For any other tracker the page goes blank (section 12.1). Use the Piles and Slope tabs for those trackers.</w:t>
-            </w:r>
-          </w:p>
-        </w:tc>
-      </w:tr>
-    </w:tbl>
-    <w:p>
-      <w:pPr>
-        <w:spacing w:after="140"/>
-      </w:pPr>
-    </w:p>
-    <w:p>
-      <w:pPr>
-        <w:pStyle w:val="Heading2"/>
-      </w:pPr>
-      <w:bookmarkStart w:name="_Toc100023" w:id="24"/>
-      <w:r>
-        <w:rPr>
-          <w:rFonts w:ascii="Arial" w:cs="Arial" w:eastAsia="Arial" w:hAnsi="Arial"/>
-        </w:rPr>
-        <w:t xml:space="preserve">7.4  Slope tab</w:t>
-      </w:r>
-      <w:bookmarkEnd w:id="24"/>
-    </w:p>
-    <w:p>
-      <w:pPr>
         <w:keepNext/>
         <w:spacing w:after="40" w:before="100"/>
         <w:jc w:val="center"/>
@@ -11481,9 +11217,9 @@
       <w:r>
         <w:drawing>
           <wp:inline distT="0" distB="0" distL="0" distR="0">
-            <wp:extent cx="5334000" cy="5676900"/>
+            <wp:extent cx="5334000" cy="5381625"/>
             <wp:effectExtent t="0" r="0" b="0" l="0"/>
-            <wp:docPr id="1" name="s05-slope.png" descr="Slope tab showing the slope chart guide, the tube slope and flex joint rotation chart, and the span-by-span slope table." title="Slope tab for tracker 1-1 of the sample file."/>
+            <wp:docPr id="1" name="s04b-profile-tf.png" descr="Profile tab for a terrain-following tracker: the method logic card with the badge Terrain Follow, No Earthwork, its explanation and decision path, the elevation profile whose top-of-pile line bends with the ground, and the pile reveal bars." title="Profile tab for tracker 1-13 of the sample file (terrain follow without earthwork)."/>
             <wp:cNvGraphicFramePr>
               <a:graphicFrameLocks xmlns:a="http://schemas.openxmlformats.org/drawingml/2006/main" noChangeAspect="1"/>
             </wp:cNvGraphicFramePr>
@@ -11506,7 +11242,7 @@
                   <pic:spPr bwMode="auto">
                     <a:xfrm>
                       <a:off x="0" y="0"/>
-                      <a:ext cx="5334000" cy="5676900"/>
+                      <a:ext cx="5334000" cy="5381625"/>
                     </a:xfrm>
                     <a:prstGeom prst="rect">
                       <a:avLst/>
@@ -11539,7 +11275,7 @@
           <w:sz w:val="17"/>
           <w:szCs w:val="17"/>
         </w:rPr>
-        <w:t xml:space="preserve">Slope tab for tracker 1-1 of the sample file.</w:t>
+        <w:t xml:space="preserve">Profile tab for tracker 1-13 of the sample file (terrain follow without earthwork).</w:t>
       </w:r>
     </w:p>
     <w:p>
@@ -11554,10 +11290,74 @@
       <w:r>
         <w:rPr>
           <w:rFonts w:ascii="Arial" w:cs="Arial" w:eastAsia="Arial" w:hAnsi="Arial"/>
-          <w:sz w:val="20"/>
-          <w:szCs w:val="20"/>
-        </w:rPr>
-        <w:t xml:space="preserve">The chart plots the tube slope (red line) and the slope change at each flex joint (amber dashed line) along the tracker. The red dashed lines are your Max Tube Slope limits and the amber dotted lines your Max Slope Δ limits.</w:t>
+          <w:b/>
+          <w:bCs/>
+          <w:sz w:val="20"/>
+          <w:szCs w:val="20"/>
+        </w:rPr>
+        <w:t xml:space="preserve">Method Logic</w:t>
+      </w:r>
+      <w:r>
+        <w:rPr>
+          <w:rFonts w:ascii="Arial" w:cs="Arial" w:eastAsia="Arial" w:hAnsi="Arial"/>
+          <w:sz w:val="20"/>
+          <w:szCs w:val="20"/>
+        </w:rPr>
+        <w:t xml:space="preserve">: a badge, a sentence explaining the decision, and a </w:t>
+      </w:r>
+      <w:r>
+        <w:rPr>
+          <w:rFonts w:ascii="Arial" w:cs="Arial" w:eastAsia="Arial" w:hAnsi="Arial"/>
+          <w:b/>
+          <w:bCs/>
+          <w:sz w:val="20"/>
+          <w:szCs w:val="20"/>
+        </w:rPr>
+        <w:t xml:space="preserve">Decision Path</w:t>
+      </w:r>
+      <w:r>
+        <w:rPr>
+          <w:rFonts w:ascii="Arial" w:cs="Arial" w:eastAsia="Arial" w:hAnsi="Arial"/>
+          <w:sz w:val="20"/>
+          <w:szCs w:val="20"/>
+        </w:rPr>
+        <w:t xml:space="preserve">. The badge reads “Straight Line — No Earthwork”, “Terrain Follow — No Earthwork” (the tube bends with the terrain and every limit is met without grading) or “Terrain Follow — Balanced Earthwork” (grading is needed). When earthwork is needed the card adds an </w:t>
+      </w:r>
+      <w:r>
+        <w:rPr>
+          <w:rFonts w:ascii="Arial" w:cs="Arial" w:eastAsia="Arial" w:hAnsi="Arial"/>
+          <w:b/>
+          <w:bCs/>
+          <w:sz w:val="20"/>
+          <w:szCs w:val="20"/>
+        </w:rPr>
+        <w:t xml:space="preserve">Earthwork Balance</w:t>
+      </w:r>
+      <w:r>
+        <w:rPr>
+          <w:rFonts w:ascii="Arial" w:cs="Arial" w:eastAsia="Arial" w:hAnsi="Arial"/>
+          <w:sz w:val="20"/>
+          <w:szCs w:val="20"/>
+        </w:rPr>
+        <w:t xml:space="preserve"> (CUT, FILL and NET, in ft), and it lists any </w:t>
+      </w:r>
+      <w:r>
+        <w:rPr>
+          <w:rFonts w:ascii="Arial" w:cs="Arial" w:eastAsia="Arial" w:hAnsi="Arial"/>
+          <w:b/>
+          <w:bCs/>
+          <w:sz w:val="20"/>
+          <w:szCs w:val="20"/>
+        </w:rPr>
+        <w:t xml:space="preserve">Active Violations</w:t>
+      </w:r>
+      <w:r>
+        <w:rPr>
+          <w:rFonts w:ascii="Arial" w:cs="Arial" w:eastAsia="Arial" w:hAnsi="Arial"/>
+          <w:sz w:val="20"/>
+          <w:szCs w:val="20"/>
+        </w:rPr>
+        <w:t xml:space="preserve">.</w:t>
       </w:r>
     </w:p>
     <w:p>
@@ -11572,10 +11372,20 @@
       <w:r>
         <w:rPr>
           <w:rFonts w:ascii="Arial" w:cs="Arial" w:eastAsia="Arial" w:hAnsi="Arial"/>
-          <w:sz w:val="20"/>
-          <w:szCs w:val="20"/>
-        </w:rPr>
-        <w:t xml:space="preserve">The chart scales to the limits, so small slopes look flat. Use the table for the numbers.</w:t>
+          <w:b/>
+          <w:bCs/>
+          <w:sz w:val="20"/>
+          <w:szCs w:val="20"/>
+        </w:rPr>
+        <w:t xml:space="preserve">Elevation Profile</w:t>
+      </w:r>
+      <w:r>
+        <w:rPr>
+          <w:rFonts w:ascii="Arial" w:cs="Arial" w:eastAsia="Arial" w:hAnsi="Arial"/>
+          <w:sz w:val="20"/>
+          <w:szCs w:val="20"/>
+        </w:rPr>
+        <w:t xml:space="preserve">: existing ground (dark grey line and shaded ground), top of pile (red line and dots; the dots turn bright red when the tracker has violations), thin green lines for each pile’s reveal, the adjusted ground (dashed amber line) with cut (red) and fill (blue) bars where the ground is adjusted. If a row sits end to end with the selected one, its profile is overlaid in blue; the neighbour is drawn from its final result, whereas the selected tracker is drawn from the first pass.</w:t>
       </w:r>
     </w:p>
     <w:p>
@@ -11590,42 +11400,165 @@
       <w:r>
         <w:rPr>
           <w:rFonts w:ascii="Arial" w:cs="Arial" w:eastAsia="Arial" w:hAnsi="Arial"/>
-          <w:sz w:val="20"/>
-          <w:szCs w:val="20"/>
-        </w:rPr>
-        <w:t xml:space="preserve">The </w:t>
-      </w:r>
-      <w:r>
-        <w:rPr>
-          <w:rFonts w:ascii="Arial" w:cs="Arial" w:eastAsia="Arial" w:hAnsi="Arial"/>
           <w:b/>
           <w:bCs/>
           <w:sz w:val="20"/>
           <w:szCs w:val="20"/>
         </w:rPr>
-        <w:t xml:space="preserve">span-by-span table</w:t>
-      </w:r>
-      <w:r>
-        <w:rPr>
-          <w:rFonts w:ascii="Arial" w:cs="Arial" w:eastAsia="Arial" w:hAnsi="Arial"/>
-          <w:sz w:val="20"/>
-          <w:szCs w:val="20"/>
-        </w:rPr>
-        <w:t xml:space="preserve"> lists each span: Span, From Pile and To Pile (the northing of each pile), Δ Northing, Δ TOP Elev, Slope %, ΔSlope % and Flex OK?. Values above a limit turn red and Flex OK? shows a warning mark.</w:t>
-      </w:r>
+        <w:t xml:space="preserve">Pile Reveal Distribution</w:t>
+      </w:r>
+      <w:r>
+        <w:rPr>
+          <w:rFonts w:ascii="Arial" w:cs="Arial" w:eastAsia="Arial" w:hAnsi="Arial"/>
+          <w:sz w:val="20"/>
+          <w:szCs w:val="20"/>
+        </w:rPr>
+        <w:t xml:space="preserve">: one bar per pile, green when the reveal is inside the Min–Max window and red when it is not, with the minimum, target and maximum reveal underneath.</w:t>
+      </w:r>
+    </w:p>
+    <w:tbl>
+      <w:tblPr>
+        <w:tblW w:type="dxa" w:w="9360"/>
+        <w:tblBorders>
+          <w:top w:val="none" w:color="FFFFFF" w:sz="0"/>
+          <w:left w:val="single" w:color="1F66AD" w:sz="30"/>
+          <w:bottom w:val="none" w:color="FFFFFF" w:sz="0"/>
+          <w:right w:val="none" w:color="FFFFFF" w:sz="0"/>
+          <w:insideH w:val="none" w:color="FFFFFF" w:sz="0"/>
+          <w:insideV w:val="none" w:color="FFFFFF" w:sz="0"/>
+        </w:tblBorders>
+        <w:tblLayout w:type="fixed"/>
+      </w:tblPr>
+      <w:tblGrid>
+        <w:gridCol w:w="9360"/>
+      </w:tblGrid>
+      <w:tr>
+        <w:trPr>
+          <w:cantSplit/>
+        </w:trPr>
+        <w:tc>
+          <w:tcPr>
+            <w:tcW w:type="dxa" w:w="9360"/>
+            <w:shd w:fill="EAF1F8" w:color="auto" w:val="clear"/>
+            <w:tcMar>
+              <w:top w:type="dxa" w:w="90"/>
+              <w:left w:type="dxa" w:w="160"/>
+              <w:bottom w:type="dxa" w:w="60"/>
+              <w:right w:type="dxa" w:w="140"/>
+            </w:tcMar>
+          </w:tcPr>
+          <w:p>
+            <w:pPr>
+              <w:keepNext/>
+              <w:spacing w:after="50"/>
+            </w:pPr>
+            <w:r>
+              <w:rPr>
+                <w:rFonts w:ascii="Arial" w:cs="Arial" w:eastAsia="Arial" w:hAnsi="Arial"/>
+                <w:b/>
+                <w:bCs/>
+                <w:color w:val="1F66AD"/>
+                <w:sz w:val="19"/>
+                <w:szCs w:val="19"/>
+              </w:rPr>
+              <w:t xml:space="preserve">Reading the Method Logic card</w:t>
+            </w:r>
+          </w:p>
+          <w:p>
+            <w:pPr>
+              <w:spacing w:after="50" w:line="260"/>
+            </w:pPr>
+            <w:r>
+              <w:rPr>
+                <w:rFonts w:ascii="Arial" w:cs="Arial" w:eastAsia="Arial" w:hAnsi="Arial"/>
+                <w:sz w:val="18"/>
+                <w:szCs w:val="18"/>
+              </w:rPr>
+              <w:t xml:space="preserve">The </w:t>
+            </w:r>
+            <w:r>
+              <w:rPr>
+                <w:rFonts w:ascii="Arial" w:cs="Arial" w:eastAsia="Arial" w:hAnsi="Arial"/>
+                <w:b/>
+                <w:bCs/>
+                <w:sz w:val="18"/>
+                <w:szCs w:val="18"/>
+              </w:rPr>
+              <w:t xml:space="preserve">Decision Path</w:t>
+            </w:r>
+            <w:r>
+              <w:rPr>
+                <w:rFonts w:ascii="Arial" w:cs="Arial" w:eastAsia="Arial" w:hAnsi="Arial"/>
+                <w:sz w:val="18"/>
+                <w:szCs w:val="18"/>
+              </w:rPr>
+              <w:t xml:space="preserve"> always lists two steps, “Straight line” and “Terrain follow — balanced earthwork”, although the solver has three. For a tracker whose badge says “Terrain Follow — No Earthwork” the second step is still ticked and still called “balanced earthwork”. The badge and the sentence above the path are the reliable description (known issue K31).</w:t>
+            </w:r>
+          </w:p>
+          <w:p>
+            <w:pPr>
+              <w:spacing w:after="50" w:line="260"/>
+            </w:pPr>
+            <w:r>
+              <w:rPr>
+                <w:rFonts w:ascii="Arial" w:cs="Arial" w:eastAsia="Arial" w:hAnsi="Arial"/>
+                <w:sz w:val="18"/>
+                <w:szCs w:val="18"/>
+              </w:rPr>
+              <w:t xml:space="preserve">In the sentence “Ground adjusted at N pile(s) cut (…) and M pile(s) fill (…)” the words cut and fill can be the wrong way round (known issue K20). Use the CUT and FILL boxes or the Cut/Fill column of the Piles tab.</w:t>
+            </w:r>
+          </w:p>
+          <w:p>
+            <w:pPr>
+              <w:spacing w:after="50" w:line="260"/>
+            </w:pPr>
+            <w:r>
+              <w:rPr>
+                <w:rFonts w:ascii="Arial" w:cs="Arial" w:eastAsia="Arial" w:hAnsi="Arial"/>
+                <w:sz w:val="18"/>
+                <w:szCs w:val="18"/>
+              </w:rPr>
+              <w:t xml:space="preserve">Pile numbers in </w:t>
+            </w:r>
+            <w:r>
+              <w:rPr>
+                <w:rFonts w:ascii="Arial" w:cs="Arial" w:eastAsia="Arial" w:hAnsi="Arial"/>
+                <w:b/>
+                <w:bCs/>
+                <w:sz w:val="18"/>
+                <w:szCs w:val="18"/>
+              </w:rPr>
+              <w:t xml:space="preserve">Active Violations</w:t>
+            </w:r>
+            <w:r>
+              <w:rPr>
+                <w:rFonts w:ascii="Arial" w:cs="Arial" w:eastAsia="Arial" w:hAnsi="Arial"/>
+                <w:sz w:val="18"/>
+                <w:szCs w:val="18"/>
+              </w:rPr>
+              <w:t xml:space="preserve"> count from the south, the opposite of the Piles tab (known issue K25). The limits used are the Min Reveal and Max Reveal sliders, even where your file has per-pile limits (known issue K3).</w:t>
+            </w:r>
+          </w:p>
+        </w:tc>
+      </w:tr>
+    </w:tbl>
+    <w:p>
+      <w:pPr>
+        <w:spacing w:after="140"/>
+      </w:pPr>
     </w:p>
     <w:p>
       <w:pPr>
         <w:pStyle w:val="Heading2"/>
       </w:pPr>
-      <w:bookmarkStart w:name="_Toc100024" w:id="25"/>
-      <w:r>
-        <w:rPr>
-          <w:rFonts w:ascii="Arial" w:cs="Arial" w:eastAsia="Arial" w:hAnsi="Arial"/>
-        </w:rPr>
-        <w:t xml:space="preserve">7.5  Piles tab</w:t>
-      </w:r>
-      <w:bookmarkEnd w:id="25"/>
+      <w:bookmarkStart w:name="_Toc100023" w:id="24"/>
+      <w:r>
+        <w:rPr>
+          <w:rFonts w:ascii="Arial" w:cs="Arial" w:eastAsia="Arial" w:hAnsi="Arial"/>
+        </w:rPr>
+        <w:t xml:space="preserve">7.4  Slope tab</w:t>
+      </w:r>
+      <w:bookmarkEnd w:id="24"/>
     </w:p>
     <w:p>
       <w:pPr>
@@ -11636,9 +11569,9 @@
       <w:r>
         <w:drawing>
           <wp:inline distT="0" distB="0" distL="0" distR="0">
-            <wp:extent cx="5524500" cy="4057650"/>
+            <wp:extent cx="5334000" cy="5676900"/>
             <wp:effectExtent t="0" r="0" b="0" l="0"/>
-            <wp:docPr id="1" name="s06-piles.png" descr="Piles table with northing, existing ground, top of pile, reveal, cut or fill, adjusted ground, slope, slope change and a status mark for each pile." title="Piles tab for tracker 1-1 of the sample file."/>
+            <wp:docPr id="1" name="s05-slope.png" descr="Slope tab showing the slope chart guide, the tube slope and flex joint rotation chart, and the span-by-span slope table." title="Slope tab for tracker 1-1 of the sample file."/>
             <wp:cNvGraphicFramePr>
               <a:graphicFrameLocks xmlns:a="http://schemas.openxmlformats.org/drawingml/2006/main" noChangeAspect="1"/>
             </wp:cNvGraphicFramePr>
@@ -11661,7 +11594,7 @@
                   <pic:spPr bwMode="auto">
                     <a:xfrm>
                       <a:off x="0" y="0"/>
-                      <a:ext cx="5524500" cy="4057650"/>
+                      <a:ext cx="5334000" cy="5676900"/>
                     </a:xfrm>
                     <a:prstGeom prst="rect">
                       <a:avLst/>
@@ -11694,20 +11627,7 @@
           <w:sz w:val="17"/>
           <w:szCs w:val="17"/>
         </w:rPr>
-        <w:t xml:space="preserve">Piles tab for tracker 1-1 of the sample file.</w:t>
-      </w:r>
-    </w:p>
-    <w:p>
-      <w:pPr>
-        <w:spacing w:after="110" w:before="0" w:line="276"/>
-      </w:pPr>
-      <w:r>
-        <w:rPr>
-          <w:rFonts w:ascii="Arial" w:cs="Arial" w:eastAsia="Arial" w:hAnsi="Arial"/>
-          <w:sz w:val="20"/>
-          <w:szCs w:val="20"/>
-        </w:rPr>
-        <w:t xml:space="preserve">One row per pile, from north (pile 1) to south. Columns: #, Northing, Exist. Grd, Top of Pile, Reveal, Cut/Fill, Adj. Grd, Slope %, Slope Δ % and OK.</w:t>
+        <w:t xml:space="preserve">Slope tab for tracker 1-1 of the sample file.</w:t>
       </w:r>
     </w:p>
     <w:p>
@@ -11722,38 +11642,10 @@
       <w:r>
         <w:rPr>
           <w:rFonts w:ascii="Arial" w:cs="Arial" w:eastAsia="Arial" w:hAnsi="Arial"/>
-          <w:b/>
-          <w:bCs/>
-          <w:sz w:val="20"/>
-          <w:szCs w:val="20"/>
-        </w:rPr>
-        <w:t xml:space="preserve">Cut/Fill</w:t>
-      </w:r>
-      <w:r>
-        <w:rPr>
-          <w:rFonts w:ascii="Arial" w:cs="Arial" w:eastAsia="Arial" w:hAnsi="Arial"/>
-          <w:sz w:val="20"/>
-          <w:szCs w:val="20"/>
-        </w:rPr>
-        <w:t xml:space="preserve"> is negative for cut (ground lowered) and positive for fill (ground raised); a dash means no adjustment. </w:t>
-      </w:r>
-      <w:r>
-        <w:rPr>
-          <w:rFonts w:ascii="Arial" w:cs="Arial" w:eastAsia="Arial" w:hAnsi="Arial"/>
-          <w:b/>
-          <w:bCs/>
-          <w:sz w:val="20"/>
-          <w:szCs w:val="20"/>
-        </w:rPr>
-        <w:t xml:space="preserve">Adj. Grd</w:t>
-      </w:r>
-      <w:r>
-        <w:rPr>
-          <w:rFonts w:ascii="Arial" w:cs="Arial" w:eastAsia="Arial" w:hAnsi="Arial"/>
-          <w:sz w:val="20"/>
-          <w:szCs w:val="20"/>
-        </w:rPr>
-        <w:t xml:space="preserve"> is the ground after the adjustment.</w:t>
+          <w:sz w:val="20"/>
+          <w:szCs w:val="20"/>
+        </w:rPr>
+        <w:t xml:space="preserve">The chart plots the tube slope (red line) and the slope change at each flex joint (amber dashed line) along the tracker. The red dashed lines are your Max Tube Slope limits and the amber dotted lines your Max Slope Δ limits.</w:t>
       </w:r>
     </w:p>
     <w:p>
@@ -11768,38 +11660,10 @@
       <w:r>
         <w:rPr>
           <w:rFonts w:ascii="Arial" w:cs="Arial" w:eastAsia="Arial" w:hAnsi="Arial"/>
-          <w:b/>
-          <w:bCs/>
-          <w:sz w:val="20"/>
-          <w:szCs w:val="20"/>
-        </w:rPr>
-        <w:t xml:space="preserve">Slope %</w:t>
-      </w:r>
-      <w:r>
-        <w:rPr>
-          <w:rFonts w:ascii="Arial" w:cs="Arial" w:eastAsia="Arial" w:hAnsi="Arial"/>
-          <w:sz w:val="20"/>
-          <w:szCs w:val="20"/>
-        </w:rPr>
-        <w:t xml:space="preserve"> is the slope of the span to the north of that pile; positive means the tube rises toward the north. </w:t>
-      </w:r>
-      <w:r>
-        <w:rPr>
-          <w:rFonts w:ascii="Arial" w:cs="Arial" w:eastAsia="Arial" w:hAnsi="Arial"/>
-          <w:b/>
-          <w:bCs/>
-          <w:sz w:val="20"/>
-          <w:szCs w:val="20"/>
-        </w:rPr>
-        <w:t xml:space="preserve">Slope Δ %</w:t>
-      </w:r>
-      <w:r>
-        <w:rPr>
-          <w:rFonts w:ascii="Arial" w:cs="Arial" w:eastAsia="Arial" w:hAnsi="Arial"/>
-          <w:sz w:val="20"/>
-          <w:szCs w:val="20"/>
-        </w:rPr>
-        <w:t xml:space="preserve"> is the change in slope at the pile.</w:t>
+          <w:sz w:val="20"/>
+          <w:szCs w:val="20"/>
+        </w:rPr>
+        <w:t xml:space="preserve">The chart scales to the limits, so small slopes look flat. Use the table for the numbers.</w:t>
       </w:r>
     </w:p>
     <w:p>
@@ -11814,34 +11678,106 @@
       <w:r>
         <w:rPr>
           <w:rFonts w:ascii="Arial" w:cs="Arial" w:eastAsia="Arial" w:hAnsi="Arial"/>
+          <w:sz w:val="20"/>
+          <w:szCs w:val="20"/>
+        </w:rPr>
+        <w:t xml:space="preserve">The </w:t>
+      </w:r>
+      <w:r>
+        <w:rPr>
+          <w:rFonts w:ascii="Arial" w:cs="Arial" w:eastAsia="Arial" w:hAnsi="Arial"/>
           <w:b/>
           <w:bCs/>
           <w:sz w:val="20"/>
           <w:szCs w:val="20"/>
         </w:rPr>
-        <w:t xml:space="preserve">OK</w:t>
-      </w:r>
-      <w:r>
-        <w:rPr>
-          <w:rFonts w:ascii="Arial" w:cs="Arial" w:eastAsia="Arial" w:hAnsi="Arial"/>
-          <w:sz w:val="20"/>
-          <w:szCs w:val="20"/>
-        </w:rPr>
-        <w:t xml:space="preserve"> shows a warning mark when the reveal is outside the Min Reveal/Max Reveal sliders, or the slope or slope change is above its limit.</w:t>
+        <w:t xml:space="preserve">span-by-span table</w:t>
+      </w:r>
+      <w:r>
+        <w:rPr>
+          <w:rFonts w:ascii="Arial" w:cs="Arial" w:eastAsia="Arial" w:hAnsi="Arial"/>
+          <w:sz w:val="20"/>
+          <w:szCs w:val="20"/>
+        </w:rPr>
+        <w:t xml:space="preserve"> lists each span, numbered from the north: Span, From Pile and To Pile (the northing of the span’s north and south ends), Δ Northing (the length of the span), Δ TOP Elev, Slope %, ΔSlope % and Flex OK?. Values above a limit turn red and Flex OK? shows a warning mark.</w:t>
       </w:r>
     </w:p>
     <w:p>
       <w:pPr>
+        <w:pStyle w:val="ListParagraph"/>
+        <w:numPr>
+          <w:ilvl w:val="0"/>
+          <w:numId w:val="2"/>
+        </w:numPr>
+        <w:spacing w:after="60" w:line="270"/>
+      </w:pPr>
+      <w:r>
+        <w:rPr>
+          <w:rFonts w:ascii="Arial" w:cs="Arial" w:eastAsia="Arial" w:hAnsi="Arial"/>
+          <w:b/>
+          <w:bCs/>
+          <w:sz w:val="20"/>
+          <w:szCs w:val="20"/>
+        </w:rPr>
+        <w:t xml:space="preserve">Δ TOP Elev</w:t>
+      </w:r>
+      <w:r>
+        <w:rPr>
+          <w:rFonts w:ascii="Arial" w:cs="Arial" w:eastAsia="Arial" w:hAnsi="Arial"/>
+          <w:sz w:val="20"/>
+          <w:szCs w:val="20"/>
+        </w:rPr>
+        <w:t xml:space="preserve"> is the south top minus the north top, so it is negative when the tube rises toward the north, the opposite sign to </w:t>
+      </w:r>
+      <w:r>
+        <w:rPr>
+          <w:rFonts w:ascii="Arial" w:cs="Arial" w:eastAsia="Arial" w:hAnsi="Arial"/>
+          <w:b/>
+          <w:bCs/>
+          <w:sz w:val="20"/>
+          <w:szCs w:val="20"/>
+        </w:rPr>
+        <w:t xml:space="preserve">Slope %</w:t>
+      </w:r>
+      <w:r>
+        <w:rPr>
+          <w:rFonts w:ascii="Arial" w:cs="Arial" w:eastAsia="Arial" w:hAnsi="Arial"/>
+          <w:sz w:val="20"/>
+          <w:szCs w:val="20"/>
+        </w:rPr>
+        <w:t xml:space="preserve"> (positive means rising toward the north). </w:t>
+      </w:r>
+      <w:r>
+        <w:rPr>
+          <w:rFonts w:ascii="Arial" w:cs="Arial" w:eastAsia="Arial" w:hAnsi="Arial"/>
+          <w:b/>
+          <w:bCs/>
+          <w:sz w:val="20"/>
+          <w:szCs w:val="20"/>
+        </w:rPr>
+        <w:t xml:space="preserve">ΔSlope %</w:t>
+      </w:r>
+      <w:r>
+        <w:rPr>
+          <w:rFonts w:ascii="Arial" w:cs="Arial" w:eastAsia="Arial" w:hAnsi="Arial"/>
+          <w:sz w:val="20"/>
+          <w:szCs w:val="20"/>
+        </w:rPr>
+        <w:t xml:space="preserve"> is this span’s slope minus the slope of the span to its north: the rotation at the span’s north-end pile.</w:t>
+      </w:r>
+    </w:p>
+    <w:p>
+      <w:pPr>
         <w:pStyle w:val="Heading2"/>
       </w:pPr>
-      <w:bookmarkStart w:name="_Toc100025" w:id="26"/>
-      <w:r>
-        <w:rPr>
-          <w:rFonts w:ascii="Arial" w:cs="Arial" w:eastAsia="Arial" w:hAnsi="Arial"/>
-        </w:rPr>
-        <w:t xml:space="preserve">7.6  Fleet tab</w:t>
-      </w:r>
-      <w:bookmarkEnd w:id="26"/>
+      <w:bookmarkStart w:name="_Toc100024" w:id="25"/>
+      <w:r>
+        <w:rPr>
+          <w:rFonts w:ascii="Arial" w:cs="Arial" w:eastAsia="Arial" w:hAnsi="Arial"/>
+        </w:rPr>
+        <w:t xml:space="preserve">7.5  Piles tab</w:t>
+      </w:r>
+      <w:bookmarkEnd w:id="25"/>
     </w:p>
     <w:p>
       <w:pPr>
@@ -11852,9 +11788,9 @@
       <w:r>
         <w:drawing>
           <wp:inline distT="0" distB="0" distL="0" distR="0">
-            <wp:extent cx="5943600" cy="2847975"/>
+            <wp:extent cx="5524500" cy="4057650"/>
             <wp:effectExtent t="0" r="0" b="0" l="0"/>
-            <wp:docPr id="1" name="s07-fleet.png" descr="Fleet table listing every tracker with method, minimum, maximum and average reveal, maximum slope and slope change, cut, fill, net and status." title="Fleet tab for the 12-tracker sample file."/>
+            <wp:docPr id="1" name="s06-piles.png" descr="Piles table with northing, existing ground, top of pile, reveal, cut or fill, adjusted ground, slope, slope change and a status mark for each pile." title="Piles tab for tracker 1-1 of the sample file."/>
             <wp:cNvGraphicFramePr>
               <a:graphicFrameLocks xmlns:a="http://schemas.openxmlformats.org/drawingml/2006/main" noChangeAspect="1"/>
             </wp:cNvGraphicFramePr>
@@ -11877,7 +11813,7 @@
                   <pic:spPr bwMode="auto">
                     <a:xfrm>
                       <a:off x="0" y="0"/>
-                      <a:ext cx="5943600" cy="2847975"/>
+                      <a:ext cx="5524500" cy="4057650"/>
                     </a:xfrm>
                     <a:prstGeom prst="rect">
                       <a:avLst/>
@@ -11910,7 +11846,7 @@
           <w:sz w:val="17"/>
           <w:szCs w:val="17"/>
         </w:rPr>
-        <w:t xml:space="preserve">Fleet tab for the 12-tracker sample file.</w:t>
+        <w:t xml:space="preserve">Piles tab for tracker 1-1 of the sample file.</w:t>
       </w:r>
     </w:p>
     <w:p>
@@ -11923,7 +11859,7 @@
           <w:sz w:val="20"/>
           <w:szCs w:val="20"/>
         </w:rPr>
-        <w:t xml:space="preserve">One row per tracker, from the final result. Columns: Tracker, Method, Min Rev, Max Rev, Avg Rev, Max Slope %, Max ΔSlope %, Cut (ft), Fill (ft), Net (ft) and Status.</w:t>
+        <w:t xml:space="preserve">One row per pile, from north (pile 1) to south. Columns: #, Northing, Exist. Grd, Top of Pile, Reveal, Cut/Fill, Adj. Grd, Slope %, Slope Δ % and OK.</w:t>
       </w:r>
     </w:p>
     <w:p>
@@ -11943,15 +11879,33 @@
           <w:sz w:val="20"/>
           <w:szCs w:val="20"/>
         </w:rPr>
-        <w:t xml:space="preserve">Status</w:t>
-      </w:r>
-      <w:r>
-        <w:rPr>
-          <w:rFonts w:ascii="Arial" w:cs="Arial" w:eastAsia="Arial" w:hAnsi="Arial"/>
-          <w:sz w:val="20"/>
-          <w:szCs w:val="20"/>
-        </w:rPr>
-        <w:t xml:space="preserve"> shows a tick when the tracker’s slope and slope change were within limits when the solver finished, or a warning mark with the number of violations. It does not test reveals. It is not recalculated after you apply corrections, whereas the Max Slope % and Max ΔSlope % columns are, so check those after correcting (known issue K13).</w:t>
+        <w:t xml:space="preserve">Cut/Fill</w:t>
+      </w:r>
+      <w:r>
+        <w:rPr>
+          <w:rFonts w:ascii="Arial" w:cs="Arial" w:eastAsia="Arial" w:hAnsi="Arial"/>
+          <w:sz w:val="20"/>
+          <w:szCs w:val="20"/>
+        </w:rPr>
+        <w:t xml:space="preserve"> is negative for cut (ground lowered) and positive for fill (ground raised); a dash means no adjustment. </w:t>
+      </w:r>
+      <w:r>
+        <w:rPr>
+          <w:rFonts w:ascii="Arial" w:cs="Arial" w:eastAsia="Arial" w:hAnsi="Arial"/>
+          <w:b/>
+          <w:bCs/>
+          <w:sz w:val="20"/>
+          <w:szCs w:val="20"/>
+        </w:rPr>
+        <w:t xml:space="preserve">Adj. Grd</w:t>
+      </w:r>
+      <w:r>
+        <w:rPr>
+          <w:rFonts w:ascii="Arial" w:cs="Arial" w:eastAsia="Arial" w:hAnsi="Arial"/>
+          <w:sz w:val="20"/>
+          <w:szCs w:val="20"/>
+        </w:rPr>
+        <w:t xml:space="preserve"> is the ground after the adjustment.</w:t>
       </w:r>
     </w:p>
     <w:p>
@@ -11971,15 +11925,15 @@
           <w:sz w:val="20"/>
           <w:szCs w:val="20"/>
         </w:rPr>
-        <w:t xml:space="preserve">Min Rev</w:t>
-      </w:r>
-      <w:r>
-        <w:rPr>
-          <w:rFonts w:ascii="Arial" w:cs="Arial" w:eastAsia="Arial" w:hAnsi="Arial"/>
-          <w:sz w:val="20"/>
-          <w:szCs w:val="20"/>
-        </w:rPr>
-        <w:t xml:space="preserve"> and </w:t>
+        <w:t xml:space="preserve">Slope %</w:t>
+      </w:r>
+      <w:r>
+        <w:rPr>
+          <w:rFonts w:ascii="Arial" w:cs="Arial" w:eastAsia="Arial" w:hAnsi="Arial"/>
+          <w:sz w:val="20"/>
+          <w:szCs w:val="20"/>
+        </w:rPr>
+        <w:t xml:space="preserve"> is the slope of the span to the north of that pile (blank on pile 1); positive means the tube rises toward the north. </w:t>
       </w:r>
       <w:r>
         <w:rPr>
@@ -11989,15 +11943,15 @@
           <w:sz w:val="20"/>
           <w:szCs w:val="20"/>
         </w:rPr>
-        <w:t xml:space="preserve">Max Rev</w:t>
-      </w:r>
-      <w:r>
-        <w:rPr>
-          <w:rFonts w:ascii="Arial" w:cs="Arial" w:eastAsia="Arial" w:hAnsi="Arial"/>
-          <w:sz w:val="20"/>
-          <w:szCs w:val="20"/>
-        </w:rPr>
-        <w:t xml:space="preserve"> turn red when outside the Min Reveal/Max Reveal sliders. A value shown at exactly the limit (for example 6.000) can be red because it exceeds the limit by a tiny fraction.</w:t>
+        <w:t xml:space="preserve">Slope Δ %</w:t>
+      </w:r>
+      <w:r>
+        <w:rPr>
+          <w:rFonts w:ascii="Arial" w:cs="Arial" w:eastAsia="Arial" w:hAnsi="Arial"/>
+          <w:sz w:val="20"/>
+          <w:szCs w:val="20"/>
+        </w:rPr>
+        <w:t xml:space="preserve"> is that slope minus the slope of the span to the north of the pile above it, which is the rotation at the pile above, not at this one (blank on piles 1 and 2). The exported workbook uses the opposite side (section 9.1).</w:t>
       </w:r>
     </w:p>
     <w:p>
@@ -12017,140 +11971,29 @@
           <w:sz w:val="20"/>
           <w:szCs w:val="20"/>
         </w:rPr>
-        <w:t xml:space="preserve">Net</w:t>
-      </w:r>
-      <w:r>
-        <w:rPr>
-          <w:rFonts w:ascii="Arial" w:cs="Arial" w:eastAsia="Arial" w:hAnsi="Arial"/>
-          <w:sz w:val="20"/>
-          <w:szCs w:val="20"/>
-        </w:rPr>
-        <w:t xml:space="preserve"> is the remaining difference between cut and fill for that tracker.</w:t>
+        <w:t xml:space="preserve">OK</w:t>
+      </w:r>
+      <w:r>
+        <w:rPr>
+          <w:rFonts w:ascii="Arial" w:cs="Arial" w:eastAsia="Arial" w:hAnsi="Arial"/>
+          <w:sz w:val="20"/>
+          <w:szCs w:val="20"/>
+        </w:rPr>
+        <w:t xml:space="preserve"> shows a warning mark when the reveal is outside the Min Reveal/Max Reveal sliders, or the slope or slope change is above its limit.</w:t>
       </w:r>
     </w:p>
     <w:p>
       <w:pPr>
-        <w:pStyle w:val="ListParagraph"/>
-        <w:numPr>
-          <w:ilvl w:val="0"/>
-          <w:numId w:val="2"/>
-        </w:numPr>
-        <w:spacing w:after="60" w:line="270"/>
-      </w:pPr>
-      <w:r>
-        <w:rPr>
-          <w:rFonts w:ascii="Arial" w:cs="Arial" w:eastAsia="Arial" w:hAnsi="Arial"/>
-          <w:sz w:val="20"/>
-          <w:szCs w:val="20"/>
-        </w:rPr>
-        <w:t xml:space="preserve">Clicking a row selects the tracker and opens the Profile tab. See the warning in section 7.3 before you do.</w:t>
-      </w:r>
-    </w:p>
-    <w:p>
-      <w:pPr>
-        <w:spacing w:after="110" w:before="0" w:line="276"/>
-      </w:pPr>
-      <w:r>
-        <w:rPr>
-          <w:rFonts w:ascii="Arial" w:cs="Arial" w:eastAsia="Arial" w:hAnsi="Arial"/>
-          <w:sz w:val="20"/>
-          <w:szCs w:val="20"/>
-        </w:rPr>
-        <w:t xml:space="preserve">The </w:t>
-      </w:r>
-      <w:r>
-        <w:rPr>
-          <w:rFonts w:ascii="Arial" w:cs="Arial" w:eastAsia="Arial" w:hAnsi="Arial"/>
-          <w:b/>
-          <w:bCs/>
-          <w:sz w:val="20"/>
-          <w:szCs w:val="20"/>
-        </w:rPr>
-        <w:t xml:space="preserve">Fleet Summary</w:t>
-      </w:r>
-      <w:r>
-        <w:rPr>
-          <w:rFonts w:ascii="Arial" w:cs="Arial" w:eastAsia="Arial" w:hAnsi="Arial"/>
-          <w:sz w:val="20"/>
-          <w:szCs w:val="20"/>
-        </w:rPr>
-        <w:t xml:space="preserve"> at the bottom of the Constraints panel shows the totals: Total Trackers, Compliant, Violations, Straight Line, Optimized (no regrade), Needs Regrade, Fleet Cut Total, Fleet Fill Total, and the N–S and E–W flag counts.</w:t>
-      </w:r>
-    </w:p>
-    <w:p>
-      <w:pPr>
         <w:pStyle w:val="Heading2"/>
       </w:pPr>
-      <w:bookmarkStart w:name="_Toc100026" w:id="27"/>
-      <w:r>
-        <w:rPr>
-          <w:rFonts w:ascii="Arial" w:cs="Arial" w:eastAsia="Arial" w:hAnsi="Arial"/>
-        </w:rPr>
-        <w:t xml:space="preserve">7.7  Adjacency tab</w:t>
-      </w:r>
-      <w:bookmarkEnd w:id="27"/>
-    </w:p>
-    <w:p>
-      <w:pPr>
-        <w:spacing w:after="110" w:before="0" w:line="276"/>
-      </w:pPr>
-      <w:r>
-        <w:rPr>
-          <w:rFonts w:ascii="Arial" w:cs="Arial" w:eastAsia="Arial" w:hAnsi="Arial"/>
-          <w:sz w:val="20"/>
-          <w:szCs w:val="20"/>
-        </w:rPr>
-        <w:t xml:space="preserve">This tab checks the final result against the adjacency limits and is where you apply corrections (section 8). Two cards show the number of </w:t>
-      </w:r>
-      <w:r>
-        <w:rPr>
-          <w:rFonts w:ascii="Arial" w:cs="Arial" w:eastAsia="Arial" w:hAnsi="Arial"/>
-          <w:b/>
-          <w:bCs/>
-          <w:sz w:val="20"/>
-          <w:szCs w:val="20"/>
-        </w:rPr>
-        <w:t xml:space="preserve">N-S End Flags</w:t>
-      </w:r>
-      <w:r>
-        <w:rPr>
-          <w:rFonts w:ascii="Arial" w:cs="Arial" w:eastAsia="Arial" w:hAnsi="Arial"/>
-          <w:sz w:val="20"/>
-          <w:szCs w:val="20"/>
-        </w:rPr>
-        <w:t xml:space="preserve"> and </w:t>
-      </w:r>
-      <w:r>
-        <w:rPr>
-          <w:rFonts w:ascii="Arial" w:cs="Arial" w:eastAsia="Arial" w:hAnsi="Arial"/>
-          <w:b/>
-          <w:bCs/>
-          <w:sz w:val="20"/>
-          <w:szCs w:val="20"/>
-        </w:rPr>
-        <w:t xml:space="preserve">E-W End Flags</w:t>
-      </w:r>
-      <w:r>
-        <w:rPr>
-          <w:rFonts w:ascii="Arial" w:cs="Arial" w:eastAsia="Arial" w:hAnsi="Arial"/>
-          <w:sz w:val="20"/>
-          <w:szCs w:val="20"/>
-        </w:rPr>
-        <w:t xml:space="preserve">, with the limit in use underneath. If both are zero it says “No adjacency violations found with current parameters”.</w:t>
-      </w:r>
-    </w:p>
-    <w:p>
-      <w:pPr>
-        <w:spacing w:after="110" w:before="0" w:line="276"/>
-      </w:pPr>
-      <w:r>
-        <w:rPr>
-          <w:rFonts w:ascii="Arial" w:cs="Arial" w:eastAsia="Arial" w:hAnsi="Arial"/>
-          <w:sz w:val="20"/>
-          <w:szCs w:val="20"/>
-        </w:rPr>
-        <w:t xml:space="preserve">After the site-wide solve, flags are expected to be rare, because that solve already enforces the adjacency limits. They appear when the limits cannot all be met together, for example across a steep step in the ground.</w:t>
-      </w:r>
+      <w:bookmarkStart w:name="_Toc100025" w:id="26"/>
+      <w:r>
+        <w:rPr>
+          <w:rFonts w:ascii="Arial" w:cs="Arial" w:eastAsia="Arial" w:hAnsi="Arial"/>
+        </w:rPr>
+        <w:t xml:space="preserve">7.6  Fleet tab</w:t>
+      </w:r>
+      <w:bookmarkEnd w:id="26"/>
     </w:p>
     <w:p>
       <w:pPr>
@@ -12161,9 +12004,9 @@
       <w:r>
         <w:drawing>
           <wp:inline distT="0" distB="0" distL="0" distR="0">
-            <wp:extent cx="5943600" cy="3286125"/>
+            <wp:extent cx="5943600" cy="2847975"/>
             <wp:effectExtent t="0" r="0" b="0" l="0"/>
-            <wp:docPr id="1" name="s08-adjacency-before.png" descr="Adjacency tab with 20 E-W end flags listed in a table, showing tracker pairs, pile numbers, top elevations and slopes." title="Adjacency tab with E–W flags (illustration: a small synthetic file with deliberate elevation steps between rows)."/>
+            <wp:docPr id="1" name="s07-fleet.png" descr="Fleet table listing every tracker with method, minimum, maximum and average reveal, maximum slope and slope change, cut, fill, net and status." title="Fleet tab for the 12-tracker sample file."/>
             <wp:cNvGraphicFramePr>
               <a:graphicFrameLocks xmlns:a="http://schemas.openxmlformats.org/drawingml/2006/main" noChangeAspect="1"/>
             </wp:cNvGraphicFramePr>
@@ -12186,7 +12029,7 @@
                   <pic:spPr bwMode="auto">
                     <a:xfrm>
                       <a:off x="0" y="0"/>
-                      <a:ext cx="5943600" cy="3286125"/>
+                      <a:ext cx="5943600" cy="2847975"/>
                     </a:xfrm>
                     <a:prstGeom prst="rect">
                       <a:avLst/>
@@ -12219,7 +12062,20 @@
           <w:sz w:val="17"/>
           <w:szCs w:val="17"/>
         </w:rPr>
-        <w:t xml:space="preserve">Adjacency tab with E–W flags (illustration: a small synthetic file with deliberate elevation steps between rows).</w:t>
+        <w:t xml:space="preserve">Fleet tab for the 12-tracker sample file.</w:t>
+      </w:r>
+    </w:p>
+    <w:p>
+      <w:pPr>
+        <w:spacing w:after="110" w:before="0" w:line="276"/>
+      </w:pPr>
+      <w:r>
+        <w:rPr>
+          <w:rFonts w:ascii="Arial" w:cs="Arial" w:eastAsia="Arial" w:hAnsi="Arial"/>
+          <w:sz w:val="20"/>
+          <w:szCs w:val="20"/>
+        </w:rPr>
+        <w:t xml:space="preserve">One row per tracker, from the final result. Columns: Tracker, Method, Min Rev, Max Rev, Avg Rev, Max Slope %, Max ΔSlope %, Cut (ft), Fill (ft), Net (ft) and Status.</w:t>
       </w:r>
     </w:p>
     <w:p>
@@ -12239,15 +12095,33 @@
           <w:sz w:val="20"/>
           <w:szCs w:val="20"/>
         </w:rPr>
-        <w:t xml:space="preserve">N–S flags</w:t>
-      </w:r>
-      <w:r>
-        <w:rPr>
-          <w:rFonts w:ascii="Arial" w:cs="Arial" w:eastAsia="Arial" w:hAnsi="Arial"/>
-          <w:sz w:val="20"/>
-          <w:szCs w:val="20"/>
-        </w:rPr>
-        <w:t xml:space="preserve"> list pairs of rows in line end to end whose facing ends differ by more than the limit. Columns: S Tracker (N end), N Tracker (S end), TOP (S), TOP (N), Δ TOP (ft), Gap (ft). Click a row to view a tracker.</w:t>
+        <w:t xml:space="preserve">Status</w:t>
+      </w:r>
+      <w:r>
+        <w:rPr>
+          <w:rFonts w:ascii="Arial" w:cs="Arial" w:eastAsia="Arial" w:hAnsi="Arial"/>
+          <w:sz w:val="20"/>
+          <w:szCs w:val="20"/>
+        </w:rPr>
+        <w:t xml:space="preserve"> shows a tick when the tracker’s slope and slope change were within limits when the solver finished, or a warning mark with the number of violations. It does not test reveals. It is not recalculated after you apply corrections, and neither is the Straight / TF part of the </w:t>
+      </w:r>
+      <w:r>
+        <w:rPr>
+          <w:rFonts w:ascii="Arial" w:cs="Arial" w:eastAsia="Arial" w:hAnsi="Arial"/>
+          <w:b/>
+          <w:bCs/>
+          <w:sz w:val="20"/>
+          <w:szCs w:val="20"/>
+        </w:rPr>
+        <w:t xml:space="preserve">Method</w:t>
+      </w:r>
+      <w:r>
+        <w:rPr>
+          <w:rFonts w:ascii="Arial" w:cs="Arial" w:eastAsia="Arial" w:hAnsi="Arial"/>
+          <w:sz w:val="20"/>
+          <w:szCs w:val="20"/>
+        </w:rPr>
+        <w:t xml:space="preserve"> label, whereas the reveal, Max Slope % and Max ΔSlope % columns and the cut and fill are, so check those after correcting (known issue K13).</w:t>
       </w:r>
     </w:p>
     <w:p>
@@ -12267,15 +12141,15 @@
           <w:sz w:val="20"/>
           <w:szCs w:val="20"/>
         </w:rPr>
-        <w:t xml:space="preserve">E–W flags</w:t>
-      </w:r>
-      <w:r>
-        <w:rPr>
-          <w:rFonts w:ascii="Arial" w:cs="Arial" w:eastAsia="Arial" w:hAnsi="Arial"/>
-          <w:sz w:val="20"/>
-          <w:szCs w:val="20"/>
-        </w:rPr>
-        <w:t xml:space="preserve"> list pairs of piles in neighbouring rows whose tops are steeper than the E–W limit. Columns, in order: an </w:t>
+        <w:t xml:space="preserve">Min Rev</w:t>
+      </w:r>
+      <w:r>
+        <w:rPr>
+          <w:rFonts w:ascii="Arial" w:cs="Arial" w:eastAsia="Arial" w:hAnsi="Arial"/>
+          <w:sz w:val="20"/>
+          <w:szCs w:val="20"/>
+        </w:rPr>
+        <w:t xml:space="preserve"> and </w:t>
       </w:r>
       <w:r>
         <w:rPr>
@@ -12285,127 +12159,109 @@
           <w:sz w:val="20"/>
           <w:szCs w:val="20"/>
         </w:rPr>
-        <w:t xml:space="preserve">anchor selector</w:t>
-      </w:r>
-      <w:r>
-        <w:rPr>
-          <w:rFonts w:ascii="Arial" w:cs="Arial" w:eastAsia="Arial" w:hAnsi="Arial"/>
-          <w:sz w:val="20"/>
-          <w:szCs w:val="20"/>
-        </w:rPr>
-        <w:t xml:space="preserve"> (two small squares, one per tracker), Tracker A, Pile, Tracker B, Pile, TOP A, TOP B, Slope %, ΔE (ft), ΔN (ft).</w:t>
-      </w:r>
-    </w:p>
-    <w:tbl>
-      <w:tblPr>
-        <w:tblW w:type="dxa" w:w="9360"/>
-        <w:tblBorders>
-          <w:top w:val="none" w:color="FFFFFF" w:sz="0"/>
-          <w:left w:val="single" w:color="1F66AD" w:sz="30"/>
-          <w:bottom w:val="none" w:color="FFFFFF" w:sz="0"/>
-          <w:right w:val="none" w:color="FFFFFF" w:sz="0"/>
-          <w:insideH w:val="none" w:color="FFFFFF" w:sz="0"/>
-          <w:insideV w:val="none" w:color="FFFFFF" w:sz="0"/>
-        </w:tblBorders>
-        <w:tblLayout w:type="fixed"/>
-      </w:tblPr>
-      <w:tblGrid>
-        <w:gridCol w:w="9360"/>
-      </w:tblGrid>
-      <w:tr>
-        <w:trPr>
-          <w:cantSplit/>
-        </w:trPr>
-        <w:tc>
-          <w:tcPr>
-            <w:tcW w:type="dxa" w:w="9360"/>
-            <w:shd w:fill="EAF1F8" w:color="auto" w:val="clear"/>
-            <w:tcMar>
-              <w:top w:type="dxa" w:w="90"/>
-              <w:left w:type="dxa" w:w="160"/>
-              <w:bottom w:type="dxa" w:w="60"/>
-              <w:right w:type="dxa" w:w="140"/>
-            </w:tcMar>
-          </w:tcPr>
-          <w:p>
-            <w:pPr>
-              <w:keepNext/>
-              <w:spacing w:after="50"/>
-            </w:pPr>
-            <w:r>
-              <w:rPr>
-                <w:rFonts w:ascii="Arial" w:cs="Arial" w:eastAsia="Arial" w:hAnsi="Arial"/>
-                <w:b/>
-                <w:bCs/>
-                <w:color w:val="1F66AD"/>
-                <w:sz w:val="19"/>
-                <w:szCs w:val="19"/>
-              </w:rPr>
-              <w:t xml:space="preserve">The E–W table headings are shifted</w:t>
-            </w:r>
-          </w:p>
-          <w:p>
-            <w:pPr>
-              <w:spacing w:after="50" w:line="260"/>
-            </w:pPr>
-            <w:r>
-              <w:rPr>
-                <w:rFonts w:ascii="Arial" w:cs="Arial" w:eastAsia="Arial" w:hAnsi="Arial"/>
-                <w:sz w:val="18"/>
-                <w:szCs w:val="18"/>
-              </w:rPr>
-              <w:t xml:space="preserve">The anchor selector column has no heading, so every heading in the E–W table sits one column to the left of its data (for example “Slope %” appears above the TOP B values). Read the columns in the order listed above (known issue K4).</w:t>
-            </w:r>
-          </w:p>
-        </w:tc>
-      </w:tr>
-    </w:tbl>
-    <w:p>
-      <w:pPr>
-        <w:spacing w:after="140"/>
-      </w:pPr>
+        <w:t xml:space="preserve">Max Rev</w:t>
+      </w:r>
+      <w:r>
+        <w:rPr>
+          <w:rFonts w:ascii="Arial" w:cs="Arial" w:eastAsia="Arial" w:hAnsi="Arial"/>
+          <w:sz w:val="20"/>
+          <w:szCs w:val="20"/>
+        </w:rPr>
+        <w:t xml:space="preserve"> turn red when outside the Min Reveal/Max Reveal sliders. A value shown at exactly the limit (for example 6.000) can be red because it exceeds the limit by a tiny fraction.</w:t>
+      </w:r>
     </w:p>
     <w:p>
       <w:pPr>
-        <w:pStyle w:val="Heading1"/>
-      </w:pPr>
-      <w:bookmarkStart w:name="_Toc100027" w:id="28"/>
-      <w:r>
-        <w:rPr>
-          <w:rFonts w:ascii="Arial" w:cs="Arial" w:eastAsia="Arial" w:hAnsi="Arial"/>
-        </w:rPr>
-        <w:t xml:space="preserve">8  Correcting adjacency flags</w:t>
-      </w:r>
-      <w:bookmarkEnd w:id="28"/>
+        <w:pStyle w:val="ListParagraph"/>
+        <w:numPr>
+          <w:ilvl w:val="0"/>
+          <w:numId w:val="2"/>
+        </w:numPr>
+        <w:spacing w:after="60" w:line="270"/>
+      </w:pPr>
+      <w:r>
+        <w:rPr>
+          <w:rFonts w:ascii="Arial" w:cs="Arial" w:eastAsia="Arial" w:hAnsi="Arial"/>
+          <w:b/>
+          <w:bCs/>
+          <w:sz w:val="20"/>
+          <w:szCs w:val="20"/>
+        </w:rPr>
+        <w:t xml:space="preserve">Net</w:t>
+      </w:r>
+      <w:r>
+        <w:rPr>
+          <w:rFonts w:ascii="Arial" w:cs="Arial" w:eastAsia="Arial" w:hAnsi="Arial"/>
+          <w:sz w:val="20"/>
+          <w:szCs w:val="20"/>
+        </w:rPr>
+        <w:t xml:space="preserve"> is the remaining difference between cut and fill for that tracker.</w:t>
+      </w:r>
     </w:p>
     <w:p>
       <w:pPr>
-        <w:spacing w:after="110" w:before="0" w:line="276"/>
-      </w:pPr>
-      <w:r>
-        <w:rPr>
-          <w:rFonts w:ascii="Arial" w:cs="Arial" w:eastAsia="Arial" w:hAnsi="Arial"/>
-          <w:sz w:val="20"/>
-          <w:szCs w:val="20"/>
-        </w:rPr>
-        <w:t xml:space="preserve">Corrections work on the final results and can be undone. Apply them last, after the limits are settled, because changing any limit afterwards discards them.</w:t>
+        <w:pStyle w:val="ListParagraph"/>
+        <w:numPr>
+          <w:ilvl w:val="0"/>
+          <w:numId w:val="2"/>
+        </w:numPr>
+        <w:spacing w:after="60" w:line="270"/>
+      </w:pPr>
+      <w:r>
+        <w:rPr>
+          <w:rFonts w:ascii="Arial" w:cs="Arial" w:eastAsia="Arial" w:hAnsi="Arial"/>
+          <w:sz w:val="20"/>
+          <w:szCs w:val="20"/>
+        </w:rPr>
+        <w:t xml:space="preserve">Clicking a row selects the tracker and opens the Profile tab.</w:t>
       </w:r>
     </w:p>
     <w:p>
       <w:pPr>
-        <w:pStyle w:val="Heading2"/>
-      </w:pPr>
-      <w:bookmarkStart w:name="_Toc100028" w:id="29"/>
-      <w:r>
-        <w:rPr>
-          <w:rFonts w:ascii="Arial" w:cs="Arial" w:eastAsia="Arial" w:hAnsi="Arial"/>
-        </w:rPr>
-        <w:t xml:space="preserve">8.1  N–S corrections</w:t>
-      </w:r>
-      <w:bookmarkEnd w:id="29"/>
+        <w:spacing w:after="110" w:before="0" w:line="276"/>
+      </w:pPr>
+      <w:r>
+        <w:rPr>
+          <w:rFonts w:ascii="Arial" w:cs="Arial" w:eastAsia="Arial" w:hAnsi="Arial"/>
+          <w:sz w:val="20"/>
+          <w:szCs w:val="20"/>
+        </w:rPr>
+        <w:t xml:space="preserve">The </w:t>
+      </w:r>
+      <w:r>
+        <w:rPr>
+          <w:rFonts w:ascii="Arial" w:cs="Arial" w:eastAsia="Arial" w:hAnsi="Arial"/>
+          <w:b/>
+          <w:bCs/>
+          <w:sz w:val="20"/>
+          <w:szCs w:val="20"/>
+        </w:rPr>
+        <w:t xml:space="preserve">Fleet Summary</w:t>
+      </w:r>
+      <w:r>
+        <w:rPr>
+          <w:rFonts w:ascii="Arial" w:cs="Arial" w:eastAsia="Arial" w:hAnsi="Arial"/>
+          <w:sz w:val="20"/>
+          <w:szCs w:val="20"/>
+        </w:rPr>
+        <w:t xml:space="preserve"> at the bottom of the Constraints panel shows the totals: Total Trackers, Compliant, Violations, Straight Line, Optimized (no regrade), Needs Regrade, Fleet Cut Total, Fleet Fill Total, and the N–S and E–W flag counts.</w:t>
+      </w:r>
     </w:p>
     <w:p>
       <w:pPr>
+        <w:pStyle w:val="Heading2"/>
+      </w:pPr>
+      <w:bookmarkStart w:name="_Toc100026" w:id="27"/>
+      <w:r>
+        <w:rPr>
+          <w:rFonts w:ascii="Arial" w:cs="Arial" w:eastAsia="Arial" w:hAnsi="Arial"/>
+        </w:rPr>
+        <w:t xml:space="preserve">7.7  Adjacency tab</w:t>
+      </w:r>
+      <w:bookmarkEnd w:id="27"/>
+    </w:p>
+    <w:p>
+      <w:pPr>
         <w:spacing w:after="110" w:before="0" w:line="276"/>
       </w:pPr>
       <w:r>
@@ -12414,7 +12270,7 @@
           <w:sz w:val="20"/>
           <w:szCs w:val="20"/>
         </w:rPr>
-        <w:t xml:space="preserve">Press </w:t>
+        <w:t xml:space="preserve">This tab checks the final result against the adjacency limits and is where you apply corrections (section 8). Two cards show the number of </w:t>
       </w:r>
       <w:r>
         <w:rPr>
@@ -12424,15 +12280,15 @@
           <w:sz w:val="20"/>
           <w:szCs w:val="20"/>
         </w:rPr>
-        <w:t xml:space="preserve">Apply N-S Corrections</w:t>
-      </w:r>
-      <w:r>
-        <w:rPr>
-          <w:rFonts w:ascii="Arial" w:cs="Arial" w:eastAsia="Arial" w:hAnsi="Arial"/>
-          <w:sz w:val="20"/>
-          <w:szCs w:val="20"/>
-        </w:rPr>
-        <w:t xml:space="preserve"> on the Adjacency tab. Starting with the largest difference, the tool closes only the </w:t>
+        <w:t xml:space="preserve">N-S End Flags</w:t>
+      </w:r>
+      <w:r>
+        <w:rPr>
+          <w:rFonts w:ascii="Arial" w:cs="Arial" w:eastAsia="Arial" w:hAnsi="Arial"/>
+          <w:sz w:val="20"/>
+          <w:szCs w:val="20"/>
+        </w:rPr>
+        <w:t xml:space="preserve"> and </w:t>
       </w:r>
       <w:r>
         <w:rPr>
@@ -12442,15 +12298,15 @@
           <w:sz w:val="20"/>
           <w:szCs w:val="20"/>
         </w:rPr>
-        <w:t xml:space="preserve">excess</w:t>
-      </w:r>
-      <w:r>
-        <w:rPr>
-          <w:rFonts w:ascii="Arial" w:cs="Arial" w:eastAsia="Arial" w:hAnsi="Arial"/>
-          <w:sz w:val="20"/>
-          <w:szCs w:val="20"/>
-        </w:rPr>
-        <w:t xml:space="preserve"> beyond the limit for each flagged pair: it moves the facing ends toward each other, and shares the movement between the two rows. A row without earthwork takes up its share first, limited by the room left in its reveal window; the remainder is split equally. The two end piles move together, the change is carried inward along the tracker, and the tube is re-smoothed to the slope and slope-change limits. Where a reveal still ends up outside its window, ground adjustment (cut or fill) is added.</w:t>
+        <w:t xml:space="preserve">E-W End Flags</w:t>
+      </w:r>
+      <w:r>
+        <w:rPr>
+          <w:rFonts w:ascii="Arial" w:cs="Arial" w:eastAsia="Arial" w:hAnsi="Arial"/>
+          <w:sz w:val="20"/>
+          <w:szCs w:val="20"/>
+        </w:rPr>
+        <w:t xml:space="preserve">, each with a one-line description underneath. The N–S card always quotes the fixed limit in feet (1 ft by default), even in % mode, where the limit actually applied is the slope times the gap, so use the flag table to see what was exceeded. The E–W card quotes the E–W End Slope. If both counts are zero the tab says “No adjacency violations found with current parameters”.</w:t>
       </w:r>
     </w:p>
     <w:p>
@@ -12463,118 +12319,7 @@
           <w:sz w:val="20"/>
           <w:szCs w:val="20"/>
         </w:rPr>
-        <w:t xml:space="preserve">Afterwards the card shows “n pairs corrected” and, if some pairs could not be fixed, “m residual” with a table of the remaining differences and the reason.</w:t>
-      </w:r>
-    </w:p>
-    <w:p>
-      <w:pPr>
-        <w:pStyle w:val="Heading2"/>
-      </w:pPr>
-      <w:bookmarkStart w:name="_Toc100029" w:id="30"/>
-      <w:r>
-        <w:rPr>
-          <w:rFonts w:ascii="Arial" w:cs="Arial" w:eastAsia="Arial" w:hAnsi="Arial"/>
-        </w:rPr>
-        <w:t xml:space="preserve">8.2  E–W corrections</w:t>
-      </w:r>
-      <w:bookmarkEnd w:id="30"/>
-    </w:p>
-    <w:p>
-      <w:pPr>
-        <w:spacing w:after="110" w:before="0" w:line="276"/>
-      </w:pPr>
-      <w:r>
-        <w:rPr>
-          <w:rFonts w:ascii="Arial" w:cs="Arial" w:eastAsia="Arial" w:hAnsi="Arial"/>
-          <w:sz w:val="20"/>
-          <w:szCs w:val="20"/>
-        </w:rPr>
-        <w:t xml:space="preserve">Press </w:t>
-      </w:r>
-      <w:r>
-        <w:rPr>
-          <w:rFonts w:ascii="Arial" w:cs="Arial" w:eastAsia="Arial" w:hAnsi="Arial"/>
-          <w:b/>
-          <w:bCs/>
-          <w:sz w:val="20"/>
-          <w:szCs w:val="20"/>
-        </w:rPr>
-        <w:t xml:space="preserve">Apply E-W Corrections</w:t>
-      </w:r>
-      <w:r>
-        <w:rPr>
-          <w:rFonts w:ascii="Arial" w:cs="Arial" w:eastAsia="Arial" w:hAnsi="Arial"/>
-          <w:sz w:val="20"/>
-          <w:szCs w:val="20"/>
-        </w:rPr>
-        <w:t xml:space="preserve">. Within each block, the tool finds chains of consecutive rows that have flagged pairs. In each chain one row is the </w:t>
-      </w:r>
-      <w:r>
-        <w:rPr>
-          <w:rFonts w:ascii="Arial" w:cs="Arial" w:eastAsia="Arial" w:hAnsi="Arial"/>
-          <w:b/>
-          <w:bCs/>
-          <w:sz w:val="20"/>
-          <w:szCs w:val="20"/>
-        </w:rPr>
-        <w:t xml:space="preserve">anchor</w:t>
-      </w:r>
-      <w:r>
-        <w:rPr>
-          <w:rFonts w:ascii="Arial" w:cs="Arial" w:eastAsia="Arial" w:hAnsi="Arial"/>
-          <w:sz w:val="20"/>
-          <w:szCs w:val="20"/>
-        </w:rPr>
-        <w:t xml:space="preserve"> and stays where it is; the others are adjusted outward from it, each relative to its neighbour nearer the anchor. A row being moved is re-solved so that each flagged pile stays inside the allowed E–W band, the slope and slope-change limits still hold, and the movement is as small as possible. This repeats for a pair, up to six times, until it is clean. Reveals that end up outside the window get cut or fill.</w:t>
-      </w:r>
-    </w:p>
-    <w:p>
-      <w:pPr>
-        <w:spacing w:after="110" w:before="0" w:line="276"/>
-      </w:pPr>
-      <w:r>
-        <w:rPr>
-          <w:rFonts w:ascii="Arial" w:cs="Arial" w:eastAsia="Arial" w:hAnsi="Arial"/>
-          <w:sz w:val="20"/>
-          <w:szCs w:val="20"/>
-        </w:rPr>
-        <w:t xml:space="preserve">To choose the anchor, click one of the small squares beside a tracker in the E–W table (click again to clear). A </w:t>
-      </w:r>
-      <w:r>
-        <w:rPr>
-          <w:rFonts w:ascii="Arial" w:cs="Arial" w:eastAsia="Arial" w:hAnsi="Arial"/>
-          <w:b/>
-          <w:bCs/>
-          <w:sz w:val="20"/>
-          <w:szCs w:val="20"/>
-        </w:rPr>
-        <w:t xml:space="preserve">green</w:t>
-      </w:r>
-      <w:r>
-        <w:rPr>
-          <w:rFonts w:ascii="Arial" w:cs="Arial" w:eastAsia="Arial" w:hAnsi="Arial"/>
-          <w:sz w:val="20"/>
-          <w:szCs w:val="20"/>
-        </w:rPr>
-        <w:t xml:space="preserve"> square marks a row with no N–S flags, which is the safer choice; an </w:t>
-      </w:r>
-      <w:r>
-        <w:rPr>
-          <w:rFonts w:ascii="Arial" w:cs="Arial" w:eastAsia="Arial" w:hAnsi="Arial"/>
-          <w:b/>
-          <w:bCs/>
-          <w:sz w:val="20"/>
-          <w:szCs w:val="20"/>
-        </w:rPr>
-        <w:t xml:space="preserve">amber</w:t>
-      </w:r>
-      <w:r>
-        <w:rPr>
-          <w:rFonts w:ascii="Arial" w:cs="Arial" w:eastAsia="Arial" w:hAnsi="Arial"/>
-          <w:sz w:val="20"/>
-          <w:szCs w:val="20"/>
-        </w:rPr>
-        <w:t xml:space="preserve"> square marks a row that still has N–S flags. If you choose none, the middle row of each chain is used. Afterwards the card shows “n pile pairs · m chains” and lists any residual pairs.</w:t>
+        <w:t xml:space="preserve">After the site-wide solve, flags are expected to be rare, because that solve already enforces the adjacency limits. They appear when the limits cannot all be met together, for example across a steep step in the ground.</w:t>
       </w:r>
     </w:p>
     <w:p>
@@ -12586,9 +12331,9 @@
       <w:r>
         <w:drawing>
           <wp:inline distT="0" distB="0" distL="0" distR="0">
-            <wp:extent cx="5943600" cy="2371725"/>
+            <wp:extent cx="5943600" cy="3286125"/>
             <wp:effectExtent t="0" r="0" b="0" l="0"/>
-            <wp:docPr id="1" name="s09-adjacency-after.png" descr="Adjacency tab with both flag cards at zero and the Apply N-S, Revert, Apply E-W and Revert E-W buttons with their result summaries." title="Adjacency tab after Apply E-W Corrections on the illustration file: no flags remain."/>
+            <wp:docPr id="1" name="s08-adjacency-before.png" descr="Adjacency tab with 20 E-W end flags listed in a table, showing tracker pairs, pile numbers, top elevations and slopes." title="Adjacency tab with E–W flags (illustration: a small synthetic file with deliberate elevation steps between rows)."/>
             <wp:cNvGraphicFramePr>
               <a:graphicFrameLocks xmlns:a="http://schemas.openxmlformats.org/drawingml/2006/main" noChangeAspect="1"/>
             </wp:cNvGraphicFramePr>
@@ -12611,6 +12356,449 @@
                   <pic:spPr bwMode="auto">
                     <a:xfrm>
                       <a:off x="0" y="0"/>
+                      <a:ext cx="5943600" cy="3286125"/>
+                    </a:xfrm>
+                    <a:prstGeom prst="rect">
+                      <a:avLst/>
+                    </a:prstGeom>
+                  </pic:spPr>
+                </pic:pic>
+              </a:graphicData>
+            </a:graphic>
+          </wp:inline>
+        </w:drawing>
+      </w:r>
+    </w:p>
+    <w:p>
+      <w:pPr>
+        <w:pStyle w:val="Caption"/>
+      </w:pPr>
+      <w:r>
+        <w:rPr>
+          <w:rFonts w:ascii="Arial" w:cs="Arial" w:eastAsia="Arial" w:hAnsi="Arial"/>
+          <w:b/>
+          <w:bCs/>
+          <w:sz w:val="17"/>
+          <w:szCs w:val="17"/>
+        </w:rPr>
+        <w:t xml:space="preserve">Figure 8. </w:t>
+      </w:r>
+      <w:r>
+        <w:rPr>
+          <w:rFonts w:ascii="Arial" w:cs="Arial" w:eastAsia="Arial" w:hAnsi="Arial"/>
+          <w:sz w:val="17"/>
+          <w:szCs w:val="17"/>
+        </w:rPr>
+        <w:t xml:space="preserve">Adjacency tab with E–W flags (illustration: a small synthetic file with deliberate elevation steps between rows).</w:t>
+      </w:r>
+    </w:p>
+    <w:p>
+      <w:pPr>
+        <w:pStyle w:val="ListParagraph"/>
+        <w:numPr>
+          <w:ilvl w:val="0"/>
+          <w:numId w:val="2"/>
+        </w:numPr>
+        <w:spacing w:after="60" w:line="270"/>
+      </w:pPr>
+      <w:r>
+        <w:rPr>
+          <w:rFonts w:ascii="Arial" w:cs="Arial" w:eastAsia="Arial" w:hAnsi="Arial"/>
+          <w:b/>
+          <w:bCs/>
+          <w:sz w:val="20"/>
+          <w:szCs w:val="20"/>
+        </w:rPr>
+        <w:t xml:space="preserve">N–S flags</w:t>
+      </w:r>
+      <w:r>
+        <w:rPr>
+          <w:rFonts w:ascii="Arial" w:cs="Arial" w:eastAsia="Arial" w:hAnsi="Arial"/>
+          <w:sz w:val="20"/>
+          <w:szCs w:val="20"/>
+        </w:rPr>
+        <w:t xml:space="preserve"> list pairs of rows in line end to end whose facing ends differ by more than the limit. Columns: S Tracker (N end), N Tracker (S end), TOP (S), TOP (N), Δ TOP (ft), Gap (ft). Click a row to view a tracker.</w:t>
+      </w:r>
+    </w:p>
+    <w:p>
+      <w:pPr>
+        <w:pStyle w:val="ListParagraph"/>
+        <w:numPr>
+          <w:ilvl w:val="0"/>
+          <w:numId w:val="2"/>
+        </w:numPr>
+        <w:spacing w:after="60" w:line="270"/>
+      </w:pPr>
+      <w:r>
+        <w:rPr>
+          <w:rFonts w:ascii="Arial" w:cs="Arial" w:eastAsia="Arial" w:hAnsi="Arial"/>
+          <w:b/>
+          <w:bCs/>
+          <w:sz w:val="20"/>
+          <w:szCs w:val="20"/>
+        </w:rPr>
+        <w:t xml:space="preserve">E–W flags</w:t>
+      </w:r>
+      <w:r>
+        <w:rPr>
+          <w:rFonts w:ascii="Arial" w:cs="Arial" w:eastAsia="Arial" w:hAnsi="Arial"/>
+          <w:sz w:val="20"/>
+          <w:szCs w:val="20"/>
+        </w:rPr>
+        <w:t xml:space="preserve"> list pairs of piles in neighbouring rows whose tops are steeper than the E–W limit. Columns, in order: an </w:t>
+      </w:r>
+      <w:r>
+        <w:rPr>
+          <w:rFonts w:ascii="Arial" w:cs="Arial" w:eastAsia="Arial" w:hAnsi="Arial"/>
+          <w:b/>
+          <w:bCs/>
+          <w:sz w:val="20"/>
+          <w:szCs w:val="20"/>
+        </w:rPr>
+        <w:t xml:space="preserve">anchor selector</w:t>
+      </w:r>
+      <w:r>
+        <w:rPr>
+          <w:rFonts w:ascii="Arial" w:cs="Arial" w:eastAsia="Arial" w:hAnsi="Arial"/>
+          <w:sz w:val="20"/>
+          <w:szCs w:val="20"/>
+        </w:rPr>
+        <w:t xml:space="preserve"> (two small squares, one per tracker), Tracker A, Pile, Tracker B, Pile, TOP A, TOP B, Slope %, ΔE (ft), ΔN (ft).</w:t>
+      </w:r>
+    </w:p>
+    <w:tbl>
+      <w:tblPr>
+        <w:tblW w:type="dxa" w:w="9360"/>
+        <w:tblBorders>
+          <w:top w:val="none" w:color="FFFFFF" w:sz="0"/>
+          <w:left w:val="single" w:color="1F66AD" w:sz="30"/>
+          <w:bottom w:val="none" w:color="FFFFFF" w:sz="0"/>
+          <w:right w:val="none" w:color="FFFFFF" w:sz="0"/>
+          <w:insideH w:val="none" w:color="FFFFFF" w:sz="0"/>
+          <w:insideV w:val="none" w:color="FFFFFF" w:sz="0"/>
+        </w:tblBorders>
+        <w:tblLayout w:type="fixed"/>
+      </w:tblPr>
+      <w:tblGrid>
+        <w:gridCol w:w="9360"/>
+      </w:tblGrid>
+      <w:tr>
+        <w:trPr>
+          <w:cantSplit/>
+        </w:trPr>
+        <w:tc>
+          <w:tcPr>
+            <w:tcW w:type="dxa" w:w="9360"/>
+            <w:shd w:fill="EAF1F8" w:color="auto" w:val="clear"/>
+            <w:tcMar>
+              <w:top w:type="dxa" w:w="90"/>
+              <w:left w:type="dxa" w:w="160"/>
+              <w:bottom w:type="dxa" w:w="60"/>
+              <w:right w:type="dxa" w:w="140"/>
+            </w:tcMar>
+          </w:tcPr>
+          <w:p>
+            <w:pPr>
+              <w:keepNext/>
+              <w:spacing w:after="50"/>
+            </w:pPr>
+            <w:r>
+              <w:rPr>
+                <w:rFonts w:ascii="Arial" w:cs="Arial" w:eastAsia="Arial" w:hAnsi="Arial"/>
+                <w:b/>
+                <w:bCs/>
+                <w:color w:val="1F66AD"/>
+                <w:sz w:val="19"/>
+                <w:szCs w:val="19"/>
+              </w:rPr>
+              <w:t xml:space="preserve">The E–W table headings are shifted</w:t>
+            </w:r>
+          </w:p>
+          <w:p>
+            <w:pPr>
+              <w:spacing w:after="50" w:line="260"/>
+            </w:pPr>
+            <w:r>
+              <w:rPr>
+                <w:rFonts w:ascii="Arial" w:cs="Arial" w:eastAsia="Arial" w:hAnsi="Arial"/>
+                <w:sz w:val="18"/>
+                <w:szCs w:val="18"/>
+              </w:rPr>
+              <w:t xml:space="preserve">The anchor selector column has no heading, so every heading in the E–W table sits one column to the left of its data (for example “Slope %” appears above the TOP B values). Read the columns in the order listed above (known issue K4).</w:t>
+            </w:r>
+          </w:p>
+        </w:tc>
+      </w:tr>
+    </w:tbl>
+    <w:p>
+      <w:pPr>
+        <w:spacing w:after="140"/>
+      </w:pPr>
+    </w:p>
+    <w:p>
+      <w:pPr>
+        <w:pStyle w:val="Heading1"/>
+      </w:pPr>
+      <w:bookmarkStart w:name="_Toc100027" w:id="28"/>
+      <w:r>
+        <w:rPr>
+          <w:rFonts w:ascii="Arial" w:cs="Arial" w:eastAsia="Arial" w:hAnsi="Arial"/>
+        </w:rPr>
+        <w:t xml:space="preserve">8  Correcting adjacency flags</w:t>
+      </w:r>
+      <w:bookmarkEnd w:id="28"/>
+    </w:p>
+    <w:p>
+      <w:pPr>
+        <w:spacing w:after="110" w:before="0" w:line="276"/>
+      </w:pPr>
+      <w:r>
+        <w:rPr>
+          <w:rFonts w:ascii="Arial" w:cs="Arial" w:eastAsia="Arial" w:hAnsi="Arial"/>
+          <w:sz w:val="20"/>
+          <w:szCs w:val="20"/>
+        </w:rPr>
+        <w:t xml:space="preserve">Corrections work on the final results and can be undone. Apply them last, after the limits are settled, because changing any limit afterwards discards them.</w:t>
+      </w:r>
+    </w:p>
+    <w:p>
+      <w:pPr>
+        <w:pStyle w:val="Heading2"/>
+      </w:pPr>
+      <w:bookmarkStart w:name="_Toc100028" w:id="29"/>
+      <w:r>
+        <w:rPr>
+          <w:rFonts w:ascii="Arial" w:cs="Arial" w:eastAsia="Arial" w:hAnsi="Arial"/>
+        </w:rPr>
+        <w:t xml:space="preserve">8.1  N–S corrections</w:t>
+      </w:r>
+      <w:bookmarkEnd w:id="29"/>
+    </w:p>
+    <w:p>
+      <w:pPr>
+        <w:spacing w:after="110" w:before="0" w:line="276"/>
+      </w:pPr>
+      <w:r>
+        <w:rPr>
+          <w:rFonts w:ascii="Arial" w:cs="Arial" w:eastAsia="Arial" w:hAnsi="Arial"/>
+          <w:sz w:val="20"/>
+          <w:szCs w:val="20"/>
+        </w:rPr>
+        <w:t xml:space="preserve">Press </w:t>
+      </w:r>
+      <w:r>
+        <w:rPr>
+          <w:rFonts w:ascii="Arial" w:cs="Arial" w:eastAsia="Arial" w:hAnsi="Arial"/>
+          <w:b/>
+          <w:bCs/>
+          <w:sz w:val="20"/>
+          <w:szCs w:val="20"/>
+        </w:rPr>
+        <w:t xml:space="preserve">Apply N-S Corrections</w:t>
+      </w:r>
+      <w:r>
+        <w:rPr>
+          <w:rFonts w:ascii="Arial" w:cs="Arial" w:eastAsia="Arial" w:hAnsi="Arial"/>
+          <w:sz w:val="20"/>
+          <w:szCs w:val="20"/>
+        </w:rPr>
+        <w:t xml:space="preserve"> on the Adjacency tab. Starting with the largest difference, the tool closes only the </w:t>
+      </w:r>
+      <w:r>
+        <w:rPr>
+          <w:rFonts w:ascii="Arial" w:cs="Arial" w:eastAsia="Arial" w:hAnsi="Arial"/>
+          <w:b/>
+          <w:bCs/>
+          <w:sz w:val="20"/>
+          <w:szCs w:val="20"/>
+        </w:rPr>
+        <w:t xml:space="preserve">excess</w:t>
+      </w:r>
+      <w:r>
+        <w:rPr>
+          <w:rFonts w:ascii="Arial" w:cs="Arial" w:eastAsia="Arial" w:hAnsi="Arial"/>
+          <w:sz w:val="20"/>
+          <w:szCs w:val="20"/>
+        </w:rPr>
+        <w:t xml:space="preserve"> beyond the limit for each flagged pair: it moves the facing ends toward each other, and shares the movement between the two rows. A row without earthwork takes up its share first, limited by the room left in its reveal window; the remainder is split equally. The two end piles move together, the change is carried inward along the tracker, and the tube is re-smoothed to the slope and slope-change limits. Where a reveal still ends up outside its window, ground adjustment (cut or fill) is added.</w:t>
+      </w:r>
+    </w:p>
+    <w:p>
+      <w:pPr>
+        <w:spacing w:after="110" w:before="0" w:line="276"/>
+      </w:pPr>
+      <w:r>
+        <w:rPr>
+          <w:rFonts w:ascii="Arial" w:cs="Arial" w:eastAsia="Arial" w:hAnsi="Arial"/>
+          <w:sz w:val="20"/>
+          <w:szCs w:val="20"/>
+        </w:rPr>
+        <w:t xml:space="preserve">Afterwards the card shows “n pairs corrected” and, if some pairs could not be fixed, “m residual” with a table of the remaining differences and the reason.</w:t>
+      </w:r>
+    </w:p>
+    <w:p>
+      <w:pPr>
+        <w:pStyle w:val="Heading2"/>
+      </w:pPr>
+      <w:bookmarkStart w:name="_Toc100029" w:id="30"/>
+      <w:r>
+        <w:rPr>
+          <w:rFonts w:ascii="Arial" w:cs="Arial" w:eastAsia="Arial" w:hAnsi="Arial"/>
+        </w:rPr>
+        <w:t xml:space="preserve">8.2  E–W corrections</w:t>
+      </w:r>
+      <w:bookmarkEnd w:id="30"/>
+    </w:p>
+    <w:p>
+      <w:pPr>
+        <w:spacing w:after="110" w:before="0" w:line="276"/>
+      </w:pPr>
+      <w:r>
+        <w:rPr>
+          <w:rFonts w:ascii="Arial" w:cs="Arial" w:eastAsia="Arial" w:hAnsi="Arial"/>
+          <w:sz w:val="20"/>
+          <w:szCs w:val="20"/>
+        </w:rPr>
+        <w:t xml:space="preserve">Press </w:t>
+      </w:r>
+      <w:r>
+        <w:rPr>
+          <w:rFonts w:ascii="Arial" w:cs="Arial" w:eastAsia="Arial" w:hAnsi="Arial"/>
+          <w:b/>
+          <w:bCs/>
+          <w:sz w:val="20"/>
+          <w:szCs w:val="20"/>
+        </w:rPr>
+        <w:t xml:space="preserve">Apply E-W Corrections</w:t>
+      </w:r>
+      <w:r>
+        <w:rPr>
+          <w:rFonts w:ascii="Arial" w:cs="Arial" w:eastAsia="Arial" w:hAnsi="Arial"/>
+          <w:sz w:val="20"/>
+          <w:szCs w:val="20"/>
+        </w:rPr>
+        <w:t xml:space="preserve">. Within each block, the tool finds chains of consecutive rows that have flagged pairs. In each chain one row is the </w:t>
+      </w:r>
+      <w:r>
+        <w:rPr>
+          <w:rFonts w:ascii="Arial" w:cs="Arial" w:eastAsia="Arial" w:hAnsi="Arial"/>
+          <w:b/>
+          <w:bCs/>
+          <w:sz w:val="20"/>
+          <w:szCs w:val="20"/>
+        </w:rPr>
+        <w:t xml:space="preserve">anchor</w:t>
+      </w:r>
+      <w:r>
+        <w:rPr>
+          <w:rFonts w:ascii="Arial" w:cs="Arial" w:eastAsia="Arial" w:hAnsi="Arial"/>
+          <w:sz w:val="20"/>
+          <w:szCs w:val="20"/>
+        </w:rPr>
+        <w:t xml:space="preserve"> and stays where it is; the others are adjusted outward from it, each relative to its neighbour nearer the anchor. A row being moved is re-solved so that each flagged pile stays inside the allowed E–W band, the slope and slope-change limits still hold, and the movement is as small as possible. This repeats for a pair, up to six times, until it is clean. Reveals that end up outside the window get cut or fill.</w:t>
+      </w:r>
+    </w:p>
+    <w:p>
+      <w:pPr>
+        <w:spacing w:after="110" w:before="0" w:line="276"/>
+      </w:pPr>
+      <w:r>
+        <w:rPr>
+          <w:rFonts w:ascii="Arial" w:cs="Arial" w:eastAsia="Arial" w:hAnsi="Arial"/>
+          <w:sz w:val="20"/>
+          <w:szCs w:val="20"/>
+        </w:rPr>
+        <w:t xml:space="preserve">To choose the anchor, click one of the small squares beside a tracker in the E–W table (click again to clear). The outline of a square tells you about the row: </w:t>
+      </w:r>
+      <w:r>
+        <w:rPr>
+          <w:rFonts w:ascii="Arial" w:cs="Arial" w:eastAsia="Arial" w:hAnsi="Arial"/>
+          <w:b/>
+          <w:bCs/>
+          <w:sz w:val="20"/>
+          <w:szCs w:val="20"/>
+        </w:rPr>
+        <w:t xml:space="preserve">green</w:t>
+      </w:r>
+      <w:r>
+        <w:rPr>
+          <w:rFonts w:ascii="Arial" w:cs="Arial" w:eastAsia="Arial" w:hAnsi="Arial"/>
+          <w:sz w:val="20"/>
+          <w:szCs w:val="20"/>
+        </w:rPr>
+        <w:t xml:space="preserve"> means it has no N–S flags, which is the safer choice; </w:t>
+      </w:r>
+      <w:r>
+        <w:rPr>
+          <w:rFonts w:ascii="Arial" w:cs="Arial" w:eastAsia="Arial" w:hAnsi="Arial"/>
+          <w:b/>
+          <w:bCs/>
+          <w:sz w:val="20"/>
+          <w:szCs w:val="20"/>
+        </w:rPr>
+        <w:t xml:space="preserve">grey</w:t>
+      </w:r>
+      <w:r>
+        <w:rPr>
+          <w:rFonts w:ascii="Arial" w:cs="Arial" w:eastAsia="Arial" w:hAnsi="Arial"/>
+          <w:sz w:val="20"/>
+          <w:szCs w:val="20"/>
+        </w:rPr>
+        <w:t xml:space="preserve"> means it still has N–S flags. A square you have picked is filled and ticked, green for a row without N–S flags and </w:t>
+      </w:r>
+      <w:r>
+        <w:rPr>
+          <w:rFonts w:ascii="Arial" w:cs="Arial" w:eastAsia="Arial" w:hAnsi="Arial"/>
+          <w:b/>
+          <w:bCs/>
+          <w:sz w:val="20"/>
+          <w:szCs w:val="20"/>
+        </w:rPr>
+        <w:t xml:space="preserve">amber</w:t>
+      </w:r>
+      <w:r>
+        <w:rPr>
+          <w:rFonts w:ascii="Arial" w:cs="Arial" w:eastAsia="Arial" w:hAnsi="Arial"/>
+          <w:sz w:val="20"/>
+          <w:szCs w:val="20"/>
+        </w:rPr>
+        <w:t xml:space="preserve"> for one that still has them. If you choose none, the middle row of each chain is used. Afterwards the card shows “n pile pairs · m chains” and lists any residual pairs.</w:t>
+      </w:r>
+    </w:p>
+    <w:p>
+      <w:pPr>
+        <w:keepNext/>
+        <w:spacing w:after="40" w:before="100"/>
+        <w:jc w:val="center"/>
+      </w:pPr>
+      <w:r>
+        <w:drawing>
+          <wp:inline distT="0" distB="0" distL="0" distR="0">
+            <wp:extent cx="5943600" cy="2371725"/>
+            <wp:effectExtent t="0" r="0" b="0" l="0"/>
+            <wp:docPr id="1" name="s09-adjacency-after.png" descr="Adjacency tab with both flag cards at zero and the Apply N-S, Revert, Apply E-W and Revert E-W buttons with their result summaries." title="Adjacency tab after Apply E-W Corrections on the illustration file: no flags remain."/>
+            <wp:cNvGraphicFramePr>
+              <a:graphicFrameLocks xmlns:a="http://schemas.openxmlformats.org/drawingml/2006/main" noChangeAspect="1"/>
+            </wp:cNvGraphicFramePr>
+            <a:graphic xmlns:a="http://schemas.openxmlformats.org/drawingml/2006/main">
+              <a:graphicData uri="http://schemas.openxmlformats.org/drawingml/2006/picture">
+                <pic:pic xmlns:pic="http://schemas.openxmlformats.org/drawingml/2006/picture">
+                  <pic:nvPicPr>
+                    <pic:cNvPr id="0" name="" descr=""/>
+                    <pic:cNvPicPr>
+                      <a:picLocks noChangeAspect="1" noChangeArrowheads="1"/>
+                    </pic:cNvPicPr>
+                  </pic:nvPicPr>
+                  <pic:blipFill>
+                    <a:blip r:embed="rId17" cstate="none"/>
+                    <a:srcRect/>
+                    <a:stretch>
+                      <a:fillRect/>
+                    </a:stretch>
+                  </pic:blipFill>
+                  <pic:spPr bwMode="auto">
+                    <a:xfrm>
+                      <a:off x="0" y="0"/>
                       <a:ext cx="5943600" cy="2371725"/>
                     </a:xfrm>
                     <a:prstGeom prst="rect">
@@ -12636,7 +12824,7 @@
           <w:sz w:val="17"/>
           <w:szCs w:val="17"/>
         </w:rPr>
-        <w:t xml:space="preserve">Figure 8. </w:t>
+        <w:t xml:space="preserve">Figure 9. </w:t>
       </w:r>
       <w:r>
         <w:rPr>
@@ -12739,7 +12927,25 @@
           <w:sz w:val="20"/>
           <w:szCs w:val="20"/>
         </w:rPr>
-        <w:t xml:space="preserve"> first. Reverting N–S restores the state from before the N–S step and therefore also removes the E–W changes made after it.</w:t>
+        <w:t xml:space="preserve"> first. Reverting N–S restores the state from before the N–S step and therefore also removes the E–W changes made after it. The </w:t>
+      </w:r>
+      <w:r>
+        <w:rPr>
+          <w:rFonts w:ascii="Arial" w:cs="Arial" w:eastAsia="Arial" w:hAnsi="Arial"/>
+          <w:b/>
+          <w:bCs/>
+          <w:sz w:val="20"/>
+          <w:szCs w:val="20"/>
+        </w:rPr>
+        <w:t xml:space="preserve">Revert E-W</w:t>
+      </w:r>
+      <w:r>
+        <w:rPr>
+          <w:rFonts w:ascii="Arial" w:cs="Arial" w:eastAsia="Arial" w:hAnsi="Arial"/>
+          <w:sz w:val="20"/>
+          <w:szCs w:val="20"/>
+        </w:rPr>
+        <w:t xml:space="preserve"> button then stays on screen, and pressing it would bring the N–S corrections back (it restores the state from just before the E–W step), so do not press it after reverting N–S (known issue K26).</w:t>
       </w:r>
     </w:p>
     <w:p>
@@ -12886,8 +13092,95 @@
           <w:sz w:val="20"/>
           <w:szCs w:val="20"/>
         </w:rPr>
-        <w:t xml:space="preserve"> (in the header, or on the Input &amp; Export tab) once the solve has finished. The workbook comes from the final results, including any corrections, and has three sheets.</w:t>
-      </w:r>
+        <w:t xml:space="preserve"> (in the header, or on the Input &amp; Export tab) once the solve has finished. The workbook comes from the final results and has three sheets. The top of pile, reveal, ground and cut/fill include any corrections you applied; the Tube Slope, Slope Delta and Solution Type columns do not.</w:t>
+      </w:r>
+    </w:p>
+    <w:tbl>
+      <w:tblPr>
+        <w:tblW w:type="dxa" w:w="9360"/>
+        <w:tblBorders>
+          <w:top w:val="none" w:color="FFFFFF" w:sz="0"/>
+          <w:left w:val="single" w:color="8A6300" w:sz="30"/>
+          <w:bottom w:val="none" w:color="FFFFFF" w:sz="0"/>
+          <w:right w:val="none" w:color="FFFFFF" w:sz="0"/>
+          <w:insideH w:val="none" w:color="FFFFFF" w:sz="0"/>
+          <w:insideV w:val="none" w:color="FFFFFF" w:sz="0"/>
+        </w:tblBorders>
+        <w:tblLayout w:type="fixed"/>
+      </w:tblPr>
+      <w:tblGrid>
+        <w:gridCol w:w="9360"/>
+      </w:tblGrid>
+      <w:tr>
+        <w:trPr>
+          <w:cantSplit/>
+        </w:trPr>
+        <w:tc>
+          <w:tcPr>
+            <w:tcW w:type="dxa" w:w="9360"/>
+            <w:shd w:fill="FBF3E0" w:color="auto" w:val="clear"/>
+            <w:tcMar>
+              <w:top w:type="dxa" w:w="90"/>
+              <w:left w:type="dxa" w:w="160"/>
+              <w:bottom w:type="dxa" w:w="60"/>
+              <w:right w:type="dxa" w:w="140"/>
+            </w:tcMar>
+          </w:tcPr>
+          <w:p>
+            <w:pPr>
+              <w:keepNext/>
+              <w:spacing w:after="50"/>
+            </w:pPr>
+            <w:r>
+              <w:rPr>
+                <w:rFonts w:ascii="Arial" w:cs="Arial" w:eastAsia="Arial" w:hAnsi="Arial"/>
+                <w:b/>
+                <w:bCs/>
+                <w:color w:val="8A6300"/>
+                <w:sz w:val="19"/>
+                <w:szCs w:val="19"/>
+              </w:rPr>
+              <w:t xml:space="preserve">Export after corrections: check the slopes</w:t>
+            </w:r>
+          </w:p>
+          <w:p>
+            <w:pPr>
+              <w:spacing w:after="50" w:line="260"/>
+            </w:pPr>
+            <w:r>
+              <w:rPr>
+                <w:rFonts w:ascii="Arial" w:cs="Arial" w:eastAsia="Arial" w:hAnsi="Arial"/>
+                <w:sz w:val="18"/>
+                <w:szCs w:val="18"/>
+              </w:rPr>
+              <w:t xml:space="preserve">Tube Slope, Slope Delta and Solution Type come from the solver and are </w:t>
+            </w:r>
+            <w:r>
+              <w:rPr>
+                <w:rFonts w:ascii="Arial" w:cs="Arial" w:eastAsia="Arial" w:hAnsi="Arial"/>
+                <w:b/>
+                <w:bCs/>
+                <w:sz w:val="18"/>
+                <w:szCs w:val="18"/>
+              </w:rPr>
+              <w:t xml:space="preserve">not recalculated</w:t>
+            </w:r>
+            <w:r>
+              <w:rPr>
+                <w:rFonts w:ascii="Arial" w:cs="Arial" w:eastAsia="Arial" w:hAnsi="Arial"/>
+                <w:sz w:val="18"/>
+                <w:szCs w:val="18"/>
+              </w:rPr>
+              <w:t xml:space="preserve"> when you apply N–S or E–W corrections (known issue K13). In a test with two rows end to end and an 8 ft step, the corrected tops gave slopes of 5.1 % and 6.0 %, but the exported Tube Slope still read 0.002 % and Solution Type still read Terrain Following. If you applied corrections, calculate the slopes from the exported Top of Pile and Northing instead of relying on those columns.</w:t>
+            </w:r>
+          </w:p>
+        </w:tc>
+      </w:tr>
+    </w:tbl>
+    <w:p>
+      <w:pPr>
+        <w:spacing w:after="140"/>
+      </w:pPr>
     </w:p>
     <w:p>
       <w:pPr>
@@ -13334,7 +13627,7 @@
                 <w:sz w:val="18"/>
                 <w:szCs w:val="18"/>
               </w:rPr>
-              <w:t xml:space="preserve">Straight Line, Terrain Following or Terrain Following (Regrade). One value per tracker (section 7.2). A nearly straight tube is reported as Terrain Following.</w:t>
+              <w:t xml:space="preserve">Straight Line, Terrain Following or Terrain Following (Regrade). One value per tracker (section 7.2), the solver’s label, not updated by corrections. A nearly straight tube is reported as Terrain Following.</w:t>
             </w:r>
           </w:p>
         </w:tc>
@@ -13574,7 +13867,7 @@
                 <w:sz w:val="18"/>
                 <w:szCs w:val="18"/>
               </w:rPr>
-              <w:t xml:space="preserve">Slope of the span that enters this pile from the south, as a fraction (0.01 = 1 %): rise divided by the distance between the piles. Positive means rising toward the north. Blank on the southernmost pile of each tracker (the last row of each tracker in the file).</w:t>
+              <w:t xml:space="preserve">Slope of the span that enters this pile from the south, as a fraction (0.01 = 1 %): rise divided by the distance between the piles. Positive means rising toward the north. Blank on the southernmost pile of each tracker (the last row of each tracker in the file). Not updated by corrections.</w:t>
             </w:r>
           </w:p>
         </w:tc>
@@ -13635,7 +13928,7 @@
                 <w:sz w:val="18"/>
                 <w:szCs w:val="18"/>
               </w:rPr>
-              <w:t xml:space="preserve">Change of slope at this pile, as a fraction: its Tube Slope minus the slope of the span to its south. Blank on the two southernmost piles of each tracker.</w:t>
+              <w:t xml:space="preserve">This pile’s Tube Slope minus the Tube Slope of the pile to its south, as a fraction. That is the flex-joint rotation at the pile to the south, not at this pile. Blank on the two southernmost piles of each tracker. Not updated by corrections.</w:t>
             </w:r>
           </w:p>
         </w:tc>
@@ -13648,6 +13941,37 @@
     </w:p>
     <w:p>
       <w:pPr>
+        <w:spacing w:after="110" w:before="0" w:line="276"/>
+      </w:pPr>
+      <w:r>
+        <w:rPr>
+          <w:rFonts w:ascii="Arial" w:cs="Arial" w:eastAsia="Arial" w:hAnsi="Arial"/>
+          <w:sz w:val="20"/>
+          <w:szCs w:val="20"/>
+        </w:rPr>
+        <w:t xml:space="preserve">The Piles tab uses the other side: it gives each pile the slope of the span to its </w:t>
+      </w:r>
+      <w:r>
+        <w:rPr>
+          <w:rFonts w:ascii="Arial" w:cs="Arial" w:eastAsia="Arial" w:hAnsi="Arial"/>
+          <w:b/>
+          <w:bCs/>
+          <w:sz w:val="20"/>
+          <w:szCs w:val="20"/>
+        </w:rPr>
+        <w:t xml:space="preserve">north</w:t>
+      </w:r>
+      <w:r>
+        <w:rPr>
+          <w:rFonts w:ascii="Arial" w:cs="Arial" w:eastAsia="Arial" w:hAnsi="Arial"/>
+          <w:sz w:val="20"/>
+          <w:szCs w:val="20"/>
+        </w:rPr>
+        <w:t xml:space="preserve">, so the same pile shows different values on screen and in the workbook. Compare spans, not piles.</w:t>
+      </w:r>
+    </w:p>
+    <w:p>
+      <w:pPr>
         <w:pStyle w:val="Heading2"/>
       </w:pPr>
       <w:bookmarkStart w:name="_Toc100034" w:id="35"/>
@@ -13749,7 +14073,7 @@
           <w:sz w:val="20"/>
           <w:szCs w:val="20"/>
         </w:rPr>
-        <w:t xml:space="preserve">A snapshot with Parameter, Value and Unit columns: Target Reveal, Min Reveal, Max Reveal, Max Tube Slope (%), Max Slope Delta (%); then Run Date, Total Trackers, Total Piles, the counts for Straight Line, Optimized (no regrade) and Needs Regrade, and Fleet Cut Total and Fleet Fill Total (ft).</w:t>
+        <w:t xml:space="preserve">A snapshot with Parameter, Value and Unit columns: Target Reveal, Min Reveal, Max Reveal, Max Tube Slope (%), Max Slope Delta (%); then Run Date, Total Trackers, Total Piles, the counts for Straight Line, Optimized (no regrade) and Needs Regrade (the solver’s labels, not updated by corrections), and Fleet Cut Total and Fleet Fill Total (ft). The two totals are stored as text, not as numbers (known issue K29).</w:t>
       </w:r>
     </w:p>
     <w:tbl>
@@ -14173,231 +14497,6 @@
             <wp:extent cx="5143500" cy="3905250"/>
             <wp:effectExtent t="0" r="0" b="0" l="0"/>
             <wp:docPr id="1" name="s10-save-modal.png" descr="Save this run dialog with fields for run name, project or job number, engineer, checker and a note for this version." title="The Save dialog (illustrative values)."/>
-            <wp:cNvGraphicFramePr>
-              <a:graphicFrameLocks xmlns:a="http://schemas.openxmlformats.org/drawingml/2006/main" noChangeAspect="1"/>
-            </wp:cNvGraphicFramePr>
-            <a:graphic xmlns:a="http://schemas.openxmlformats.org/drawingml/2006/main">
-              <a:graphicData uri="http://schemas.openxmlformats.org/drawingml/2006/picture">
-                <pic:pic xmlns:pic="http://schemas.openxmlformats.org/drawingml/2006/picture">
-                  <pic:nvPicPr>
-                    <pic:cNvPr id="0" name="" descr=""/>
-                    <pic:cNvPicPr>
-                      <a:picLocks noChangeAspect="1" noChangeArrowheads="1"/>
-                    </pic:cNvPicPr>
-                  </pic:nvPicPr>
-                  <pic:blipFill>
-                    <a:blip r:embed="rId17" cstate="none"/>
-                    <a:srcRect/>
-                    <a:stretch>
-                      <a:fillRect/>
-                    </a:stretch>
-                  </pic:blipFill>
-                  <pic:spPr bwMode="auto">
-                    <a:xfrm>
-                      <a:off x="0" y="0"/>
-                      <a:ext cx="5143500" cy="3905250"/>
-                    </a:xfrm>
-                    <a:prstGeom prst="rect">
-                      <a:avLst/>
-                    </a:prstGeom>
-                  </pic:spPr>
-                </pic:pic>
-              </a:graphicData>
-            </a:graphic>
-          </wp:inline>
-        </w:drawing>
-      </w:r>
-    </w:p>
-    <w:p>
-      <w:pPr>
-        <w:pStyle w:val="Caption"/>
-      </w:pPr>
-      <w:r>
-        <w:rPr>
-          <w:rFonts w:ascii="Arial" w:cs="Arial" w:eastAsia="Arial" w:hAnsi="Arial"/>
-          <w:b/>
-          <w:bCs/>
-          <w:sz w:val="17"/>
-          <w:szCs w:val="17"/>
-        </w:rPr>
-        <w:t xml:space="preserve">Figure 9. </w:t>
-      </w:r>
-      <w:r>
-        <w:rPr>
-          <w:rFonts w:ascii="Arial" w:cs="Arial" w:eastAsia="Arial" w:hAnsi="Arial"/>
-          <w:sz w:val="17"/>
-          <w:szCs w:val="17"/>
-        </w:rPr>
-        <w:t xml:space="preserve">The Save dialog (illustrative values).</w:t>
-      </w:r>
-    </w:p>
-    <w:p>
-      <w:pPr>
-        <w:pStyle w:val="Heading3"/>
-      </w:pPr>
-      <w:bookmarkStart w:name="_Toc100039" w:id="40"/>
-      <w:r>
-        <w:rPr>
-          <w:rFonts w:ascii="Arial" w:cs="Arial" w:eastAsia="Arial" w:hAnsi="Arial"/>
-        </w:rPr>
-        <w:t xml:space="preserve">10.1.1  What is saved</w:t>
-      </w:r>
-      <w:bookmarkEnd w:id="40"/>
-    </w:p>
-    <w:p>
-      <w:pPr>
-        <w:spacing w:after="110" w:before="0" w:line="276"/>
-      </w:pPr>
-      <w:r>
-        <w:rPr>
-          <w:rFonts w:ascii="Arial" w:cs="Arial" w:eastAsia="Arial" w:hAnsi="Arial"/>
-          <w:sz w:val="20"/>
-          <w:szCs w:val="20"/>
-        </w:rPr>
-        <w:t xml:space="preserve">With each version: the run name and project, engineer, checker, note, who saved it and when, the build of the application, the pile and tracker counts, and a snapshot of the session. The snapshot holds the input rows, all limits, the final results </w:t>
-      </w:r>
-      <w:r>
-        <w:rPr>
-          <w:rFonts w:ascii="Arial" w:cs="Arial" w:eastAsia="Arial" w:hAnsi="Arial"/>
-          <w:b/>
-          <w:bCs/>
-          <w:sz w:val="20"/>
-          <w:szCs w:val="20"/>
-        </w:rPr>
-        <w:t xml:space="preserve">including any corrections</w:t>
-      </w:r>
-      <w:r>
-        <w:rPr>
-          <w:rFonts w:ascii="Arial" w:cs="Arial" w:eastAsia="Arial" w:hAnsi="Arial"/>
-          <w:sz w:val="20"/>
-          <w:szCs w:val="20"/>
-        </w:rPr>
-        <w:t xml:space="preserve">, the selected tracker and the E–W anchors. The Revert buttons are not saved.</w:t>
-      </w:r>
-    </w:p>
-    <w:p>
-      <w:pPr>
-        <w:spacing w:after="110" w:before="0" w:line="276"/>
-      </w:pPr>
-      <w:r>
-        <w:rPr>
-          <w:rFonts w:ascii="Arial" w:cs="Arial" w:eastAsia="Arial" w:hAnsi="Arial"/>
-          <w:sz w:val="20"/>
-          <w:szCs w:val="20"/>
-        </w:rPr>
-        <w:t xml:space="preserve">Snapshots are compressed in your browser before upload. A 200,000-pile fleet measured under 1 MB compressed. The server refuses a save above 32 MiB compressed with the message “Split the site into phases.”</w:t>
-      </w:r>
-    </w:p>
-    <w:p>
-      <w:pPr>
-        <w:pStyle w:val="Heading2"/>
-      </w:pPr>
-      <w:bookmarkStart w:name="_Toc100040" w:id="41"/>
-      <w:r>
-        <w:rPr>
-          <w:rFonts w:ascii="Arial" w:cs="Arial" w:eastAsia="Arial" w:hAnsi="Arial"/>
-        </w:rPr>
-        <w:t xml:space="preserve">10.2  Opening</w:t>
-      </w:r>
-      <w:bookmarkEnd w:id="41"/>
-    </w:p>
-    <w:p>
-      <w:pPr>
-        <w:spacing w:after="110" w:before="0" w:line="276"/>
-      </w:pPr>
-      <w:r>
-        <w:rPr>
-          <w:rFonts w:ascii="Arial" w:cs="Arial" w:eastAsia="Arial" w:hAnsi="Arial"/>
-          <w:sz w:val="20"/>
-          <w:szCs w:val="20"/>
-        </w:rPr>
-        <w:t xml:space="preserve">Press </w:t>
-      </w:r>
-      <w:r>
-        <w:rPr>
-          <w:rFonts w:ascii="Arial" w:cs="Arial" w:eastAsia="Arial" w:hAnsi="Arial"/>
-          <w:b/>
-          <w:bCs/>
-          <w:sz w:val="20"/>
-          <w:szCs w:val="20"/>
-        </w:rPr>
-        <w:t xml:space="preserve">Runs</w:t>
-      </w:r>
-      <w:r>
-        <w:rPr>
-          <w:rFonts w:ascii="Arial" w:cs="Arial" w:eastAsia="Arial" w:hAnsi="Arial"/>
-          <w:sz w:val="20"/>
-          <w:szCs w:val="20"/>
-        </w:rPr>
-        <w:t xml:space="preserve">. The </w:t>
-      </w:r>
-      <w:r>
-        <w:rPr>
-          <w:rFonts w:ascii="Arial" w:cs="Arial" w:eastAsia="Arial" w:hAnsi="Arial"/>
-          <w:b/>
-          <w:bCs/>
-          <w:sz w:val="20"/>
-          <w:szCs w:val="20"/>
-        </w:rPr>
-        <w:t xml:space="preserve">Saved runs</w:t>
-      </w:r>
-      <w:r>
-        <w:rPr>
-          <w:rFonts w:ascii="Arial" w:cs="Arial" w:eastAsia="Arial" w:hAnsi="Arial"/>
-          <w:sz w:val="20"/>
-          <w:szCs w:val="20"/>
-        </w:rPr>
-        <w:t xml:space="preserve"> window lists runs, newest first, with name, project, latest version, time and who saved it last. Use the search box (name or project), tick </w:t>
-      </w:r>
-      <w:r>
-        <w:rPr>
-          <w:rFonts w:ascii="Arial" w:cs="Arial" w:eastAsia="Arial" w:hAnsi="Arial"/>
-          <w:b/>
-          <w:bCs/>
-          <w:sz w:val="20"/>
-          <w:szCs w:val="20"/>
-        </w:rPr>
-        <w:t xml:space="preserve">show archived</w:t>
-      </w:r>
-      <w:r>
-        <w:rPr>
-          <w:rFonts w:ascii="Arial" w:cs="Arial" w:eastAsia="Arial" w:hAnsi="Arial"/>
-          <w:sz w:val="20"/>
-          <w:szCs w:val="20"/>
-        </w:rPr>
-        <w:t xml:space="preserve"> to include archived runs, and </w:t>
-      </w:r>
-      <w:r>
-        <w:rPr>
-          <w:rFonts w:ascii="Arial" w:cs="Arial" w:eastAsia="Arial" w:hAnsi="Arial"/>
-          <w:b/>
-          <w:bCs/>
-          <w:sz w:val="20"/>
-          <w:szCs w:val="20"/>
-        </w:rPr>
-        <w:t xml:space="preserve">Load more</w:t>
-      </w:r>
-      <w:r>
-        <w:rPr>
-          <w:rFonts w:ascii="Arial" w:cs="Arial" w:eastAsia="Arial" w:hAnsi="Arial"/>
-          <w:sz w:val="20"/>
-          <w:szCs w:val="20"/>
-        </w:rPr>
-        <w:t xml:space="preserve"> if the list is long.</w:t>
-      </w:r>
-    </w:p>
-    <w:p>
-      <w:pPr>
-        <w:keepNext/>
-        <w:spacing w:after="40" w:before="100"/>
-        <w:jc w:val="center"/>
-      </w:pPr>
-      <w:r>
-        <w:drawing>
-          <wp:inline distT="0" distB="0" distL="0" distR="0">
-            <wp:extent cx="5143500" cy="3905250"/>
-            <wp:effectExtent t="0" r="0" b="0" l="0"/>
-            <wp:docPr id="1" name="s11-runs-browser.png" descr="Saved runs window with a search box, the table of runs, and an expanded history showing versions 2 and 1 with times, users and notes." title="The Saved runs window with the history of a run expanded (illustrative values)."/>
             <wp:cNvGraphicFramePr>
               <a:graphicFrameLocks xmlns:a="http://schemas.openxmlformats.org/drawingml/2006/main" noChangeAspect="1"/>
             </wp:cNvGraphicFramePr>
@@ -14453,6 +14552,231 @@
           <w:sz w:val="17"/>
           <w:szCs w:val="17"/>
         </w:rPr>
+        <w:t xml:space="preserve">The Save dialog (illustrative values).</w:t>
+      </w:r>
+    </w:p>
+    <w:p>
+      <w:pPr>
+        <w:pStyle w:val="Heading3"/>
+      </w:pPr>
+      <w:bookmarkStart w:name="_Toc100039" w:id="40"/>
+      <w:r>
+        <w:rPr>
+          <w:rFonts w:ascii="Arial" w:cs="Arial" w:eastAsia="Arial" w:hAnsi="Arial"/>
+        </w:rPr>
+        <w:t xml:space="preserve">10.1.1  What is saved</w:t>
+      </w:r>
+      <w:bookmarkEnd w:id="40"/>
+    </w:p>
+    <w:p>
+      <w:pPr>
+        <w:spacing w:after="110" w:before="0" w:line="276"/>
+      </w:pPr>
+      <w:r>
+        <w:rPr>
+          <w:rFonts w:ascii="Arial" w:cs="Arial" w:eastAsia="Arial" w:hAnsi="Arial"/>
+          <w:sz w:val="20"/>
+          <w:szCs w:val="20"/>
+        </w:rPr>
+        <w:t xml:space="preserve">With each version: the run name and project, engineer, checker, note, who saved it and when, the build of the application, the pile and tracker counts, and a snapshot of the session. The snapshot holds the input rows, all limits, the final results </w:t>
+      </w:r>
+      <w:r>
+        <w:rPr>
+          <w:rFonts w:ascii="Arial" w:cs="Arial" w:eastAsia="Arial" w:hAnsi="Arial"/>
+          <w:b/>
+          <w:bCs/>
+          <w:sz w:val="20"/>
+          <w:szCs w:val="20"/>
+        </w:rPr>
+        <w:t xml:space="preserve">including any corrections</w:t>
+      </w:r>
+      <w:r>
+        <w:rPr>
+          <w:rFonts w:ascii="Arial" w:cs="Arial" w:eastAsia="Arial" w:hAnsi="Arial"/>
+          <w:sz w:val="20"/>
+          <w:szCs w:val="20"/>
+        </w:rPr>
+        <w:t xml:space="preserve">, the selected tracker and the E–W anchors. The Revert buttons are not saved.</w:t>
+      </w:r>
+    </w:p>
+    <w:p>
+      <w:pPr>
+        <w:spacing w:after="110" w:before="0" w:line="276"/>
+      </w:pPr>
+      <w:r>
+        <w:rPr>
+          <w:rFonts w:ascii="Arial" w:cs="Arial" w:eastAsia="Arial" w:hAnsi="Arial"/>
+          <w:sz w:val="20"/>
+          <w:szCs w:val="20"/>
+        </w:rPr>
+        <w:t xml:space="preserve">Snapshots are compressed in your browser before upload. A 200,000-pile fleet measured under 1 MB compressed. The server refuses a save above 32 MiB compressed with the message “Split the site into phases.”</w:t>
+      </w:r>
+    </w:p>
+    <w:p>
+      <w:pPr>
+        <w:pStyle w:val="Heading2"/>
+      </w:pPr>
+      <w:bookmarkStart w:name="_Toc100040" w:id="41"/>
+      <w:r>
+        <w:rPr>
+          <w:rFonts w:ascii="Arial" w:cs="Arial" w:eastAsia="Arial" w:hAnsi="Arial"/>
+        </w:rPr>
+        <w:t xml:space="preserve">10.2  Opening</w:t>
+      </w:r>
+      <w:bookmarkEnd w:id="41"/>
+    </w:p>
+    <w:p>
+      <w:pPr>
+        <w:spacing w:after="110" w:before="0" w:line="276"/>
+      </w:pPr>
+      <w:r>
+        <w:rPr>
+          <w:rFonts w:ascii="Arial" w:cs="Arial" w:eastAsia="Arial" w:hAnsi="Arial"/>
+          <w:sz w:val="20"/>
+          <w:szCs w:val="20"/>
+        </w:rPr>
+        <w:t xml:space="preserve">Press </w:t>
+      </w:r>
+      <w:r>
+        <w:rPr>
+          <w:rFonts w:ascii="Arial" w:cs="Arial" w:eastAsia="Arial" w:hAnsi="Arial"/>
+          <w:b/>
+          <w:bCs/>
+          <w:sz w:val="20"/>
+          <w:szCs w:val="20"/>
+        </w:rPr>
+        <w:t xml:space="preserve">Runs</w:t>
+      </w:r>
+      <w:r>
+        <w:rPr>
+          <w:rFonts w:ascii="Arial" w:cs="Arial" w:eastAsia="Arial" w:hAnsi="Arial"/>
+          <w:sz w:val="20"/>
+          <w:szCs w:val="20"/>
+        </w:rPr>
+        <w:t xml:space="preserve">. The </w:t>
+      </w:r>
+      <w:r>
+        <w:rPr>
+          <w:rFonts w:ascii="Arial" w:cs="Arial" w:eastAsia="Arial" w:hAnsi="Arial"/>
+          <w:b/>
+          <w:bCs/>
+          <w:sz w:val="20"/>
+          <w:szCs w:val="20"/>
+        </w:rPr>
+        <w:t xml:space="preserve">Saved runs</w:t>
+      </w:r>
+      <w:r>
+        <w:rPr>
+          <w:rFonts w:ascii="Arial" w:cs="Arial" w:eastAsia="Arial" w:hAnsi="Arial"/>
+          <w:sz w:val="20"/>
+          <w:szCs w:val="20"/>
+        </w:rPr>
+        <w:t xml:space="preserve"> window lists runs, newest first, with name, project, latest version, time and who saved it last. Use the search box (name or project), tick </w:t>
+      </w:r>
+      <w:r>
+        <w:rPr>
+          <w:rFonts w:ascii="Arial" w:cs="Arial" w:eastAsia="Arial" w:hAnsi="Arial"/>
+          <w:b/>
+          <w:bCs/>
+          <w:sz w:val="20"/>
+          <w:szCs w:val="20"/>
+        </w:rPr>
+        <w:t xml:space="preserve">show archived</w:t>
+      </w:r>
+      <w:r>
+        <w:rPr>
+          <w:rFonts w:ascii="Arial" w:cs="Arial" w:eastAsia="Arial" w:hAnsi="Arial"/>
+          <w:sz w:val="20"/>
+          <w:szCs w:val="20"/>
+        </w:rPr>
+        <w:t xml:space="preserve"> to include archived runs, and </w:t>
+      </w:r>
+      <w:r>
+        <w:rPr>
+          <w:rFonts w:ascii="Arial" w:cs="Arial" w:eastAsia="Arial" w:hAnsi="Arial"/>
+          <w:b/>
+          <w:bCs/>
+          <w:sz w:val="20"/>
+          <w:szCs w:val="20"/>
+        </w:rPr>
+        <w:t xml:space="preserve">Load more</w:t>
+      </w:r>
+      <w:r>
+        <w:rPr>
+          <w:rFonts w:ascii="Arial" w:cs="Arial" w:eastAsia="Arial" w:hAnsi="Arial"/>
+          <w:sz w:val="20"/>
+          <w:szCs w:val="20"/>
+        </w:rPr>
+        <w:t xml:space="preserve"> if the list is long.</w:t>
+      </w:r>
+    </w:p>
+    <w:p>
+      <w:pPr>
+        <w:keepNext/>
+        <w:spacing w:after="40" w:before="100"/>
+        <w:jc w:val="center"/>
+      </w:pPr>
+      <w:r>
+        <w:drawing>
+          <wp:inline distT="0" distB="0" distL="0" distR="0">
+            <wp:extent cx="5143500" cy="3905250"/>
+            <wp:effectExtent t="0" r="0" b="0" l="0"/>
+            <wp:docPr id="1" name="s11-runs-browser.png" descr="Saved runs window with a search box, the table of runs, and an expanded history showing versions 2 and 1 with times, users and notes." title="The Saved runs window with the history of a run expanded (illustrative values)."/>
+            <wp:cNvGraphicFramePr>
+              <a:graphicFrameLocks xmlns:a="http://schemas.openxmlformats.org/drawingml/2006/main" noChangeAspect="1"/>
+            </wp:cNvGraphicFramePr>
+            <a:graphic xmlns:a="http://schemas.openxmlformats.org/drawingml/2006/main">
+              <a:graphicData uri="http://schemas.openxmlformats.org/drawingml/2006/picture">
+                <pic:pic xmlns:pic="http://schemas.openxmlformats.org/drawingml/2006/picture">
+                  <pic:nvPicPr>
+                    <pic:cNvPr id="0" name="" descr=""/>
+                    <pic:cNvPicPr>
+                      <a:picLocks noChangeAspect="1" noChangeArrowheads="1"/>
+                    </pic:cNvPicPr>
+                  </pic:nvPicPr>
+                  <pic:blipFill>
+                    <a:blip r:embed="rId19" cstate="none"/>
+                    <a:srcRect/>
+                    <a:stretch>
+                      <a:fillRect/>
+                    </a:stretch>
+                  </pic:blipFill>
+                  <pic:spPr bwMode="auto">
+                    <a:xfrm>
+                      <a:off x="0" y="0"/>
+                      <a:ext cx="5143500" cy="3905250"/>
+                    </a:xfrm>
+                    <a:prstGeom prst="rect">
+                      <a:avLst/>
+                    </a:prstGeom>
+                  </pic:spPr>
+                </pic:pic>
+              </a:graphicData>
+            </a:graphic>
+          </wp:inline>
+        </w:drawing>
+      </w:r>
+    </w:p>
+    <w:p>
+      <w:pPr>
+        <w:pStyle w:val="Caption"/>
+      </w:pPr>
+      <w:r>
+        <w:rPr>
+          <w:rFonts w:ascii="Arial" w:cs="Arial" w:eastAsia="Arial" w:hAnsi="Arial"/>
+          <w:b/>
+          <w:bCs/>
+          <w:sz w:val="17"/>
+          <w:szCs w:val="17"/>
+        </w:rPr>
+        <w:t xml:space="preserve">Figure 11. </w:t>
+      </w:r>
+      <w:r>
+        <w:rPr>
+          <w:rFonts w:ascii="Arial" w:cs="Arial" w:eastAsia="Arial" w:hAnsi="Arial"/>
+          <w:sz w:val="17"/>
+          <w:szCs w:val="17"/>
+        </w:rPr>
         <w:t xml:space="preserve">The Saved runs window with the history of a run expanded (illustrative values).</w:t>
       </w:r>
     </w:p>
@@ -14599,6 +14923,93 @@
         </w:rPr>
         <w:t xml:space="preserve">The ✕ next to the run name closes the run. The data stay on screen, but the next save creates a new run.</w:t>
       </w:r>
+    </w:p>
+    <w:tbl>
+      <w:tblPr>
+        <w:tblW w:type="dxa" w:w="9360"/>
+        <w:tblBorders>
+          <w:top w:val="none" w:color="FFFFFF" w:sz="0"/>
+          <w:left w:val="single" w:color="AD1F2B" w:sz="30"/>
+          <w:bottom w:val="none" w:color="FFFFFF" w:sz="0"/>
+          <w:right w:val="none" w:color="FFFFFF" w:sz="0"/>
+          <w:insideH w:val="none" w:color="FFFFFF" w:sz="0"/>
+          <w:insideV w:val="none" w:color="FFFFFF" w:sz="0"/>
+        </w:tblBorders>
+        <w:tblLayout w:type="fixed"/>
+      </w:tblPr>
+      <w:tblGrid>
+        <w:gridCol w:w="9360"/>
+      </w:tblGrid>
+      <w:tr>
+        <w:trPr>
+          <w:cantSplit/>
+        </w:trPr>
+        <w:tc>
+          <w:tcPr>
+            <w:tcW w:type="dxa" w:w="9360"/>
+            <w:shd w:fill="FBEDEE" w:color="auto" w:val="clear"/>
+            <w:tcMar>
+              <w:top w:type="dxa" w:w="90"/>
+              <w:left w:type="dxa" w:w="160"/>
+              <w:bottom w:type="dxa" w:w="60"/>
+              <w:right w:type="dxa" w:w="140"/>
+            </w:tcMar>
+          </w:tcPr>
+          <w:p>
+            <w:pPr>
+              <w:keepNext/>
+              <w:spacing w:after="50"/>
+            </w:pPr>
+            <w:r>
+              <w:rPr>
+                <w:rFonts w:ascii="Arial" w:cs="Arial" w:eastAsia="Arial" w:hAnsi="Arial"/>
+                <w:b/>
+                <w:bCs/>
+                <w:color w:val="AD1F2B"/>
+                <w:sz w:val="19"/>
+                <w:szCs w:val="19"/>
+              </w:rPr>
+              <w:t xml:space="preserve">Loading a file does not close the open run</w:t>
+            </w:r>
+          </w:p>
+          <w:p>
+            <w:pPr>
+              <w:spacing w:after="50" w:line="260"/>
+            </w:pPr>
+            <w:r>
+              <w:rPr>
+                <w:rFonts w:ascii="Arial" w:cs="Arial" w:eastAsia="Arial" w:hAnsi="Arial"/>
+                <w:sz w:val="18"/>
+                <w:szCs w:val="18"/>
+              </w:rPr>
+              <w:t xml:space="preserve">If a run is open (the header shows its name and version) and you load a different file, the run stays open. The next </w:t>
+            </w:r>
+            <w:r>
+              <w:rPr>
+                <w:rFonts w:ascii="Arial" w:cs="Arial" w:eastAsia="Arial" w:hAnsi="Arial"/>
+                <w:b/>
+                <w:bCs/>
+                <w:sz w:val="18"/>
+                <w:szCs w:val="18"/>
+              </w:rPr>
+              <w:t xml:space="preserve">Save v2</w:t>
+            </w:r>
+            <w:r>
+              <w:rPr>
+                <w:rFonts w:ascii="Arial" w:cs="Arial" w:eastAsia="Arial" w:hAnsi="Arial"/>
+                <w:sz w:val="18"/>
+                <w:szCs w:val="18"/>
+              </w:rPr>
+              <w:t xml:space="preserve"> (or v3 …) then adds the new site as a new version of the old run. The Save dialog is titled “Save version N of &lt;run name&gt;”, so read it before you press Save. To start a separate run, press the ✕ next to the run name first (known issue K27).</w:t>
+            </w:r>
+          </w:p>
+        </w:tc>
+      </w:tr>
+    </w:tbl>
+    <w:p>
+      <w:pPr>
+        <w:spacing w:after="140"/>
+      </w:pPr>
     </w:p>
     <w:tbl>
       <w:tblPr>
@@ -15228,7 +15639,7 @@
                 <w:sz w:val="18"/>
                 <w:szCs w:val="18"/>
               </w:rPr>
-              <w:t xml:space="preserve">The page goes blank (white) after you pick a tracker or click a table row.</w:t>
+              <w:t xml:space="preserve">“This view could not be displayed” in place of a tab’s content.</w:t>
             </w:r>
           </w:p>
         </w:tc>
@@ -15255,7 +15666,7 @@
                 <w:sz w:val="18"/>
                 <w:szCs w:val="18"/>
               </w:rPr>
-              <w:t xml:space="preserve">Known issue: Profile tab with a tracker that is not a straight line (section 12.1).</w:t>
+              <w:t xml:space="preserve">An unexpected error occurred while that tab was being drawn. The header, the limits and your results are not affected.</w:t>
             </w:r>
           </w:p>
         </w:tc>
@@ -15282,7 +15693,7 @@
                 <w:sz w:val="18"/>
                 <w:szCs w:val="18"/>
               </w:rPr>
-              <w:t xml:space="preserve">Reload the page. Reopen your saved run, or reload the file. Avoid the Profile tab for those trackers.</w:t>
+              <w:t xml:space="preserve">Choose another tab or tracker; the message clears. If it returns, note the tracker, the tab and the “Details” line and report it (section 11.2).</w:t>
             </w:r>
           </w:p>
         </w:tc>
@@ -15315,7 +15726,7 @@
                 <w:sz w:val="18"/>
                 <w:szCs w:val="18"/>
               </w:rPr>
-              <w:t xml:space="preserve">“No sheet with TrackerID, Northing, Easting, ExistingGround columns found.”</w:t>
+              <w:t xml:space="preserve">A full-page “Something went wrong” message with a Reload button.</w:t>
             </w:r>
           </w:p>
         </w:tc>
@@ -15343,7 +15754,7 @@
                 <w:sz w:val="18"/>
                 <w:szCs w:val="18"/>
               </w:rPr>
-              <w:t xml:space="preserve">No sheet has the required headers in row 1, or they are spelled differently.</w:t>
+              <w:t xml:space="preserve">An unexpected error outside the tab area.</w:t>
             </w:r>
           </w:p>
         </w:tc>
@@ -15371,7 +15782,7 @@
                 <w:sz w:val="18"/>
                 <w:szCs w:val="18"/>
               </w:rPr>
-              <w:t xml:space="preserve">Put the headers in row 1 and use the spellings in section 3.2.</w:t>
+              <w:t xml:space="preserve">Press Reload. Anything not saved or exported is lost; saved runs are not affected.</w:t>
             </w:r>
           </w:p>
         </w:tc>
@@ -15403,7 +15814,7 @@
                 <w:sz w:val="18"/>
                 <w:szCs w:val="18"/>
               </w:rPr>
-              <w:t xml:space="preserve">“No valid rows found. Need: TrackerID, Northing, Easting, ExistingGround”</w:t>
+              <w:t xml:space="preserve">“No sheet with TrackerID, Northing, Easting, ExistingGround columns found.” (Excel files)</w:t>
             </w:r>
           </w:p>
         </w:tc>
@@ -15430,7 +15841,7 @@
                 <w:sz w:val="18"/>
                 <w:szCs w:val="18"/>
               </w:rPr>
-              <w:t xml:space="preserve">No row has a TrackerID and numeric Northing and ExistingGround, or a CSV is not comma-separated.</w:t>
+              <w:t xml:space="preserve">No sheet has the required headers in row 1 together with at least one row whose TrackerID is filled in and whose Northing and ExistingGround are numbers. The message names Easting, but only the other three are required.</w:t>
             </w:r>
           </w:p>
         </w:tc>
@@ -15457,7 +15868,7 @@
                 <w:sz w:val="18"/>
                 <w:szCs w:val="18"/>
               </w:rPr>
-              <w:t xml:space="preserve">Check the data and the header names.</w:t>
+              <w:t xml:space="preserve">Check the headers (section 3.2) and that the data rows hold numbers in those columns.</w:t>
             </w:r>
           </w:p>
         </w:tc>
@@ -15490,7 +15901,7 @@
                 <w:sz w:val="18"/>
                 <w:szCs w:val="18"/>
               </w:rPr>
-              <w:t xml:space="preserve">“Parse error: …”</w:t>
+              <w:t xml:space="preserve">“No valid rows found. Need: TrackerID, Northing, Easting, ExistingGround” (CSV files)</w:t>
             </w:r>
           </w:p>
         </w:tc>
@@ -15518,7 +15929,7 @@
                 <w:sz w:val="18"/>
                 <w:szCs w:val="18"/>
               </w:rPr>
-              <w:t xml:space="preserve">The file is damaged or is not a spreadsheet or CSV.</w:t>
+              <w:t xml:space="preserve">No row has a TrackerID and numeric Northing and ExistingGround, or the file is not comma-separated.</w:t>
             </w:r>
           </w:p>
         </w:tc>
@@ -15546,51 +15957,7 @@
                 <w:sz w:val="18"/>
                 <w:szCs w:val="18"/>
               </w:rPr>
-              <w:t xml:space="preserve">Re-save it from Excel as </w:t>
-            </w:r>
-            <w:r>
-              <w:rPr>
-                <w:rFonts w:ascii="Courier New" w:cs="Courier New" w:eastAsia="Courier New" w:hAnsi="Courier New"/>
-                <w:b w:val="false"/>
-                <w:bCs w:val="false"/>
-                <w:color w:val="7A1620"/>
-                <w:sz w:val="16"/>
-                <w:szCs w:val="16"/>
-                <w:shd w:fill="F0F0F0" w:color="auto" w:val="clear"/>
-              </w:rPr>
-              <w:t xml:space="preserve">.xlsx</w:t>
-            </w:r>
-            <w:r>
-              <w:rPr>
-                <w:rFonts w:ascii="Arial" w:cs="Arial" w:eastAsia="Arial" w:hAnsi="Arial"/>
-                <w:b w:val="false"/>
-                <w:bCs w:val="false"/>
-                <w:sz w:val="18"/>
-                <w:szCs w:val="18"/>
-              </w:rPr>
-              <w:t xml:space="preserve"> or </w:t>
-            </w:r>
-            <w:r>
-              <w:rPr>
-                <w:rFonts w:ascii="Courier New" w:cs="Courier New" w:eastAsia="Courier New" w:hAnsi="Courier New"/>
-                <w:b w:val="false"/>
-                <w:bCs w:val="false"/>
-                <w:color w:val="7A1620"/>
-                <w:sz w:val="16"/>
-                <w:szCs w:val="16"/>
-                <w:shd w:fill="F0F0F0" w:color="auto" w:val="clear"/>
-              </w:rPr>
-              <w:t xml:space="preserve">.csv</w:t>
-            </w:r>
-            <w:r>
-              <w:rPr>
-                <w:rFonts w:ascii="Arial" w:cs="Arial" w:eastAsia="Arial" w:hAnsi="Arial"/>
-                <w:b w:val="false"/>
-                <w:bCs w:val="false"/>
-                <w:sz w:val="18"/>
-                <w:szCs w:val="18"/>
-              </w:rPr>
-              <w:t xml:space="preserve"> and load it again.</w:t>
+              <w:t xml:space="preserve">Check the data and the header names.</w:t>
             </w:r>
           </w:p>
         </w:tc>
@@ -15622,7 +15989,7 @@
                 <w:sz w:val="18"/>
                 <w:szCs w:val="18"/>
               </w:rPr>
-              <w:t xml:space="preserve">Fewer piles loaded than are in the file.</w:t>
+              <w:t xml:space="preserve">“Parse error: …”</w:t>
             </w:r>
           </w:p>
         </w:tc>
@@ -15649,7 +16016,7 @@
                 <w:sz w:val="18"/>
                 <w:szCs w:val="18"/>
               </w:rPr>
-              <w:t xml:space="preserve">Rows with a blank TrackerID or a non-numeric Northing or ExistingGround are skipped silently.</w:t>
+              <w:t xml:space="preserve">The file is damaged or is not a spreadsheet or CSV.</w:t>
             </w:r>
           </w:p>
         </w:tc>
@@ -15676,7 +16043,51 @@
                 <w:sz w:val="18"/>
                 <w:szCs w:val="18"/>
               </w:rPr>
-              <w:t xml:space="preserve">Compare the count on the Input &amp; Export tab with the file and fix the rows.</w:t>
+              <w:t xml:space="preserve">Re-save it from Excel as </w:t>
+            </w:r>
+            <w:r>
+              <w:rPr>
+                <w:rFonts w:ascii="Courier New" w:cs="Courier New" w:eastAsia="Courier New" w:hAnsi="Courier New"/>
+                <w:b w:val="false"/>
+                <w:bCs w:val="false"/>
+                <w:color w:val="7A1620"/>
+                <w:sz w:val="16"/>
+                <w:szCs w:val="16"/>
+                <w:shd w:fill="F0F0F0" w:color="auto" w:val="clear"/>
+              </w:rPr>
+              <w:t xml:space="preserve">.xlsx</w:t>
+            </w:r>
+            <w:r>
+              <w:rPr>
+                <w:rFonts w:ascii="Arial" w:cs="Arial" w:eastAsia="Arial" w:hAnsi="Arial"/>
+                <w:b w:val="false"/>
+                <w:bCs w:val="false"/>
+                <w:sz w:val="18"/>
+                <w:szCs w:val="18"/>
+              </w:rPr>
+              <w:t xml:space="preserve"> or </w:t>
+            </w:r>
+            <w:r>
+              <w:rPr>
+                <w:rFonts w:ascii="Courier New" w:cs="Courier New" w:eastAsia="Courier New" w:hAnsi="Courier New"/>
+                <w:b w:val="false"/>
+                <w:bCs w:val="false"/>
+                <w:color w:val="7A1620"/>
+                <w:sz w:val="16"/>
+                <w:szCs w:val="16"/>
+                <w:shd w:fill="F0F0F0" w:color="auto" w:val="clear"/>
+              </w:rPr>
+              <w:t xml:space="preserve">.csv</w:t>
+            </w:r>
+            <w:r>
+              <w:rPr>
+                <w:rFonts w:ascii="Arial" w:cs="Arial" w:eastAsia="Arial" w:hAnsi="Arial"/>
+                <w:b w:val="false"/>
+                <w:bCs w:val="false"/>
+                <w:sz w:val="18"/>
+                <w:szCs w:val="18"/>
+              </w:rPr>
+              <w:t xml:space="preserve"> and load it again.</w:t>
             </w:r>
           </w:p>
         </w:tc>
@@ -15709,7 +16120,7 @@
                 <w:sz w:val="18"/>
                 <w:szCs w:val="18"/>
               </w:rPr>
-              <w:t xml:space="preserve">No E–W flags or corrections ever appear.</w:t>
+              <w:t xml:space="preserve">Fewer piles loaded than are in the file.</w:t>
             </w:r>
           </w:p>
         </w:tc>
@@ -15737,29 +16148,7 @@
                 <w:sz w:val="18"/>
                 <w:szCs w:val="18"/>
               </w:rPr>
-              <w:t xml:space="preserve">Tracker IDs do not follow </w:t>
-            </w:r>
-            <w:r>
-              <w:rPr>
-                <w:rFonts w:ascii="Courier New" w:cs="Courier New" w:eastAsia="Courier New" w:hAnsi="Courier New"/>
-                <w:b w:val="false"/>
-                <w:bCs w:val="false"/>
-                <w:color w:val="7A1620"/>
-                <w:sz w:val="16"/>
-                <w:szCs w:val="16"/>
-                <w:shd w:fill="F0F0F0" w:color="auto" w:val="clear"/>
-              </w:rPr>
-              <w:t xml:space="preserve">&lt;block&gt;-&lt;row&gt;</w:t>
-            </w:r>
-            <w:r>
-              <w:rPr>
-                <w:rFonts w:ascii="Arial" w:cs="Arial" w:eastAsia="Arial" w:hAnsi="Arial"/>
-                <w:b w:val="false"/>
-                <w:bCs w:val="false"/>
-                <w:sz w:val="18"/>
-                <w:szCs w:val="18"/>
-              </w:rPr>
-              <w:t xml:space="preserve">, or Easting is missing.</w:t>
+              <w:t xml:space="preserve">Rows with a blank TrackerID or a non-numeric Northing or ExistingGround are skipped silently.</w:t>
             </w:r>
           </w:p>
         </w:tc>
@@ -15787,7 +16176,7 @@
                 <w:sz w:val="18"/>
                 <w:szCs w:val="18"/>
               </w:rPr>
-              <w:t xml:space="preserve">Rename the trackers (section 3.3) and include Easting.</w:t>
+              <w:t xml:space="preserve">Compare the count on the Input &amp; Export tab with the file and fix the rows.</w:t>
             </w:r>
           </w:p>
         </w:tc>
@@ -15819,7 +16208,7 @@
                 <w:sz w:val="18"/>
                 <w:szCs w:val="18"/>
               </w:rPr>
-              <w:t xml:space="preserve">Export .xlsx is greyed out.</w:t>
+              <w:t xml:space="preserve">No E–W flags or corrections ever appear.</w:t>
             </w:r>
           </w:p>
         </w:tc>
@@ -15846,7 +16235,29 @@
                 <w:sz w:val="18"/>
                 <w:szCs w:val="18"/>
               </w:rPr>
-              <w:t xml:space="preserve">The solve is still running, or no data are loaded.</w:t>
+              <w:t xml:space="preserve">Tracker IDs do not follow </w:t>
+            </w:r>
+            <w:r>
+              <w:rPr>
+                <w:rFonts w:ascii="Courier New" w:cs="Courier New" w:eastAsia="Courier New" w:hAnsi="Courier New"/>
+                <w:b w:val="false"/>
+                <w:bCs w:val="false"/>
+                <w:color w:val="7A1620"/>
+                <w:sz w:val="16"/>
+                <w:szCs w:val="16"/>
+                <w:shd w:fill="F0F0F0" w:color="auto" w:val="clear"/>
+              </w:rPr>
+              <w:t xml:space="preserve">&lt;block&gt;-&lt;row&gt;</w:t>
+            </w:r>
+            <w:r>
+              <w:rPr>
+                <w:rFonts w:ascii="Arial" w:cs="Arial" w:eastAsia="Arial" w:hAnsi="Arial"/>
+                <w:b w:val="false"/>
+                <w:bCs w:val="false"/>
+                <w:sz w:val="18"/>
+                <w:szCs w:val="18"/>
+              </w:rPr>
+              <w:t xml:space="preserve">, or Easting is missing.</w:t>
             </w:r>
           </w:p>
         </w:tc>
@@ -15873,7 +16284,7 @@
                 <w:sz w:val="18"/>
                 <w:szCs w:val="18"/>
               </w:rPr>
-              <w:t xml:space="preserve">Wait for the progress bar to finish.</w:t>
+              <w:t xml:space="preserve">Rename the trackers (section 3.3) and include Easting.</w:t>
             </w:r>
           </w:p>
         </w:tc>
@@ -15906,7 +16317,7 @@
                 <w:sz w:val="18"/>
                 <w:szCs w:val="18"/>
               </w:rPr>
-              <w:t xml:space="preserve">Results and corrections disappeared after touching a slider.</w:t>
+              <w:t xml:space="preserve">Export .xlsx is greyed out.</w:t>
             </w:r>
           </w:p>
         </w:tc>
@@ -15934,7 +16345,7 @@
                 <w:sz w:val="18"/>
                 <w:szCs w:val="18"/>
               </w:rPr>
-              <w:t xml:space="preserve">Every limit change restarts the solve and clears corrections.</w:t>
+              <w:t xml:space="preserve">The solve is still running, or no data are loaded.</w:t>
             </w:r>
           </w:p>
         </w:tc>
@@ -15962,7 +16373,7 @@
                 <w:sz w:val="18"/>
                 <w:szCs w:val="18"/>
               </w:rPr>
-              <w:t xml:space="preserve">Set the limits first, then apply corrections.</w:t>
+              <w:t xml:space="preserve">Wait for the progress bar to finish.</w:t>
             </w:r>
           </w:p>
         </w:tc>
@@ -15994,7 +16405,7 @@
                 <w:sz w:val="18"/>
                 <w:szCs w:val="18"/>
               </w:rPr>
-              <w:t xml:space="preserve">“A solve is still running — wait for it to finish, then save.”</w:t>
+              <w:t xml:space="preserve">Results and corrections disappeared after touching a slider.</w:t>
             </w:r>
           </w:p>
         </w:tc>
@@ -16021,7 +16432,7 @@
                 <w:sz w:val="18"/>
                 <w:szCs w:val="18"/>
               </w:rPr>
-              <w:t xml:space="preserve">A save was attempted during a solve or file load.</w:t>
+              <w:t xml:space="preserve">Every limit change restarts the solve and clears corrections.</w:t>
             </w:r>
           </w:p>
         </w:tc>
@@ -16048,7 +16459,7 @@
                 <w:sz w:val="18"/>
                 <w:szCs w:val="18"/>
               </w:rPr>
-              <w:t xml:space="preserve">Wait for the progress indicator, then save.</w:t>
+              <w:t xml:space="preserve">Set the limits first, then apply corrections.</w:t>
             </w:r>
           </w:p>
         </w:tc>
@@ -16081,7 +16492,7 @@
                 <w:sz w:val="18"/>
                 <w:szCs w:val="18"/>
               </w:rPr>
-              <w:t xml:space="preserve">“Give the run a name first.”</w:t>
+              <w:t xml:space="preserve">“A solve is still running — wait for it to finish, then save.”</w:t>
             </w:r>
           </w:p>
         </w:tc>
@@ -16109,7 +16520,7 @@
                 <w:sz w:val="18"/>
                 <w:szCs w:val="18"/>
               </w:rPr>
-              <w:t xml:space="preserve">The first save needs a run name.</w:t>
+              <w:t xml:space="preserve">A save was attempted during a solve or file load.</w:t>
             </w:r>
           </w:p>
         </w:tc>
@@ -16137,7 +16548,7 @@
                 <w:sz w:val="18"/>
                 <w:szCs w:val="18"/>
               </w:rPr>
-              <w:t xml:space="preserve">Enter a name in the Save dialog.</w:t>
+              <w:t xml:space="preserve">Wait for the progress indicator, then save.</w:t>
             </w:r>
           </w:p>
         </w:tc>
@@ -16169,7 +16580,7 @@
                 <w:sz w:val="18"/>
                 <w:szCs w:val="18"/>
               </w:rPr>
-              <w:t xml:space="preserve">“Someone saved version N while you were editing…”</w:t>
+              <w:t xml:space="preserve">“Give the run a name first.”</w:t>
             </w:r>
           </w:p>
         </w:tc>
@@ -16196,7 +16607,7 @@
                 <w:sz w:val="18"/>
                 <w:szCs w:val="18"/>
               </w:rPr>
-              <w:t xml:space="preserve">A colleague saved the same run first.</w:t>
+              <w:t xml:space="preserve">The first save needs a run name.</w:t>
             </w:r>
           </w:p>
         </w:tc>
@@ -16223,7 +16634,7 @@
                 <w:sz w:val="18"/>
                 <w:szCs w:val="18"/>
               </w:rPr>
-              <w:t xml:space="preserve">Press Save again; your work is added as the next version.</w:t>
+              <w:t xml:space="preserve">Enter a name in the Save dialog.</w:t>
             </w:r>
           </w:p>
         </w:tc>
@@ -16256,7 +16667,7 @@
                 <w:sz w:val="18"/>
                 <w:szCs w:val="18"/>
               </w:rPr>
-              <w:t xml:space="preserve">“This run belongs to …”</w:t>
+              <w:t xml:space="preserve">“Someone saved version N while you were editing…”</w:t>
             </w:r>
           </w:p>
         </w:tc>
@@ -16284,7 +16695,7 @@
                 <w:sz w:val="18"/>
                 <w:szCs w:val="18"/>
               </w:rPr>
-              <w:t xml:space="preserve">Only the owner or an administrator can archive or restore a run.</w:t>
+              <w:t xml:space="preserve">A colleague saved the same run first.</w:t>
             </w:r>
           </w:p>
         </w:tc>
@@ -16312,7 +16723,7 @@
                 <w:sz w:val="18"/>
                 <w:szCs w:val="18"/>
               </w:rPr>
-              <w:t xml:space="preserve">Ask the owner or an administrator.</w:t>
+              <w:t xml:space="preserve">Press Save again; your work is added as the next version.</w:t>
             </w:r>
           </w:p>
         </w:tc>
@@ -16344,7 +16755,7 @@
                 <w:sz w:val="18"/>
                 <w:szCs w:val="18"/>
               </w:rPr>
-              <w:t xml:space="preserve">“Compressed payload is X MB; the ceiling is 32 MB. Split the site into phases.”</w:t>
+              <w:t xml:space="preserve">“This run belongs to …”</w:t>
             </w:r>
           </w:p>
         </w:tc>
@@ -16371,7 +16782,7 @@
                 <w:sz w:val="18"/>
                 <w:szCs w:val="18"/>
               </w:rPr>
-              <w:t xml:space="preserve">The snapshot is larger than the server accepts.</w:t>
+              <w:t xml:space="preserve">Only the owner or an administrator can archive or restore a run.</w:t>
             </w:r>
           </w:p>
         </w:tc>
@@ -16398,7 +16809,7 @@
                 <w:sz w:val="18"/>
                 <w:szCs w:val="18"/>
               </w:rPr>
-              <w:t xml:space="preserve">Split the site into phases and save each separately.</w:t>
+              <w:t xml:space="preserve">Ask the owner or an administrator.</w:t>
             </w:r>
           </w:p>
         </w:tc>
@@ -16431,7 +16842,7 @@
                 <w:sz w:val="18"/>
                 <w:szCs w:val="18"/>
               </w:rPr>
-              <w:t xml:space="preserve">“Could not reach the server. Check your connection and try again.”</w:t>
+              <w:t xml:space="preserve">“Compressed payload is X MB; the ceiling is 34 MB. Split the site into phases.”</w:t>
             </w:r>
           </w:p>
         </w:tc>
@@ -16459,7 +16870,7 @@
                 <w:sz w:val="18"/>
                 <w:szCs w:val="18"/>
               </w:rPr>
-              <w:t xml:space="preserve">Network problem, or the service is unavailable.</w:t>
+              <w:t xml:space="preserve">The snapshot is larger than the server accepts. The limit is 32 MiB compressed; the message prints it rounded to “34 MB”.</w:t>
             </w:r>
           </w:p>
         </w:tc>
@@ -16487,7 +16898,7 @@
                 <w:sz w:val="18"/>
                 <w:szCs w:val="18"/>
               </w:rPr>
-              <w:t xml:space="preserve">Retry later. Your work on screen is intact; export it meanwhile.</w:t>
+              <w:t xml:space="preserve">Split the site into phases and save each separately.</w:t>
             </w:r>
           </w:p>
         </w:tc>
@@ -16519,7 +16930,7 @@
                 <w:sz w:val="18"/>
                 <w:szCs w:val="18"/>
               </w:rPr>
-              <w:t xml:space="preserve">“Limited to Castillo Engineering staff accounts (@castillope.com).”</w:t>
+              <w:t xml:space="preserve">“Could not reach the server. Check your connection and try again.”</w:t>
             </w:r>
           </w:p>
         </w:tc>
@@ -16546,7 +16957,7 @@
                 <w:sz w:val="18"/>
                 <w:szCs w:val="18"/>
               </w:rPr>
-              <w:t xml:space="preserve">You signed in with a guest or non-staff account.</w:t>
+              <w:t xml:space="preserve">Network problem, or the service is unavailable.</w:t>
             </w:r>
           </w:p>
         </w:tc>
@@ -16573,7 +16984,7 @@
                 <w:sz w:val="18"/>
                 <w:szCs w:val="18"/>
               </w:rPr>
-              <w:t xml:space="preserve">Sign out and sign in with your staff account.</w:t>
+              <w:t xml:space="preserve">Retry later. Your work on screen is intact; export it meanwhile.</w:t>
             </w:r>
           </w:p>
         </w:tc>
@@ -16606,7 +17017,7 @@
                 <w:sz w:val="18"/>
                 <w:szCs w:val="18"/>
               </w:rPr>
-              <w:t xml:space="preserve">“This app is not reachable directly. Sign in at the published address.”</w:t>
+              <w:t xml:space="preserve">“Limited to Castillo Engineering staff accounts (@castillope.com).”</w:t>
             </w:r>
           </w:p>
         </w:tc>
@@ -16634,7 +17045,7 @@
                 <w:sz w:val="18"/>
                 <w:szCs w:val="18"/>
               </w:rPr>
-              <w:t xml:space="preserve">The request reached the application without passing through the sign-in service.</w:t>
+              <w:t xml:space="preserve">You signed in with a guest or non-staff account.</w:t>
             </w:r>
           </w:p>
         </w:tc>
@@ -16662,7 +17073,7 @@
                 <w:sz w:val="18"/>
                 <w:szCs w:val="18"/>
               </w:rPr>
-              <w:t xml:space="preserve">Use https://civiltools.castillope.com.</w:t>
+              <w:t xml:space="preserve">Sign out and sign in with your staff account.</w:t>
             </w:r>
           </w:p>
         </w:tc>
@@ -16694,7 +17105,7 @@
                 <w:sz w:val="18"/>
                 <w:szCs w:val="18"/>
               </w:rPr>
-              <w:t xml:space="preserve">“Could not establish your identity. Sign in again.”</w:t>
+              <w:t xml:space="preserve">“This app is not reachable directly. Sign in at the published address.”</w:t>
             </w:r>
           </w:p>
         </w:tc>
@@ -16721,7 +17132,7 @@
                 <w:sz w:val="18"/>
                 <w:szCs w:val="18"/>
               </w:rPr>
-              <w:t xml:space="preserve">The sign-in service did not supply your identity.</w:t>
+              <w:t xml:space="preserve">The request reached the application without passing through the sign-in service.</w:t>
             </w:r>
           </w:p>
         </w:tc>
@@ -16748,7 +17159,7 @@
                 <w:sz w:val="18"/>
                 <w:szCs w:val="18"/>
               </w:rPr>
-              <w:t xml:space="preserve">Sign out and in again.</w:t>
+              <w:t xml:space="preserve">Use https://civiltools.castillope.com.</w:t>
             </w:r>
           </w:p>
         </w:tc>
@@ -16781,7 +17192,7 @@
                 <w:sz w:val="18"/>
                 <w:szCs w:val="18"/>
               </w:rPr>
-              <w:t xml:space="preserve">“This run was saved in an unknown format … It may need a newer version of the app.”</w:t>
+              <w:t xml:space="preserve">“Could not establish your identity. Sign in again.”</w:t>
             </w:r>
           </w:p>
         </w:tc>
@@ -16809,7 +17220,7 @@
                 <w:sz w:val="18"/>
                 <w:szCs w:val="18"/>
               </w:rPr>
-              <w:t xml:space="preserve">The run was saved by a newer version of the tool.</w:t>
+              <w:t xml:space="preserve">The sign-in service did not supply your identity.</w:t>
             </w:r>
           </w:p>
         </w:tc>
@@ -16837,7 +17248,7 @@
                 <w:sz w:val="18"/>
                 <w:szCs w:val="18"/>
               </w:rPr>
-              <w:t xml:space="preserve">Reload with Ctrl+F5 to get the current version.</w:t>
+              <w:t xml:space="preserve">Sign out and in again.</w:t>
             </w:r>
           </w:p>
         </w:tc>
@@ -16869,7 +17280,7 @@
                 <w:sz w:val="18"/>
                 <w:szCs w:val="18"/>
               </w:rPr>
-              <w:t xml:space="preserve">“… fails its integrity hash — do not trust this record.”</w:t>
+              <w:t xml:space="preserve">“This run was saved in an unknown format … It may need a newer version of the app.”</w:t>
             </w:r>
           </w:p>
         </w:tc>
@@ -16896,7 +17307,7 @@
                 <w:sz w:val="18"/>
                 <w:szCs w:val="18"/>
               </w:rPr>
-              <w:t xml:space="preserve">The stored data no longer match their checksum.</w:t>
+              <w:t xml:space="preserve">The run was saved by a newer version of the tool.</w:t>
             </w:r>
           </w:p>
         </w:tc>
@@ -16923,7 +17334,7 @@
                 <w:sz w:val="18"/>
                 <w:szCs w:val="18"/>
               </w:rPr>
-              <w:t xml:space="preserve">Do not use the run; report it to the maintainers.</w:t>
+              <w:t xml:space="preserve">Reload with Ctrl+F5 to get the current version.</w:t>
             </w:r>
           </w:p>
         </w:tc>
@@ -16956,7 +17367,7 @@
                 <w:sz w:val="18"/>
                 <w:szCs w:val="18"/>
               </w:rPr>
-              <w:t xml:space="preserve">The site address cannot be found.</w:t>
+              <w:t xml:space="preserve">“… fails its integrity hash — do not trust this record.”</w:t>
             </w:r>
           </w:p>
         </w:tc>
@@ -16984,7 +17395,7 @@
                 <w:sz w:val="18"/>
                 <w:szCs w:val="18"/>
               </w:rPr>
-              <w:t xml:space="preserve">The DNS record for the address may not have been created yet.</w:t>
+              <w:t xml:space="preserve">The stored data no longer match their checksum.</w:t>
             </w:r>
           </w:p>
         </w:tc>
@@ -16992,6 +17403,92 @@
           <w:tcPr>
             <w:tcW w:type="dxa" w:w="3460"/>
             <w:shd w:fill="F7F7F7" w:color="auto" w:val="clear"/>
+            <w:tcMar>
+              <w:top w:type="dxa" w:w="55"/>
+              <w:left w:type="dxa" w:w="95"/>
+              <w:bottom w:type="dxa" w:w="45"/>
+              <w:right w:type="dxa" w:w="95"/>
+            </w:tcMar>
+            <w:vAlign w:val="top"/>
+          </w:tcPr>
+          <w:p>
+            <w:pPr>
+              <w:spacing w:after="30" w:line="250"/>
+            </w:pPr>
+            <w:r>
+              <w:rPr>
+                <w:rFonts w:ascii="Arial" w:cs="Arial" w:eastAsia="Arial" w:hAnsi="Arial"/>
+                <w:b w:val="false"/>
+                <w:bCs w:val="false"/>
+                <w:sz w:val="18"/>
+                <w:szCs w:val="18"/>
+              </w:rPr>
+              <w:t xml:space="preserve">Do not use the run; report it to the maintainers.</w:t>
+            </w:r>
+          </w:p>
+        </w:tc>
+      </w:tr>
+      <w:tr>
+        <w:trPr>
+          <w:cantSplit/>
+        </w:trPr>
+        <w:tc>
+          <w:tcPr>
+            <w:tcW w:type="dxa" w:w="3000"/>
+            <w:tcMar>
+              <w:top w:type="dxa" w:w="55"/>
+              <w:left w:type="dxa" w:w="95"/>
+              <w:bottom w:type="dxa" w:w="45"/>
+              <w:right w:type="dxa" w:w="95"/>
+            </w:tcMar>
+            <w:vAlign w:val="top"/>
+          </w:tcPr>
+          <w:p>
+            <w:pPr>
+              <w:spacing w:after="30" w:line="250"/>
+            </w:pPr>
+            <w:r>
+              <w:rPr>
+                <w:rFonts w:ascii="Arial" w:cs="Arial" w:eastAsia="Arial" w:hAnsi="Arial"/>
+                <w:b w:val="false"/>
+                <w:bCs w:val="false"/>
+                <w:sz w:val="18"/>
+                <w:szCs w:val="18"/>
+              </w:rPr>
+              <w:t xml:space="preserve">The site address cannot be found.</w:t>
+            </w:r>
+          </w:p>
+        </w:tc>
+        <w:tc>
+          <w:tcPr>
+            <w:tcW w:type="dxa" w:w="2900"/>
+            <w:tcMar>
+              <w:top w:type="dxa" w:w="55"/>
+              <w:left w:type="dxa" w:w="95"/>
+              <w:bottom w:type="dxa" w:w="45"/>
+              <w:right w:type="dxa" w:w="95"/>
+            </w:tcMar>
+            <w:vAlign w:val="top"/>
+          </w:tcPr>
+          <w:p>
+            <w:pPr>
+              <w:spacing w:after="30" w:line="250"/>
+            </w:pPr>
+            <w:r>
+              <w:rPr>
+                <w:rFonts w:ascii="Arial" w:cs="Arial" w:eastAsia="Arial" w:hAnsi="Arial"/>
+                <w:b w:val="false"/>
+                <w:bCs w:val="false"/>
+                <w:sz w:val="18"/>
+                <w:szCs w:val="18"/>
+              </w:rPr>
+              <w:t xml:space="preserve">The DNS record for the address may not have been created yet.</w:t>
+            </w:r>
+          </w:p>
+        </w:tc>
+        <w:tc>
+          <w:tcPr>
+            <w:tcW w:type="dxa" w:w="3460"/>
             <w:tcMar>
               <w:top w:type="dxa" w:w="55"/>
               <w:left w:type="dxa" w:w="95"/>
@@ -17118,298 +17615,94 @@
           <w:szCs w:val="18"/>
           <w:shd w:fill="F0F0F0" w:color="auto" w:val="clear"/>
         </w:rPr>
-        <w:t xml:space="preserve">962d668</w:t>
-      </w:r>
-      <w:r>
-        <w:rPr>
-          <w:rFonts w:ascii="Arial" w:cs="Arial" w:eastAsia="Arial" w:hAnsi="Arial"/>
-          <w:sz w:val="20"/>
-          <w:szCs w:val="20"/>
-        </w:rPr>
-        <w:t xml:space="preserve">. Items marked “reproduced” were seen in a running copy of the application; the others are read from the code.</w:t>
-      </w:r>
-    </w:p>
-    <w:p>
-      <w:pPr>
-        <w:pStyle w:val="Heading2"/>
-      </w:pPr>
-      <w:bookmarkStart w:name="_Toc100046" w:id="47"/>
-      <w:r>
-        <w:rPr>
-          <w:rFonts w:ascii="Arial" w:cs="Arial" w:eastAsia="Arial" w:hAnsi="Arial"/>
-        </w:rPr>
-        <w:t xml:space="preserve">12.1  The Profile tab can blank the page (reproduced)</w:t>
-      </w:r>
-      <w:bookmarkEnd w:id="47"/>
-    </w:p>
-    <w:p>
-      <w:pPr>
-        <w:spacing w:after="110" w:before="0" w:line="276"/>
-      </w:pPr>
-      <w:r>
-        <w:rPr>
-          <w:rFonts w:ascii="Arial" w:cs="Arial" w:eastAsia="Arial" w:hAnsi="Arial"/>
-          <w:sz w:val="20"/>
-          <w:szCs w:val="20"/>
-        </w:rPr>
-        <w:t xml:space="preserve">The Profile tab’s Method Logic card refers to a variable that does not exist (</w:t>
-      </w:r>
-      <w:r>
-        <w:rPr>
-          <w:rFonts w:ascii="Courier New" w:cs="Courier New" w:eastAsia="Courier New" w:hAnsi="Courier New"/>
-          <w:color w:val="7A1620"/>
-          <w:sz w:val="18"/>
-          <w:szCs w:val="18"/>
-          <w:shd w:fill="F0F0F0" w:color="auto" w:val="clear"/>
-        </w:rPr>
-        <w:t xml:space="preserve">isTF2</w:t>
-      </w:r>
-      <w:r>
-        <w:rPr>
-          <w:rFonts w:ascii="Arial" w:cs="Arial" w:eastAsia="Arial" w:hAnsi="Arial"/>
-          <w:sz w:val="20"/>
-          <w:szCs w:val="20"/>
-        </w:rPr>
-        <w:t xml:space="preserve">). It is evaluated for every tracker that is not a straight line. The browser reports “isTF2 is not defined” and, because the application has no error handler, the whole page goes blank.</w:t>
+        <w:t xml:space="preserve">fd796dc</w:t>
+      </w:r>
+      <w:r>
+        <w:rPr>
+          <w:rFonts w:ascii="Arial" w:cs="Arial" w:eastAsia="Arial" w:hAnsi="Arial"/>
+          <w:sz w:val="20"/>
+          <w:szCs w:val="20"/>
+        </w:rPr>
+        <w:t xml:space="preserve">. Items marked “reproduced” were seen in a running copy of the application; the others are read from the code. The IDs follow the issue register in the Technical Documentation, which lists further items that matter only to developers.</w:t>
       </w:r>
     </w:p>
     <w:tbl>
       <w:tblPr>
         <w:tblW w:type="dxa" w:w="9360"/>
         <w:tblBorders>
-          <w:top w:val="single" w:color="BCBEC0" w:sz="4"/>
-          <w:left w:val="single" w:color="BCBEC0" w:sz="4"/>
-          <w:bottom w:val="single" w:color="BCBEC0" w:sz="4"/>
-          <w:right w:val="single" w:color="BCBEC0" w:sz="4"/>
-          <w:insideH w:val="single" w:color="DDDDDD" w:sz="4"/>
-          <w:insideV w:val="single" w:color="DDDDDD" w:sz="4"/>
+          <w:top w:val="none" w:color="FFFFFF" w:sz="0"/>
+          <w:left w:val="single" w:color="4D4D4F" w:sz="30"/>
+          <w:bottom w:val="none" w:color="FFFFFF" w:sz="0"/>
+          <w:right w:val="none" w:color="FFFFFF" w:sz="0"/>
+          <w:insideH w:val="none" w:color="FFFFFF" w:sz="0"/>
+          <w:insideV w:val="none" w:color="FFFFFF" w:sz="0"/>
         </w:tblBorders>
         <w:tblLayout w:type="fixed"/>
       </w:tblPr>
       <w:tblGrid>
-        <w:gridCol w:w="4000"/>
-        <w:gridCol w:w="5360"/>
+        <w:gridCol w:w="9360"/>
       </w:tblGrid>
       <w:tr>
         <w:trPr>
           <w:cantSplit/>
-          <w:tblHeader/>
         </w:trPr>
         <w:tc>
           <w:tcPr>
-            <w:tcW w:type="dxa" w:w="4000"/>
-            <w:shd w:fill="333132" w:color="auto" w:val="clear"/>
-            <w:tcMar>
-              <w:top w:type="dxa" w:w="55"/>
-              <w:left w:type="dxa" w:w="95"/>
-              <w:bottom w:type="dxa" w:w="45"/>
-              <w:right w:type="dxa" w:w="95"/>
-            </w:tcMar>
-            <w:vAlign w:val="top"/>
-          </w:tcPr>
-          <w:p>
-            <w:pPr>
-              <w:spacing w:after="30" w:line="250"/>
+            <w:tcW w:type="dxa" w:w="9360"/>
+            <w:shd w:fill="F3F3F3" w:color="auto" w:val="clear"/>
+            <w:tcMar>
+              <w:top w:type="dxa" w:w="90"/>
+              <w:left w:type="dxa" w:w="160"/>
+              <w:bottom w:type="dxa" w:w="60"/>
+              <w:right w:type="dxa" w:w="140"/>
+            </w:tcMar>
+          </w:tcPr>
+          <w:p>
+            <w:pPr>
+              <w:keepNext/>
+              <w:spacing w:after="50"/>
             </w:pPr>
             <w:r>
               <w:rPr>
                 <w:rFonts w:ascii="Arial" w:cs="Arial" w:eastAsia="Arial" w:hAnsi="Arial"/>
                 <w:b/>
                 <w:bCs/>
-                <w:color w:val="FFFFFF"/>
-                <w:sz w:val="18"/>
-                <w:szCs w:val="18"/>
-              </w:rPr>
-              <w:t xml:space="preserve">Safe</w:t>
-            </w:r>
-          </w:p>
-        </w:tc>
-        <w:tc>
-          <w:tcPr>
-            <w:tcW w:type="dxa" w:w="5360"/>
-            <w:shd w:fill="333132" w:color="auto" w:val="clear"/>
-            <w:tcMar>
-              <w:top w:type="dxa" w:w="55"/>
-              <w:left w:type="dxa" w:w="95"/>
-              <w:bottom w:type="dxa" w:w="45"/>
-              <w:right w:type="dxa" w:w="95"/>
-            </w:tcMar>
-            <w:vAlign w:val="top"/>
-          </w:tcPr>
-          <w:p>
-            <w:pPr>
-              <w:spacing w:after="30" w:line="250"/>
-            </w:pPr>
-            <w:r>
-              <w:rPr>
-                <w:rFonts w:ascii="Arial" w:cs="Arial" w:eastAsia="Arial" w:hAnsi="Arial"/>
-                <w:b/>
-                <w:bCs/>
-                <w:color w:val="FFFFFF"/>
-                <w:sz w:val="18"/>
-                <w:szCs w:val="18"/>
-              </w:rPr>
-              <w:t xml:space="preserve">Not safe unless the tracker is a straight line</w:t>
-            </w:r>
-          </w:p>
-        </w:tc>
-      </w:tr>
-      <w:tr>
-        <w:trPr>
-          <w:cantSplit/>
-        </w:trPr>
-        <w:tc>
-          <w:tcPr>
-            <w:tcW w:type="dxa" w:w="4000"/>
-            <w:tcMar>
-              <w:top w:type="dxa" w:w="55"/>
-              <w:left w:type="dxa" w:w="95"/>
-              <w:bottom w:type="dxa" w:w="45"/>
-              <w:right w:type="dxa" w:w="95"/>
-            </w:tcMar>
-            <w:vAlign w:val="top"/>
-          </w:tcPr>
-          <w:p>
-            <w:pPr>
-              <w:spacing w:after="30" w:line="250"/>
-            </w:pPr>
-            <w:r>
-              <w:rPr>
-                <w:rFonts w:ascii="Arial" w:cs="Arial" w:eastAsia="Arial" w:hAnsi="Arial"/>
-                <w:b w:val="false"/>
-                <w:bCs w:val="false"/>
-                <w:sz w:val="18"/>
-                <w:szCs w:val="18"/>
-              </w:rPr>
-              <w:t xml:space="preserve">The Slope, Piles, Fleet, Adjacency and Input &amp; Export tabs, for any tracker.</w:t>
-            </w:r>
-          </w:p>
-        </w:tc>
-        <w:tc>
-          <w:tcPr>
-            <w:tcW w:type="dxa" w:w="5360"/>
-            <w:tcMar>
-              <w:top w:type="dxa" w:w="55"/>
-              <w:left w:type="dxa" w:w="95"/>
-              <w:bottom w:type="dxa" w:w="45"/>
-              <w:right w:type="dxa" w:w="95"/>
-            </w:tcMar>
-            <w:vAlign w:val="top"/>
-          </w:tcPr>
-          <w:p>
-            <w:pPr>
-              <w:spacing w:after="30" w:line="250"/>
-            </w:pPr>
-            <w:r>
-              <w:rPr>
-                <w:rFonts w:ascii="Arial" w:cs="Arial" w:eastAsia="Arial" w:hAnsi="Arial"/>
-                <w:b w:val="false"/>
-                <w:bCs w:val="false"/>
-                <w:sz w:val="18"/>
-                <w:szCs w:val="18"/>
-              </w:rPr>
-              <w:t xml:space="preserve">The </w:t>
-            </w:r>
-            <w:r>
-              <w:rPr>
-                <w:rFonts w:ascii="Arial" w:cs="Arial" w:eastAsia="Arial" w:hAnsi="Arial"/>
-                <w:b/>
-                <w:bCs/>
-                <w:sz w:val="18"/>
-                <w:szCs w:val="18"/>
-              </w:rPr>
-              <w:t xml:space="preserve">Profile</w:t>
-            </w:r>
-            <w:r>
-              <w:rPr>
-                <w:rFonts w:ascii="Arial" w:cs="Arial" w:eastAsia="Arial" w:hAnsi="Arial"/>
-                <w:b w:val="false"/>
-                <w:bCs w:val="false"/>
-                <w:sz w:val="18"/>
-                <w:szCs w:val="18"/>
-              </w:rPr>
-              <w:t xml:space="preserve"> tab.</w:t>
-            </w:r>
-          </w:p>
-        </w:tc>
-      </w:tr>
-      <w:tr>
-        <w:trPr>
-          <w:cantSplit/>
-        </w:trPr>
-        <w:tc>
-          <w:tcPr>
-            <w:tcW w:type="dxa" w:w="4000"/>
-            <w:shd w:fill="F7F7F7" w:color="auto" w:val="clear"/>
-            <w:tcMar>
-              <w:top w:type="dxa" w:w="55"/>
-              <w:left w:type="dxa" w:w="95"/>
-              <w:bottom w:type="dxa" w:w="45"/>
-              <w:right w:type="dxa" w:w="95"/>
-            </w:tcMar>
-            <w:vAlign w:val="top"/>
-          </w:tcPr>
-          <w:p>
-            <w:pPr>
-              <w:spacing w:after="30" w:line="250"/>
-            </w:pPr>
-            <w:r>
-              <w:rPr>
-                <w:rFonts w:ascii="Arial" w:cs="Arial" w:eastAsia="Arial" w:hAnsi="Arial"/>
-                <w:b w:val="false"/>
-                <w:bCs w:val="false"/>
-                <w:sz w:val="18"/>
-                <w:szCs w:val="18"/>
-              </w:rPr>
-              <w:t xml:space="preserve">Choosing a tracker in the drop-down while a safe tab is open.</w:t>
-            </w:r>
-          </w:p>
-        </w:tc>
-        <w:tc>
-          <w:tcPr>
-            <w:tcW w:type="dxa" w:w="5360"/>
-            <w:shd w:fill="F7F7F7" w:color="auto" w:val="clear"/>
-            <w:tcMar>
-              <w:top w:type="dxa" w:w="55"/>
-              <w:left w:type="dxa" w:w="95"/>
-              <w:bottom w:type="dxa" w:w="45"/>
-              <w:right w:type="dxa" w:w="95"/>
-            </w:tcMar>
-            <w:vAlign w:val="top"/>
-          </w:tcPr>
-          <w:p>
-            <w:pPr>
-              <w:spacing w:after="30" w:line="250"/>
-            </w:pPr>
-            <w:r>
-              <w:rPr>
-                <w:rFonts w:ascii="Arial" w:cs="Arial" w:eastAsia="Arial" w:hAnsi="Arial"/>
-                <w:b w:val="false"/>
-                <w:bCs w:val="false"/>
-                <w:sz w:val="18"/>
-                <w:szCs w:val="18"/>
-              </w:rPr>
-              <w:t xml:space="preserve">Clicking a row in the </w:t>
-            </w:r>
-            <w:r>
-              <w:rPr>
-                <w:rFonts w:ascii="Arial" w:cs="Arial" w:eastAsia="Arial" w:hAnsi="Arial"/>
-                <w:b/>
-                <w:bCs/>
-                <w:sz w:val="18"/>
-                <w:szCs w:val="18"/>
-              </w:rPr>
-              <w:t xml:space="preserve">Fleet</w:t>
-            </w:r>
-            <w:r>
-              <w:rPr>
-                <w:rFonts w:ascii="Arial" w:cs="Arial" w:eastAsia="Arial" w:hAnsi="Arial"/>
-                <w:b w:val="false"/>
-                <w:bCs w:val="false"/>
-                <w:sz w:val="18"/>
-                <w:szCs w:val="18"/>
-              </w:rPr>
-              <w:t xml:space="preserve"> table, a row in the N–S flag table, or a tracker name in the E–W flag table (each opens the Profile tab).</w:t>
+                <w:color w:val="4D4D4F"/>
+                <w:sz w:val="19"/>
+                <w:szCs w:val="19"/>
+              </w:rPr>
+              <w:t xml:space="preserve">The Profile tab error is fixed</w:t>
+            </w:r>
+          </w:p>
+          <w:p>
+            <w:pPr>
+              <w:spacing w:after="50" w:line="260"/>
+            </w:pPr>
+            <w:r>
+              <w:rPr>
+                <w:rFonts w:ascii="Arial" w:cs="Arial" w:eastAsia="Arial" w:hAnsi="Arial"/>
+                <w:sz w:val="18"/>
+                <w:szCs w:val="18"/>
+              </w:rPr>
+              <w:t xml:space="preserve">Earlier builds blanked the whole page when the Profile tab was opened for any tracker that is not a straight line (issue K1; with the sample file, every tracker of block 1). That was fixed in revision </w:t>
+            </w:r>
+            <w:r>
+              <w:rPr>
+                <w:rFonts w:ascii="Courier New" w:cs="Courier New" w:eastAsia="Courier New" w:hAnsi="Courier New"/>
+                <w:color w:val="7A1620"/>
+                <w:sz w:val="16"/>
+                <w:szCs w:val="16"/>
+                <w:shd w:fill="F0F0F0" w:color="auto" w:val="clear"/>
+              </w:rPr>
+              <w:t xml:space="preserve">fd796dc</w:t>
+            </w:r>
+            <w:r>
+              <w:rPr>
+                <w:rFonts w:ascii="Arial" w:cs="Arial" w:eastAsia="Arial" w:hAnsi="Arial"/>
+                <w:sz w:val="18"/>
+                <w:szCs w:val="18"/>
+              </w:rPr>
+              <w:t xml:space="preserve">, which also adds a safety net: if a tab ever fails to draw, it shows “This view could not be displayed” and the rest of the page keeps working. If you still see a blank page, you are probably on an older build: reload with Ctrl+F5 and check the build at https://civiltools.castillope.com/api/me.</w:t>
             </w:r>
           </w:p>
         </w:tc>
@@ -17422,65 +17715,16 @@
     </w:p>
     <w:p>
       <w:pPr>
-        <w:spacing w:after="110" w:before="0" w:line="276"/>
-      </w:pPr>
-      <w:r>
-        <w:rPr>
-          <w:rFonts w:ascii="Arial" w:cs="Arial" w:eastAsia="Arial" w:hAnsi="Arial"/>
-          <w:sz w:val="20"/>
-          <w:szCs w:val="20"/>
-        </w:rPr>
-        <w:t xml:space="preserve">To check a tracker first, choose it in the drop-down on the Piles or Slope tab and read the </w:t>
-      </w:r>
-      <w:r>
-        <w:rPr>
-          <w:rFonts w:ascii="Arial" w:cs="Arial" w:eastAsia="Arial" w:hAnsi="Arial"/>
-          <w:b/>
-          <w:bCs/>
-          <w:sz w:val="20"/>
-          <w:szCs w:val="20"/>
-        </w:rPr>
-        <w:t xml:space="preserve">Method</w:t>
-      </w:r>
-      <w:r>
-        <w:rPr>
-          <w:rFonts w:ascii="Arial" w:cs="Arial" w:eastAsia="Arial" w:hAnsi="Arial"/>
-          <w:sz w:val="20"/>
-          <w:szCs w:val="20"/>
-        </w:rPr>
-        <w:t xml:space="preserve"> chip; open Profile only if it says </w:t>
-      </w:r>
-      <w:r>
-        <w:rPr>
-          <w:rFonts w:ascii="Arial" w:cs="Arial" w:eastAsia="Arial" w:hAnsi="Arial"/>
-          <w:b/>
-          <w:bCs/>
-          <w:sz w:val="20"/>
-          <w:szCs w:val="20"/>
-        </w:rPr>
-        <w:t xml:space="preserve">Straight Line</w:t>
-      </w:r>
-      <w:r>
-        <w:rPr>
-          <w:rFonts w:ascii="Arial" w:cs="Arial" w:eastAsia="Arial" w:hAnsi="Arial"/>
-          <w:sz w:val="20"/>
-          <w:szCs w:val="20"/>
-        </w:rPr>
-        <w:t xml:space="preserve">. The sample file has 8 such trackers out of 12. If the page goes blank, reload it; unsaved work is lost, which is a reason to save a run before exploring.</w:t>
-      </w:r>
-    </w:p>
-    <w:p>
-      <w:pPr>
         <w:pStyle w:val="Heading2"/>
       </w:pPr>
-      <w:bookmarkStart w:name="_Toc100047" w:id="48"/>
-      <w:r>
-        <w:rPr>
-          <w:rFonts w:ascii="Arial" w:cs="Arial" w:eastAsia="Arial" w:hAnsi="Arial"/>
-        </w:rPr>
-        <w:t xml:space="preserve">12.2  Other issues (K2 to K13)</w:t>
-      </w:r>
-      <w:bookmarkEnd w:id="48"/>
+      <w:bookmarkStart w:name="_Toc100046" w:id="47"/>
+      <w:r>
+        <w:rPr>
+          <w:rFonts w:ascii="Arial" w:cs="Arial" w:eastAsia="Arial" w:hAnsi="Arial"/>
+        </w:rPr>
+        <w:t xml:space="preserve">12.1  Issues</w:t>
+      </w:r>
+      <w:bookmarkEnd w:id="47"/>
     </w:p>
     <w:tbl>
       <w:tblPr>
@@ -18610,7 +18854,7 @@
                 <w:sz w:val="18"/>
                 <w:szCs w:val="18"/>
               </w:rPr>
-              <w:t xml:space="preserve">Status marks are not refreshed by corrections.</w:t>
+              <w:t xml:space="preserve">Corrections do not refresh the slopes, the method label or the status marks. Reproduced for the exported slopes and Solution Type; the rest is read from the code.</w:t>
             </w:r>
           </w:p>
         </w:tc>
@@ -18638,7 +18882,707 @@
                 <w:sz w:val="18"/>
                 <w:szCs w:val="18"/>
               </w:rPr>
-              <w:t xml:space="preserve">The Status column on Fleet and the tick or warning mark next to each tracker in the drop-down come from the solver. After corrections, check the Max Slope % and Max ΔSlope % columns, which are recalculated.</w:t>
+              <w:t xml:space="preserve">Corrections rewrite only the top of pile, reveal, ground and cut/fill. The Status column and the drop-down marks, the Straight / TF part of the Fleet Method label, the Fleet Summary counts, and the exported Tube Slope, Slope Delta, Solution Type and class counts keep the solver’s values. After corrections, read slopes from the Max Slope % and Max ΔSlope % columns or the Piles tab, which are recalculated, and calculate slopes from the exported tops (section 9).</w:t>
+            </w:r>
+          </w:p>
+        </w:tc>
+      </w:tr>
+      <w:tr>
+        <w:trPr>
+          <w:cantSplit/>
+        </w:trPr>
+        <w:tc>
+          <w:tcPr>
+            <w:tcW w:type="dxa" w:w="700"/>
+            <w:tcMar>
+              <w:top w:type="dxa" w:w="55"/>
+              <w:left w:type="dxa" w:w="95"/>
+              <w:bottom w:type="dxa" w:w="45"/>
+              <w:right w:type="dxa" w:w="95"/>
+            </w:tcMar>
+            <w:vAlign w:val="top"/>
+          </w:tcPr>
+          <w:p>
+            <w:pPr>
+              <w:spacing w:after="30" w:line="250"/>
+            </w:pPr>
+            <w:r>
+              <w:rPr>
+                <w:rFonts w:ascii="Arial" w:cs="Arial" w:eastAsia="Arial" w:hAnsi="Arial"/>
+                <w:b w:val="false"/>
+                <w:bCs w:val="false"/>
+                <w:sz w:val="18"/>
+                <w:szCs w:val="18"/>
+              </w:rPr>
+              <w:t xml:space="preserve">K20</w:t>
+            </w:r>
+          </w:p>
+        </w:tc>
+        <w:tc>
+          <w:tcPr>
+            <w:tcW w:type="dxa" w:w="3300"/>
+            <w:tcMar>
+              <w:top w:type="dxa" w:w="55"/>
+              <w:left w:type="dxa" w:w="95"/>
+              <w:bottom w:type="dxa" w:w="45"/>
+              <w:right w:type="dxa" w:w="95"/>
+            </w:tcMar>
+            <w:vAlign w:val="top"/>
+          </w:tcPr>
+          <w:p>
+            <w:pPr>
+              <w:spacing w:after="30" w:line="250"/>
+            </w:pPr>
+            <w:r>
+              <w:rPr>
+                <w:rFonts w:ascii="Arial" w:cs="Arial" w:eastAsia="Arial" w:hAnsi="Arial"/>
+                <w:b w:val="false"/>
+                <w:bCs w:val="false"/>
+                <w:sz w:val="18"/>
+                <w:szCs w:val="18"/>
+              </w:rPr>
+              <w:t xml:space="preserve">The cut/fill wording in the Method Logic sentence can be reversed. Reproduced.</w:t>
+            </w:r>
+          </w:p>
+        </w:tc>
+        <w:tc>
+          <w:tcPr>
+            <w:tcW w:type="dxa" w:w="5360"/>
+            <w:tcMar>
+              <w:top w:type="dxa" w:w="55"/>
+              <w:left w:type="dxa" w:w="95"/>
+              <w:bottom w:type="dxa" w:w="45"/>
+              <w:right w:type="dxa" w:w="95"/>
+            </w:tcMar>
+            <w:vAlign w:val="top"/>
+          </w:tcPr>
+          <w:p>
+            <w:pPr>
+              <w:spacing w:after="30" w:line="250"/>
+            </w:pPr>
+            <w:r>
+              <w:rPr>
+                <w:rFonts w:ascii="Arial" w:cs="Arial" w:eastAsia="Arial" w:hAnsi="Arial"/>
+                <w:b w:val="false"/>
+                <w:bCs w:val="false"/>
+                <w:sz w:val="18"/>
+                <w:szCs w:val="18"/>
+              </w:rPr>
+              <w:t xml:space="preserve">In “Ground adjusted at N pile(s) cut … and M pile(s) fill …” the counts and words can be swapped. Use the CUT and FILL boxes on the card or the Cut/Fill column of the Piles tab.</w:t>
+            </w:r>
+          </w:p>
+        </w:tc>
+      </w:tr>
+      <w:tr>
+        <w:trPr>
+          <w:cantSplit/>
+        </w:trPr>
+        <w:tc>
+          <w:tcPr>
+            <w:tcW w:type="dxa" w:w="700"/>
+            <w:shd w:fill="F7F7F7" w:color="auto" w:val="clear"/>
+            <w:tcMar>
+              <w:top w:type="dxa" w:w="55"/>
+              <w:left w:type="dxa" w:w="95"/>
+              <w:bottom w:type="dxa" w:w="45"/>
+              <w:right w:type="dxa" w:w="95"/>
+            </w:tcMar>
+            <w:vAlign w:val="top"/>
+          </w:tcPr>
+          <w:p>
+            <w:pPr>
+              <w:spacing w:after="30" w:line="250"/>
+            </w:pPr>
+            <w:r>
+              <w:rPr>
+                <w:rFonts w:ascii="Arial" w:cs="Arial" w:eastAsia="Arial" w:hAnsi="Arial"/>
+                <w:b w:val="false"/>
+                <w:bCs w:val="false"/>
+                <w:sz w:val="18"/>
+                <w:szCs w:val="18"/>
+              </w:rPr>
+              <w:t xml:space="preserve">K24</w:t>
+            </w:r>
+          </w:p>
+        </w:tc>
+        <w:tc>
+          <w:tcPr>
+            <w:tcW w:type="dxa" w:w="3300"/>
+            <w:shd w:fill="F7F7F7" w:color="auto" w:val="clear"/>
+            <w:tcMar>
+              <w:top w:type="dxa" w:w="55"/>
+              <w:left w:type="dxa" w:w="95"/>
+              <w:bottom w:type="dxa" w:w="45"/>
+              <w:right w:type="dxa" w:w="95"/>
+            </w:tcMar>
+            <w:vAlign w:val="top"/>
+          </w:tcPr>
+          <w:p>
+            <w:pPr>
+              <w:spacing w:after="30" w:line="250"/>
+            </w:pPr>
+            <w:r>
+              <w:rPr>
+                <w:rFonts w:ascii="Arial" w:cs="Arial" w:eastAsia="Arial" w:hAnsi="Arial"/>
+                <w:b w:val="false"/>
+                <w:bCs w:val="false"/>
+                <w:sz w:val="18"/>
+                <w:szCs w:val="18"/>
+              </w:rPr>
+              <w:t xml:space="preserve">On-screen help for Min Reveal and Max Reveal has cut and fill reversed.</w:t>
+            </w:r>
+          </w:p>
+        </w:tc>
+        <w:tc>
+          <w:tcPr>
+            <w:tcW w:type="dxa" w:w="5360"/>
+            <w:shd w:fill="F7F7F7" w:color="auto" w:val="clear"/>
+            <w:tcMar>
+              <w:top w:type="dxa" w:w="55"/>
+              <w:left w:type="dxa" w:w="95"/>
+              <w:bottom w:type="dxa" w:w="45"/>
+              <w:right w:type="dxa" w:w="95"/>
+            </w:tcMar>
+            <w:vAlign w:val="top"/>
+          </w:tcPr>
+          <w:p>
+            <w:pPr>
+              <w:spacing w:after="30" w:line="250"/>
+            </w:pPr>
+            <w:r>
+              <w:rPr>
+                <w:rFonts w:ascii="Arial" w:cs="Arial" w:eastAsia="Arial" w:hAnsi="Arial"/>
+                <w:b w:val="false"/>
+                <w:bCs w:val="false"/>
+                <w:sz w:val="18"/>
+                <w:szCs w:val="18"/>
+              </w:rPr>
+              <w:t xml:space="preserve">A reveal below the minimum is fixed by cutting (or raising the tube); above the maximum, by filling (or lowering the tube). See Table 2.</w:t>
+            </w:r>
+          </w:p>
+        </w:tc>
+      </w:tr>
+      <w:tr>
+        <w:trPr>
+          <w:cantSplit/>
+        </w:trPr>
+        <w:tc>
+          <w:tcPr>
+            <w:tcW w:type="dxa" w:w="700"/>
+            <w:tcMar>
+              <w:top w:type="dxa" w:w="55"/>
+              <w:left w:type="dxa" w:w="95"/>
+              <w:bottom w:type="dxa" w:w="45"/>
+              <w:right w:type="dxa" w:w="95"/>
+            </w:tcMar>
+            <w:vAlign w:val="top"/>
+          </w:tcPr>
+          <w:p>
+            <w:pPr>
+              <w:spacing w:after="30" w:line="250"/>
+            </w:pPr>
+            <w:r>
+              <w:rPr>
+                <w:rFonts w:ascii="Arial" w:cs="Arial" w:eastAsia="Arial" w:hAnsi="Arial"/>
+                <w:b w:val="false"/>
+                <w:bCs w:val="false"/>
+                <w:sz w:val="18"/>
+                <w:szCs w:val="18"/>
+              </w:rPr>
+              <w:t xml:space="preserve">K25</w:t>
+            </w:r>
+          </w:p>
+        </w:tc>
+        <w:tc>
+          <w:tcPr>
+            <w:tcW w:type="dxa" w:w="3300"/>
+            <w:tcMar>
+              <w:top w:type="dxa" w:w="55"/>
+              <w:left w:type="dxa" w:w="95"/>
+              <w:bottom w:type="dxa" w:w="45"/>
+              <w:right w:type="dxa" w:w="95"/>
+            </w:tcMar>
+            <w:vAlign w:val="top"/>
+          </w:tcPr>
+          <w:p>
+            <w:pPr>
+              <w:spacing w:after="30" w:line="250"/>
+            </w:pPr>
+            <w:r>
+              <w:rPr>
+                <w:rFonts w:ascii="Arial" w:cs="Arial" w:eastAsia="Arial" w:hAnsi="Arial"/>
+                <w:b w:val="false"/>
+                <w:bCs w:val="false"/>
+                <w:sz w:val="18"/>
+                <w:szCs w:val="18"/>
+              </w:rPr>
+              <w:t xml:space="preserve">Pile numbers differ between views. Reproduced.</w:t>
+            </w:r>
+          </w:p>
+        </w:tc>
+        <w:tc>
+          <w:tcPr>
+            <w:tcW w:type="dxa" w:w="5360"/>
+            <w:tcMar>
+              <w:top w:type="dxa" w:w="55"/>
+              <w:left w:type="dxa" w:w="95"/>
+              <w:bottom w:type="dxa" w:w="45"/>
+              <w:right w:type="dxa" w:w="95"/>
+            </w:tcMar>
+            <w:vAlign w:val="top"/>
+          </w:tcPr>
+          <w:p>
+            <w:pPr>
+              <w:spacing w:after="30" w:line="250"/>
+            </w:pPr>
+            <w:r>
+              <w:rPr>
+                <w:rFonts w:ascii="Arial" w:cs="Arial" w:eastAsia="Arial" w:hAnsi="Arial"/>
+                <w:b w:val="false"/>
+                <w:bCs w:val="false"/>
+                <w:sz w:val="18"/>
+                <w:szCs w:val="18"/>
+              </w:rPr>
+              <w:t xml:space="preserve">The Piles tab and the E–W flag table count from the north; the Profile tab’s violation messages and the residual E–W table count from the south. Match piles by northing.</w:t>
+            </w:r>
+          </w:p>
+        </w:tc>
+      </w:tr>
+      <w:tr>
+        <w:trPr>
+          <w:cantSplit/>
+        </w:trPr>
+        <w:tc>
+          <w:tcPr>
+            <w:tcW w:type="dxa" w:w="700"/>
+            <w:shd w:fill="F7F7F7" w:color="auto" w:val="clear"/>
+            <w:tcMar>
+              <w:top w:type="dxa" w:w="55"/>
+              <w:left w:type="dxa" w:w="95"/>
+              <w:bottom w:type="dxa" w:w="45"/>
+              <w:right w:type="dxa" w:w="95"/>
+            </w:tcMar>
+            <w:vAlign w:val="top"/>
+          </w:tcPr>
+          <w:p>
+            <w:pPr>
+              <w:spacing w:after="30" w:line="250"/>
+            </w:pPr>
+            <w:r>
+              <w:rPr>
+                <w:rFonts w:ascii="Arial" w:cs="Arial" w:eastAsia="Arial" w:hAnsi="Arial"/>
+                <w:b w:val="false"/>
+                <w:bCs w:val="false"/>
+                <w:sz w:val="18"/>
+                <w:szCs w:val="18"/>
+              </w:rPr>
+              <w:t xml:space="preserve">K26</w:t>
+            </w:r>
+          </w:p>
+        </w:tc>
+        <w:tc>
+          <w:tcPr>
+            <w:tcW w:type="dxa" w:w="3300"/>
+            <w:shd w:fill="F7F7F7" w:color="auto" w:val="clear"/>
+            <w:tcMar>
+              <w:top w:type="dxa" w:w="55"/>
+              <w:left w:type="dxa" w:w="95"/>
+              <w:bottom w:type="dxa" w:w="45"/>
+              <w:right w:type="dxa" w:w="95"/>
+            </w:tcMar>
+            <w:vAlign w:val="top"/>
+          </w:tcPr>
+          <w:p>
+            <w:pPr>
+              <w:spacing w:after="30" w:line="250"/>
+            </w:pPr>
+            <w:r>
+              <w:rPr>
+                <w:rFonts w:ascii="Arial" w:cs="Arial" w:eastAsia="Arial" w:hAnsi="Arial"/>
+                <w:b w:val="false"/>
+                <w:bCs w:val="false"/>
+                <w:sz w:val="18"/>
+                <w:szCs w:val="18"/>
+              </w:rPr>
+              <w:t xml:space="preserve">Revert E-W can bring N–S corrections back.</w:t>
+            </w:r>
+          </w:p>
+        </w:tc>
+        <w:tc>
+          <w:tcPr>
+            <w:tcW w:type="dxa" w:w="5360"/>
+            <w:shd w:fill="F7F7F7" w:color="auto" w:val="clear"/>
+            <w:tcMar>
+              <w:top w:type="dxa" w:w="55"/>
+              <w:left w:type="dxa" w:w="95"/>
+              <w:bottom w:type="dxa" w:w="45"/>
+              <w:right w:type="dxa" w:w="95"/>
+            </w:tcMar>
+            <w:vAlign w:val="top"/>
+          </w:tcPr>
+          <w:p>
+            <w:pPr>
+              <w:spacing w:after="30" w:line="250"/>
+            </w:pPr>
+            <w:r>
+              <w:rPr>
+                <w:rFonts w:ascii="Arial" w:cs="Arial" w:eastAsia="Arial" w:hAnsi="Arial"/>
+                <w:b w:val="false"/>
+                <w:bCs w:val="false"/>
+                <w:sz w:val="18"/>
+                <w:szCs w:val="18"/>
+              </w:rPr>
+              <w:t xml:space="preserve">After Revert (N–S), the Revert E-W button is still shown and restores the state from just before the E–W step. Do not press it after reverting N–S.</w:t>
+            </w:r>
+          </w:p>
+        </w:tc>
+      </w:tr>
+      <w:tr>
+        <w:trPr>
+          <w:cantSplit/>
+        </w:trPr>
+        <w:tc>
+          <w:tcPr>
+            <w:tcW w:type="dxa" w:w="700"/>
+            <w:tcMar>
+              <w:top w:type="dxa" w:w="55"/>
+              <w:left w:type="dxa" w:w="95"/>
+              <w:bottom w:type="dxa" w:w="45"/>
+              <w:right w:type="dxa" w:w="95"/>
+            </w:tcMar>
+            <w:vAlign w:val="top"/>
+          </w:tcPr>
+          <w:p>
+            <w:pPr>
+              <w:spacing w:after="30" w:line="250"/>
+            </w:pPr>
+            <w:r>
+              <w:rPr>
+                <w:rFonts w:ascii="Arial" w:cs="Arial" w:eastAsia="Arial" w:hAnsi="Arial"/>
+                <w:b w:val="false"/>
+                <w:bCs w:val="false"/>
+                <w:sz w:val="18"/>
+                <w:szCs w:val="18"/>
+              </w:rPr>
+              <w:t xml:space="preserve">K27</w:t>
+            </w:r>
+          </w:p>
+        </w:tc>
+        <w:tc>
+          <w:tcPr>
+            <w:tcW w:type="dxa" w:w="3300"/>
+            <w:tcMar>
+              <w:top w:type="dxa" w:w="55"/>
+              <w:left w:type="dxa" w:w="95"/>
+              <w:bottom w:type="dxa" w:w="45"/>
+              <w:right w:type="dxa" w:w="95"/>
+            </w:tcMar>
+            <w:vAlign w:val="top"/>
+          </w:tcPr>
+          <w:p>
+            <w:pPr>
+              <w:spacing w:after="30" w:line="250"/>
+            </w:pPr>
+            <w:r>
+              <w:rPr>
+                <w:rFonts w:ascii="Arial" w:cs="Arial" w:eastAsia="Arial" w:hAnsi="Arial"/>
+                <w:b w:val="false"/>
+                <w:bCs w:val="false"/>
+                <w:sz w:val="18"/>
+                <w:szCs w:val="18"/>
+              </w:rPr>
+              <w:t xml:space="preserve">Loading a file does not close the open run. Reproduced.</w:t>
+            </w:r>
+          </w:p>
+        </w:tc>
+        <w:tc>
+          <w:tcPr>
+            <w:tcW w:type="dxa" w:w="5360"/>
+            <w:tcMar>
+              <w:top w:type="dxa" w:w="55"/>
+              <w:left w:type="dxa" w:w="95"/>
+              <w:bottom w:type="dxa" w:w="45"/>
+              <w:right w:type="dxa" w:w="95"/>
+            </w:tcMar>
+            <w:vAlign w:val="top"/>
+          </w:tcPr>
+          <w:p>
+            <w:pPr>
+              <w:spacing w:after="30" w:line="250"/>
+            </w:pPr>
+            <w:r>
+              <w:rPr>
+                <w:rFonts w:ascii="Arial" w:cs="Arial" w:eastAsia="Arial" w:hAnsi="Arial"/>
+                <w:b w:val="false"/>
+                <w:bCs w:val="false"/>
+                <w:sz w:val="18"/>
+                <w:szCs w:val="18"/>
+              </w:rPr>
+              <w:t xml:space="preserve">The next save adds the new site as a version of the open run. Press ✕ next to the run name first (section 10).</w:t>
+            </w:r>
+          </w:p>
+        </w:tc>
+      </w:tr>
+      <w:tr>
+        <w:trPr>
+          <w:cantSplit/>
+        </w:trPr>
+        <w:tc>
+          <w:tcPr>
+            <w:tcW w:type="dxa" w:w="700"/>
+            <w:shd w:fill="F7F7F7" w:color="auto" w:val="clear"/>
+            <w:tcMar>
+              <w:top w:type="dxa" w:w="55"/>
+              <w:left w:type="dxa" w:w="95"/>
+              <w:bottom w:type="dxa" w:w="45"/>
+              <w:right w:type="dxa" w:w="95"/>
+            </w:tcMar>
+            <w:vAlign w:val="top"/>
+          </w:tcPr>
+          <w:p>
+            <w:pPr>
+              <w:spacing w:after="30" w:line="250"/>
+            </w:pPr>
+            <w:r>
+              <w:rPr>
+                <w:rFonts w:ascii="Arial" w:cs="Arial" w:eastAsia="Arial" w:hAnsi="Arial"/>
+                <w:b w:val="false"/>
+                <w:bCs w:val="false"/>
+                <w:sz w:val="18"/>
+                <w:szCs w:val="18"/>
+              </w:rPr>
+              <w:t xml:space="preserve">K28</w:t>
+            </w:r>
+          </w:p>
+        </w:tc>
+        <w:tc>
+          <w:tcPr>
+            <w:tcW w:type="dxa" w:w="3300"/>
+            <w:shd w:fill="F7F7F7" w:color="auto" w:val="clear"/>
+            <w:tcMar>
+              <w:top w:type="dxa" w:w="55"/>
+              <w:left w:type="dxa" w:w="95"/>
+              <w:bottom w:type="dxa" w:w="45"/>
+              <w:right w:type="dxa" w:w="95"/>
+            </w:tcMar>
+            <w:vAlign w:val="top"/>
+          </w:tcPr>
+          <w:p>
+            <w:pPr>
+              <w:spacing w:after="30" w:line="250"/>
+            </w:pPr>
+            <w:r>
+              <w:rPr>
+                <w:rFonts w:ascii="Arial" w:cs="Arial" w:eastAsia="Arial" w:hAnsi="Arial"/>
+                <w:b w:val="false"/>
+                <w:bCs w:val="false"/>
+                <w:sz w:val="18"/>
+                <w:szCs w:val="18"/>
+              </w:rPr>
+              <w:t xml:space="preserve">Text in number cells is read leniently.</w:t>
+            </w:r>
+          </w:p>
+        </w:tc>
+        <w:tc>
+          <w:tcPr>
+            <w:tcW w:type="dxa" w:w="5360"/>
+            <w:shd w:fill="F7F7F7" w:color="auto" w:val="clear"/>
+            <w:tcMar>
+              <w:top w:type="dxa" w:w="55"/>
+              <w:left w:type="dxa" w:w="95"/>
+              <w:bottom w:type="dxa" w:w="45"/>
+              <w:right w:type="dxa" w:w="95"/>
+            </w:tcMar>
+            <w:vAlign w:val="top"/>
+          </w:tcPr>
+          <w:p>
+            <w:pPr>
+              <w:spacing w:after="30" w:line="250"/>
+            </w:pPr>
+            <w:r>
+              <w:rPr>
+                <w:rFonts w:ascii="Arial" w:cs="Arial" w:eastAsia="Arial" w:hAnsi="Arial"/>
+                <w:b w:val="false"/>
+                <w:bCs w:val="false"/>
+                <w:sz w:val="18"/>
+                <w:szCs w:val="18"/>
+              </w:rPr>
+              <w:t xml:space="preserve">“460 ft” is read as 460 and “1,234.5” as 1 without a message. Store numbers as numbers (section 3.6).</w:t>
+            </w:r>
+          </w:p>
+        </w:tc>
+      </w:tr>
+      <w:tr>
+        <w:trPr>
+          <w:cantSplit/>
+        </w:trPr>
+        <w:tc>
+          <w:tcPr>
+            <w:tcW w:type="dxa" w:w="700"/>
+            <w:tcMar>
+              <w:top w:type="dxa" w:w="55"/>
+              <w:left w:type="dxa" w:w="95"/>
+              <w:bottom w:type="dxa" w:w="45"/>
+              <w:right w:type="dxa" w:w="95"/>
+            </w:tcMar>
+            <w:vAlign w:val="top"/>
+          </w:tcPr>
+          <w:p>
+            <w:pPr>
+              <w:spacing w:after="30" w:line="250"/>
+            </w:pPr>
+            <w:r>
+              <w:rPr>
+                <w:rFonts w:ascii="Arial" w:cs="Arial" w:eastAsia="Arial" w:hAnsi="Arial"/>
+                <w:b w:val="false"/>
+                <w:bCs w:val="false"/>
+                <w:sz w:val="18"/>
+                <w:szCs w:val="18"/>
+              </w:rPr>
+              <w:t xml:space="preserve">K29</w:t>
+            </w:r>
+          </w:p>
+        </w:tc>
+        <w:tc>
+          <w:tcPr>
+            <w:tcW w:type="dxa" w:w="3300"/>
+            <w:tcMar>
+              <w:top w:type="dxa" w:w="55"/>
+              <w:left w:type="dxa" w:w="95"/>
+              <w:bottom w:type="dxa" w:w="45"/>
+              <w:right w:type="dxa" w:w="95"/>
+            </w:tcMar>
+            <w:vAlign w:val="top"/>
+          </w:tcPr>
+          <w:p>
+            <w:pPr>
+              <w:spacing w:after="30" w:line="250"/>
+            </w:pPr>
+            <w:r>
+              <w:rPr>
+                <w:rFonts w:ascii="Arial" w:cs="Arial" w:eastAsia="Arial" w:hAnsi="Arial"/>
+                <w:b w:val="false"/>
+                <w:bCs w:val="false"/>
+                <w:sz w:val="18"/>
+                <w:szCs w:val="18"/>
+              </w:rPr>
+              <w:t xml:space="preserve">Design Parameters cut and fill totals are text.</w:t>
+            </w:r>
+          </w:p>
+        </w:tc>
+        <w:tc>
+          <w:tcPr>
+            <w:tcW w:type="dxa" w:w="5360"/>
+            <w:tcMar>
+              <w:top w:type="dxa" w:w="55"/>
+              <w:left w:type="dxa" w:w="95"/>
+              <w:bottom w:type="dxa" w:w="45"/>
+              <w:right w:type="dxa" w:w="95"/>
+            </w:tcMar>
+            <w:vAlign w:val="top"/>
+          </w:tcPr>
+          <w:p>
+            <w:pPr>
+              <w:spacing w:after="30" w:line="250"/>
+            </w:pPr>
+            <w:r>
+              <w:rPr>
+                <w:rFonts w:ascii="Arial" w:cs="Arial" w:eastAsia="Arial" w:hAnsi="Arial"/>
+                <w:b w:val="false"/>
+                <w:bCs w:val="false"/>
+                <w:sz w:val="18"/>
+                <w:szCs w:val="18"/>
+              </w:rPr>
+              <w:t xml:space="preserve">Fleet Cut Total and Fleet Fill Total are written as text, not numbers. Convert them before using them in formulas.</w:t>
+            </w:r>
+          </w:p>
+        </w:tc>
+      </w:tr>
+      <w:tr>
+        <w:trPr>
+          <w:cantSplit/>
+        </w:trPr>
+        <w:tc>
+          <w:tcPr>
+            <w:tcW w:type="dxa" w:w="700"/>
+            <w:shd w:fill="F7F7F7" w:color="auto" w:val="clear"/>
+            <w:tcMar>
+              <w:top w:type="dxa" w:w="55"/>
+              <w:left w:type="dxa" w:w="95"/>
+              <w:bottom w:type="dxa" w:w="45"/>
+              <w:right w:type="dxa" w:w="95"/>
+            </w:tcMar>
+            <w:vAlign w:val="top"/>
+          </w:tcPr>
+          <w:p>
+            <w:pPr>
+              <w:spacing w:after="30" w:line="250"/>
+            </w:pPr>
+            <w:r>
+              <w:rPr>
+                <w:rFonts w:ascii="Arial" w:cs="Arial" w:eastAsia="Arial" w:hAnsi="Arial"/>
+                <w:b w:val="false"/>
+                <w:bCs w:val="false"/>
+                <w:sz w:val="18"/>
+                <w:szCs w:val="18"/>
+              </w:rPr>
+              <w:t xml:space="preserve">K31</w:t>
+            </w:r>
+          </w:p>
+        </w:tc>
+        <w:tc>
+          <w:tcPr>
+            <w:tcW w:type="dxa" w:w="3300"/>
+            <w:shd w:fill="F7F7F7" w:color="auto" w:val="clear"/>
+            <w:tcMar>
+              <w:top w:type="dxa" w:w="55"/>
+              <w:left w:type="dxa" w:w="95"/>
+              <w:bottom w:type="dxa" w:w="45"/>
+              <w:right w:type="dxa" w:w="95"/>
+            </w:tcMar>
+            <w:vAlign w:val="top"/>
+          </w:tcPr>
+          <w:p>
+            <w:pPr>
+              <w:spacing w:after="30" w:line="250"/>
+            </w:pPr>
+            <w:r>
+              <w:rPr>
+                <w:rFonts w:ascii="Arial" w:cs="Arial" w:eastAsia="Arial" w:hAnsi="Arial"/>
+                <w:b w:val="false"/>
+                <w:bCs w:val="false"/>
+                <w:sz w:val="18"/>
+                <w:szCs w:val="18"/>
+              </w:rPr>
+              <w:t xml:space="preserve">The Decision Path shows two steps, not three. Reproduced.</w:t>
+            </w:r>
+          </w:p>
+        </w:tc>
+        <w:tc>
+          <w:tcPr>
+            <w:tcW w:type="dxa" w:w="5360"/>
+            <w:shd w:fill="F7F7F7" w:color="auto" w:val="clear"/>
+            <w:tcMar>
+              <w:top w:type="dxa" w:w="55"/>
+              <w:left w:type="dxa" w:w="95"/>
+              <w:bottom w:type="dxa" w:w="45"/>
+              <w:right w:type="dxa" w:w="95"/>
+            </w:tcMar>
+            <w:vAlign w:val="top"/>
+          </w:tcPr>
+          <w:p>
+            <w:pPr>
+              <w:spacing w:after="30" w:line="250"/>
+            </w:pPr>
+            <w:r>
+              <w:rPr>
+                <w:rFonts w:ascii="Arial" w:cs="Arial" w:eastAsia="Arial" w:hAnsi="Arial"/>
+                <w:b w:val="false"/>
+                <w:bCs w:val="false"/>
+                <w:sz w:val="18"/>
+                <w:szCs w:val="18"/>
+              </w:rPr>
+              <w:t xml:space="preserve">For a “Terrain Follow — No Earthwork” tracker the ticked step is still labelled “balanced earthwork”. Rely on the badge and the sentence (section 7.3).</w:t>
             </w:r>
           </w:p>
         </w:tc>
@@ -18653,14 +19597,14 @@
       <w:pPr>
         <w:pStyle w:val="Heading1"/>
       </w:pPr>
-      <w:bookmarkStart w:name="_Toc100048" w:id="49"/>
+      <w:bookmarkStart w:name="_Toc100047" w:id="48"/>
       <w:r>
         <w:rPr>
           <w:rFonts w:ascii="Arial" w:cs="Arial" w:eastAsia="Arial" w:hAnsi="Arial"/>
         </w:rPr>
         <w:t xml:space="preserve">Appendix A  Sample file excerpt</w:t>
       </w:r>
-      <w:bookmarkEnd w:id="49"/>
+      <w:bookmarkEnd w:id="48"/>
     </w:p>
     <w:p>
       <w:pPr>
@@ -20400,7 +21344,7 @@
         <w:sz w:val="15"/>
         <w:szCs w:val="15"/>
       </w:rPr>
-      <w:t xml:space="preserve">Version 1.0 · 5 October 2026 · application v1.1 (revision 962d668)</w:t>
+      <w:t xml:space="preserve">Version 1.0 · 5 October 2026 · application v1.1 (revision fd796dc)</w:t>
     </w:r>
     <w:r>
       <w:rPr>
